--- a/vi/Doc_and_pdf/Ngon_Ngu_Toc_Ky_Quy_Trinh_QH.docx
+++ b/vi/Doc_and_pdf/Ngon_Ngu_Toc_Ky_Quy_Trinh_QH.docx
@@ -16,7 +16,12 @@
         <w:pStyle w:val="Title"/>
       </w:pPr>
       <w:r>
-        <w:t>TỐC KÝ QUY TRÌNH QH</w:t>
+        <w:t>TỐC KÝ QU</w:t>
+      </w:r>
+      <w:bookmarkStart w:id="1" w:name="_GoBack"/>
+      <w:bookmarkEnd w:id="1"/>
+      <w:r>
+        <w:t>Y TRÌNH QH</w:t>
       </w:r>
     </w:p>
     <w:p>
@@ -2647,8 +2652,6 @@
       <w:r>
         <w:br w:type="page"/>
       </w:r>
-      <w:bookmarkStart w:id="1" w:name="_GoBack"/>
-      <w:bookmarkEnd w:id="1"/>
     </w:p>
     <w:p>
       <w:pPr>
@@ -2665,56 +2668,56 @@
       <w:pPr>
         <w:pStyle w:val="Heading2"/>
       </w:pPr>
-      <w:bookmarkStart w:id="3" w:name="lời-mở-đầu"/>
-      <w:bookmarkStart w:id="4" w:name="_Toc229485583"/>
+      <w:bookmarkStart w:id="3" w:name="_Toc229485583"/>
+      <w:bookmarkStart w:id="4" w:name="lời-mở-đầu"/>
       <w:r>
         <w:t>LỜI MỞ ĐẦU</w:t>
       </w:r>
+      <w:bookmarkEnd w:id="3"/>
+    </w:p>
+    <w:p>
+      <w:pPr>
+        <w:pStyle w:val="FirstParagraph"/>
+      </w:pPr>
+      <w:r>
+        <w:t>Trong môi trường làm việc hiện đại, quy trình là xương sống của mọi tổ chức. Tuy nhiên, việc mô tả quy trình thường đối mặt với một nghịch lý: viết quá chi tiết thì dài dòng, khó đọc; viết quá ngắn gọn thì thiếu chính xác, khó hiểu.</w:t>
+      </w:r>
+    </w:p>
+    <w:p>
+      <w:pPr>
+        <w:pStyle w:val="BodyText"/>
+      </w:pPr>
+      <w:r>
+        <w:t>Ngôn ngữ tốc ký quy trình QH (TKQH) ra đời để giải quyết nghịch lý này.</w:t>
+      </w:r>
+    </w:p>
+    <w:p>
+      <w:pPr>
+        <w:pStyle w:val="BodyText"/>
+      </w:pPr>
+      <w:r>
+        <w:t>TKQH là một Domain-Specific Language (DSL) - ngôn ngữ chuyên biệt cho lĩnh vực mô tả quy trình. Lấy cảm hứng từ các ký hiệu chuẩn ISO 5807 nhưng được tối giản hóa triệt để, cho phép bất kỳ ai cũng có thể viết một quy trình hoàn chỉnh trong vài phút bằng giấy bút hoặc gõ văn bản, đồng thời đọc và hiểu luồng quy trình ngay lập tức.</w:t>
+      </w:r>
+    </w:p>
+    <w:p>
+      <w:pPr>
+        <w:pStyle w:val="BodyText"/>
+      </w:pPr>
+      <w:r>
+        <w:t>TKQH không nhằm thay thế BPMN 2.0 hay các chuẩn quy trình chuyên nghiệp khác, mà là một lựa chọn nhẹ, dễ học hơn, phù hợp với nhịp độ làm việc hàng ngày, đặc biệt khi bạn cần ghi lại quy trình nhanh mà không muốn xử lý quá nhiều ký hiệu phức tạp.</w:t>
+      </w:r>
+    </w:p>
+    <w:p>
+      <w:pPr>
+        <w:pStyle w:val="Heading2"/>
+      </w:pPr>
+      <w:bookmarkStart w:id="5" w:name="_Toc229485584"/>
+      <w:bookmarkStart w:id="6" w:name="phần-a---tổng-quan"/>
       <w:bookmarkEnd w:id="4"/>
-    </w:p>
-    <w:p>
-      <w:pPr>
-        <w:pStyle w:val="FirstParagraph"/>
-      </w:pPr>
-      <w:r>
-        <w:t>Trong môi trường làm việc hiện đại, quy trình là xương sống của mọi tổ chức. Tuy nhiên, việc mô tả quy trình thường đối mặt với một nghịch lý: viết quá chi tiết thì dài dòng, khó đọc; viết quá ngắn gọn thì thiếu chính xác, khó hiểu.</w:t>
-      </w:r>
-    </w:p>
-    <w:p>
-      <w:pPr>
-        <w:pStyle w:val="BodyText"/>
-      </w:pPr>
-      <w:r>
-        <w:t>Ngôn ngữ tốc ký quy trình QH (TKQH) ra đời để giải quyết nghịch lý này.</w:t>
-      </w:r>
-    </w:p>
-    <w:p>
-      <w:pPr>
-        <w:pStyle w:val="BodyText"/>
-      </w:pPr>
-      <w:r>
-        <w:t>TKQH là một Domain-Specific Language (DSL) - ngôn ngữ chuyên biệt cho lĩnh vực mô tả quy trình. Lấy cảm hứng từ các ký hiệu chuẩn ISO 5807 nhưng được tối giản hóa triệt để, cho phép bất kỳ ai cũng có thể viết một quy trình hoàn chỉnh trong vài phút bằng giấy bút hoặc gõ văn bản, đồng thời đọc và hiểu luồng quy trình ngay lập tức.</w:t>
-      </w:r>
-    </w:p>
-    <w:p>
-      <w:pPr>
-        <w:pStyle w:val="BodyText"/>
-      </w:pPr>
-      <w:r>
-        <w:t>TKQH không nhằm thay thế BPMN 2.0 hay các chuẩn quy trình chuyên nghiệp khác, mà là một lựa chọn nhẹ, dễ học hơn, phù hợp với nhịp độ làm việc hàng ngày, đặc biệt khi bạn cần ghi lại quy trình nhanh mà không muốn xử lý quá nhiều ký hiệu phức tạp.</w:t>
-      </w:r>
-    </w:p>
-    <w:p>
-      <w:pPr>
-        <w:pStyle w:val="Heading2"/>
-      </w:pPr>
-      <w:bookmarkStart w:id="5" w:name="phần-a---tổng-quan"/>
-      <w:bookmarkStart w:id="6" w:name="_Toc229485584"/>
-      <w:bookmarkEnd w:id="3"/>
       <w:r>
         <w:t>PHẦN A - TỔNG QUAN</w:t>
       </w:r>
-      <w:bookmarkEnd w:id="6"/>
+      <w:bookmarkEnd w:id="5"/>
     </w:p>
     <w:p>
       <w:pPr>
@@ -3281,14 +3284,14 @@
       <w:pPr>
         <w:pStyle w:val="Heading2"/>
       </w:pPr>
-      <w:bookmarkStart w:id="11" w:name="phần-b---điểm-mạnh-và-giá-trị-cốt-lõi"/>
-      <w:bookmarkStart w:id="12" w:name="_Toc229485585"/>
-      <w:bookmarkEnd w:id="5"/>
+      <w:bookmarkStart w:id="11" w:name="_Toc229485585"/>
+      <w:bookmarkStart w:id="12" w:name="phần-b---điểm-mạnh-và-giá-trị-cốt-lõi"/>
+      <w:bookmarkEnd w:id="6"/>
       <w:bookmarkEnd w:id="10"/>
       <w:r>
         <w:t>PHẦN B - ĐIỂM MẠNH VÀ GIÁ TRỊ CỐT LÕI</w:t>
       </w:r>
-      <w:bookmarkEnd w:id="12"/>
+      <w:bookmarkEnd w:id="11"/>
     </w:p>
     <w:p>
       <w:pPr>
@@ -6494,7 +6497,7 @@
       </w:pPr>
       <w:bookmarkStart w:id="19" w:name="chương-2-đặc-tả-kỹ-thuật"/>
       <w:bookmarkEnd w:id="0"/>
-      <w:bookmarkEnd w:id="11"/>
+      <w:bookmarkEnd w:id="12"/>
       <w:bookmarkEnd w:id="18"/>
       <w:r>
         <w:br w:type="page"/>
@@ -6510,12 +6513,12 @@
       <w:pPr>
         <w:pStyle w:val="Heading2"/>
       </w:pPr>
-      <w:bookmarkStart w:id="21" w:name="phần-1---học-nhanh"/>
-      <w:bookmarkStart w:id="22" w:name="_Toc229485587"/>
+      <w:bookmarkStart w:id="21" w:name="_Toc229485587"/>
+      <w:bookmarkStart w:id="22" w:name="phần-1---học-nhanh"/>
       <w:r>
         <w:t>PHẦN 1 - HỌC NHANH</w:t>
       </w:r>
-      <w:bookmarkEnd w:id="22"/>
+      <w:bookmarkEnd w:id="21"/>
     </w:p>
     <w:p>
       <w:pPr>
@@ -7714,7 +7717,13 @@
               <w:pStyle w:val="Compact"/>
             </w:pPr>
             <w:r>
-              <w:t>Một Luồng đi ra từ một Nút (trừ Cổng ra, Cổng phụ đi ra). Một nhánh có thể bao gồm một hoặc nhiều Nút.</w:t>
+              <w:t xml:space="preserve">Một Luồng đi ra từ một Nút (trừ Cổng ra, </w:t>
+            </w:r>
+            <w:r>
+              <w:t>Cổng phụ đầu ra</w:t>
+            </w:r>
+            <w:r>
+              <w:t>). Một nhánh có thể bao gồm một hoặc nhiều Nút.</w:t>
             </w:r>
           </w:p>
         </w:tc>
@@ -7758,7 +7767,13 @@
               <w:pStyle w:val="Compact"/>
             </w:pPr>
             <w:r>
-              <w:t>Từ một Nút (trừ Cổng ra, Cổng phụ đi ra) chia ra nhiều Luồng thực hiện đồng thời (AND-fork).</w:t>
+              <w:t xml:space="preserve">Từ một Nút (trừ Cổng ra, </w:t>
+            </w:r>
+            <w:r>
+              <w:t>Cổng phụ đầu ra</w:t>
+            </w:r>
+            <w:r>
+              <w:t>) chia ra nhiều Luồng thực hiện đồng thời (AND-fork).</w:t>
             </w:r>
           </w:p>
         </w:tc>
@@ -9056,7 +9071,7 @@
         </w:rPr>
       </w:pPr>
       <w:bookmarkStart w:id="27" w:name="phần-2---vai-trò-role"/>
-      <w:bookmarkEnd w:id="21"/>
+      <w:bookmarkEnd w:id="22"/>
       <w:bookmarkEnd w:id="26"/>
       <w:r>
         <w:br w:type="page"/>
@@ -10344,14 +10359,14 @@
       <w:pPr>
         <w:pStyle w:val="Heading2"/>
       </w:pPr>
-      <w:bookmarkStart w:id="41" w:name="phần-4---nút-tổng-quan-và-đánh-số"/>
-      <w:bookmarkStart w:id="42" w:name="_Toc229485590"/>
+      <w:bookmarkStart w:id="41" w:name="_Toc229485590"/>
+      <w:bookmarkStart w:id="42" w:name="phần-4---nút-tổng-quan-và-đánh-số"/>
       <w:bookmarkEnd w:id="34"/>
       <w:bookmarkEnd w:id="40"/>
       <w:r>
         <w:t>PHẦN 4 - NÚT: TỔNG QUAN VÀ ĐÁNH SỐ</w:t>
       </w:r>
-      <w:bookmarkEnd w:id="42"/>
+      <w:bookmarkEnd w:id="41"/>
     </w:p>
     <w:p>
       <w:pPr>
@@ -11499,14 +11514,14 @@
       <w:pPr>
         <w:pStyle w:val="Heading2"/>
       </w:pPr>
-      <w:bookmarkStart w:id="48" w:name="phần-5---đường-luồng-flowline"/>
-      <w:bookmarkStart w:id="49" w:name="_Toc229485591"/>
-      <w:bookmarkEnd w:id="41"/>
+      <w:bookmarkStart w:id="48" w:name="_Toc229485591"/>
+      <w:bookmarkStart w:id="49" w:name="phần-5---đường-luồng-flowline"/>
+      <w:bookmarkEnd w:id="42"/>
       <w:bookmarkEnd w:id="47"/>
       <w:r>
         <w:t>PHẦN 5 - ĐƯỜNG LUỒNG (FLOWLINE)</w:t>
       </w:r>
-      <w:bookmarkEnd w:id="49"/>
+      <w:bookmarkEnd w:id="48"/>
     </w:p>
     <w:p>
       <w:pPr>
@@ -12250,7 +12265,7 @@
         </w:rPr>
       </w:pPr>
       <w:bookmarkStart w:id="55" w:name="phần-6---mô-tả"/>
-      <w:bookmarkEnd w:id="48"/>
+      <w:bookmarkEnd w:id="49"/>
       <w:bookmarkEnd w:id="54"/>
       <w:r>
         <w:br w:type="page"/>
@@ -13485,15 +13500,15 @@
       <w:pPr>
         <w:pStyle w:val="Heading2"/>
       </w:pPr>
-      <w:bookmarkStart w:id="69" w:name="phần-8---cổng-vàocổng-ra"/>
-      <w:bookmarkStart w:id="70" w:name="_Toc229485594"/>
+      <w:bookmarkStart w:id="69" w:name="_Toc229485594"/>
+      <w:bookmarkStart w:id="70" w:name="phần-8---cổng-vàocổng-ra"/>
       <w:bookmarkEnd w:id="62"/>
       <w:bookmarkEnd w:id="68"/>
       <w:r>
         <w:lastRenderedPageBreak/>
         <w:t>PHẦN 8 - CỔNG VÀO/CỔNG RA</w:t>
       </w:r>
-      <w:bookmarkEnd w:id="70"/>
+      <w:bookmarkEnd w:id="69"/>
     </w:p>
     <w:p>
       <w:pPr>
@@ -13592,7 +13607,13 @@
         <w:t>\.</w:t>
       </w:r>
       <w:r>
-        <w:t xml:space="preserve">) hoặc Cổng phụ đi vào (ký hiệu </w:t>
+        <w:t xml:space="preserve">) hoặc </w:t>
+      </w:r>
+      <w:r>
+        <w:t>Cổng phụ đầu vào</w:t>
+      </w:r>
+      <w:r>
+        <w:t xml:space="preserve"> (ký hiệu </w:t>
       </w:r>
       <w:r>
         <w:rPr>
@@ -13620,7 +13641,13 @@
         <w:t>QT.8.3:</w:t>
       </w:r>
       <w:r>
-        <w:t xml:space="preserve"> Sau Cổng vào hoặc Cổng phụ đi vào đầu tiên tại 1.1, có thể khai báo thêm các Cổng vào/Cổng phụ ở các ID hợp lệ khác; mỗi Cổng là một Nút riêng và phải tuân thủ quy tắc đánh số Nút.</w:t>
+        <w:t xml:space="preserve"> Sau Cổng vào hoặc </w:t>
+      </w:r>
+      <w:r>
+        <w:t>Cổng phụ đầu vào</w:t>
+      </w:r>
+      <w:r>
+        <w:t xml:space="preserve"> đầu tiên tại 1.1, có thể khai báo thêm các Cổng vào/Cổng phụ ở các ID hợp lệ khác; mỗi Cổng là một Nút riêng và phải tuân thủ quy tắc đánh số Nút.</w:t>
       </w:r>
     </w:p>
     <w:p>
@@ -13776,7 +13803,13 @@
         <w:t>QT.8.6:</w:t>
       </w:r>
       <w:r>
-        <w:t xml:space="preserve"> Không có yêu cầu bắt buộc về loại Nút cuối cùng của quy trình. Nút cuối có thể là Cổng ra, Cổng phụ đi ra, hoặc bất kỳ loại Nút nào khác tùy người viết.</w:t>
+        <w:t xml:space="preserve"> Không có yêu cầu bắt buộc về loại Nút cuối cùng của quy trình. Nút cuối có thể là Cổng ra, </w:t>
+      </w:r>
+      <w:r>
+        <w:t>Cổng phụ đầu ra</w:t>
+      </w:r>
+      <w:r>
+        <w:t>, hoặc bất kỳ loại Nút nào khác tùy người viết.</w:t>
       </w:r>
     </w:p>
     <w:p>
@@ -14361,14 +14394,14 @@
       <w:pPr>
         <w:pStyle w:val="Heading2"/>
       </w:pPr>
-      <w:bookmarkStart w:id="76" w:name="phần-9---cổng-phụ"/>
-      <w:bookmarkStart w:id="77" w:name="_Toc229485595"/>
-      <w:bookmarkEnd w:id="69"/>
+      <w:bookmarkStart w:id="76" w:name="_Toc229485595"/>
+      <w:bookmarkStart w:id="77" w:name="phần-9---cổng-phụ"/>
+      <w:bookmarkEnd w:id="70"/>
       <w:bookmarkEnd w:id="75"/>
       <w:r>
         <w:t>PHẦN 9 - CỔNG PHỤ</w:t>
       </w:r>
-      <w:bookmarkEnd w:id="77"/>
+      <w:bookmarkEnd w:id="76"/>
     </w:p>
     <w:p>
       <w:pPr>
@@ -14400,35 +14433,49 @@
           <w:b/>
           <w:bCs/>
         </w:rPr>
-        <w:t>Cổng phụ đi vào:</w:t>
-      </w:r>
-      <w:r>
-        <w:t xml:space="preserve"> là Cổng phụ mà từ nó có Đường luồng </w:t>
-      </w:r>
-      <w:r>
-        <w:rPr>
-          <w:rStyle w:val="Hashtag"/>
-        </w:rPr>
-        <w:t>-&gt;</w:t>
-      </w:r>
-      <w:r>
-        <w:t xml:space="preserve"> đi ra, và không có Đường luồng nào trỏ vào nó. Dùng để thay thế Cổng vào trên trang tiếp theo.</w:t>
-      </w:r>
-    </w:p>
-    <w:p>
-      <w:pPr>
-        <w:pStyle w:val="Compact"/>
-        <w:numPr>
-          <w:ilvl w:val="0"/>
-          <w:numId w:val="1"/>
-        </w:numPr>
-      </w:pPr>
+        <w:t>Cổng phụ đầu vào</w:t>
+      </w:r>
       <w:r>
         <w:rPr>
           <w:b/>
           <w:bCs/>
         </w:rPr>
-        <w:t>Cổng phụ đi ra:</w:t>
+        <w:t>:</w:t>
+      </w:r>
+      <w:r>
+        <w:t xml:space="preserve"> là Cổng phụ mà từ nó có Đường luồng </w:t>
+      </w:r>
+      <w:r>
+        <w:rPr>
+          <w:rStyle w:val="Hashtag"/>
+        </w:rPr>
+        <w:t>-&gt;</w:t>
+      </w:r>
+      <w:r>
+        <w:t xml:space="preserve"> đi ra, và không có Đường luồng nào trỏ vào nó. Dùng để thay thế Cổng vào trên trang tiếp theo.</w:t>
+      </w:r>
+    </w:p>
+    <w:p>
+      <w:pPr>
+        <w:pStyle w:val="Compact"/>
+        <w:numPr>
+          <w:ilvl w:val="0"/>
+          <w:numId w:val="1"/>
+        </w:numPr>
+      </w:pPr>
+      <w:r>
+        <w:rPr>
+          <w:b/>
+          <w:bCs/>
+        </w:rPr>
+        <w:t>Cổng phụ đầu ra</w:t>
+      </w:r>
+      <w:r>
+        <w:rPr>
+          <w:b/>
+          <w:bCs/>
+        </w:rPr>
+        <w:t>:</w:t>
       </w:r>
       <w:r>
         <w:t xml:space="preserve"> là Cổng phụ mà có Đường luồng </w:t>
@@ -14448,7 +14495,19 @@
         <w:pStyle w:val="FirstParagraph"/>
       </w:pPr>
       <w:r>
-        <w:t xml:space="preserve">Cho phép có nhiều Cổng phụ đi vào và nhiều Cổng phụ đi ra. Không có Cổng phụ nào vừa nhận luồng vào vừa có luồng đi ra; nếu có, đây là lỗi. Mọi luồng đến hoặc đi từ Cổng phụ đều phải khai báo tường minh bằng </w:t>
+        <w:t xml:space="preserve">Cho phép có nhiều </w:t>
+      </w:r>
+      <w:r>
+        <w:t>Cổng phụ đầu vào</w:t>
+      </w:r>
+      <w:r>
+        <w:t xml:space="preserve"> và nhiều </w:t>
+      </w:r>
+      <w:r>
+        <w:t>Cổng phụ đầu ra</w:t>
+      </w:r>
+      <w:r>
+        <w:t xml:space="preserve">. Không có Cổng phụ nào vừa nhận luồng vào vừa có luồng đi ra; nếu có, đây là lỗi. Mọi luồng đến hoặc đi từ Cổng phụ đều phải khai báo tường minh bằng </w:t>
       </w:r>
       <w:r>
         <w:rPr>
@@ -14483,7 +14542,10 @@
         <w:pStyle w:val="CodeBlock"/>
       </w:pPr>
       <w:r>
-        <w:t>Cổng phụ đi vào:</w:t>
+        <w:t>Cổng phụ đầu vào</w:t>
+      </w:r>
+      <w:r>
+        <w:t>:</w:t>
       </w:r>
       <w:r>
         <w:br/>
@@ -14497,7 +14559,12 @@
       </w:r>
       <w:r>
         <w:br/>
-        <w:t>Cổng phụ đi ra:</w:t>
+      </w:r>
+      <w:r>
+        <w:t>Cổng phụ đầu ra</w:t>
+      </w:r>
+      <w:r>
+        <w:t>:</w:t>
       </w:r>
       <w:r>
         <w:br/>
@@ -14562,7 +14629,13 @@
       </w:pPr>
       <w:r>
         <w:lastRenderedPageBreak/>
-        <w:t>Mô tả: nhãn ngắn gọn 1-2 ký tự (chữ số 0-9 hoặc chữ cái a-Z), dùng để ghép cặp Cổng phụ đi vào và đầu ra tương ứng với nhau trên các trang sơ đồ khác nhau. Bắt buộc phải có.</w:t>
+        <w:t xml:space="preserve">Mô tả: nhãn ngắn gọn 1-2 ký tự (chữ số 0-9 hoặc chữ cái a-Z), dùng để ghép cặp </w:t>
+      </w:r>
+      <w:r>
+        <w:t>Cổng phụ đầu vào</w:t>
+      </w:r>
+      <w:r>
+        <w:t xml:space="preserve"> và đầu ra tương ứng với nhau trên các trang sơ đồ khác nhau. Bắt buộc phải có.</w:t>
       </w:r>
     </w:p>
     <w:p>
@@ -14643,7 +14716,19 @@
         <w:t>QT.9.2:</w:t>
       </w:r>
       <w:r>
-        <w:t xml:space="preserve"> Mô tả của Cổng phụ đi vào bắt buộc phải khác với Mô tả của Cổng phụ đi ra trong cùng một quy trình.</w:t>
+        <w:t xml:space="preserve"> Mô tả của </w:t>
+      </w:r>
+      <w:r>
+        <w:t>Cổng phụ đầu vào</w:t>
+      </w:r>
+      <w:r>
+        <w:t xml:space="preserve"> bắt buộc phải khác với Mô tả của </w:t>
+      </w:r>
+      <w:r>
+        <w:t>Cổng phụ đầu ra</w:t>
+      </w:r>
+      <w:r>
+        <w:t xml:space="preserve"> trong cùng một quy trình.</w:t>
       </w:r>
     </w:p>
     <w:p>
@@ -14681,7 +14766,19 @@
         <w:t>QT.9.4:</w:t>
       </w:r>
       <w:r>
-        <w:t xml:space="preserve"> Mọi luồng đi vào Cổng phụ đi ra và mọi luồng đi ra từ Cổng phụ đi vào đều phải khai báo tường minh bằng </w:t>
+        <w:t xml:space="preserve"> Mọi luồng đi vào </w:t>
+      </w:r>
+      <w:r>
+        <w:t>Cổng phụ đầu ra</w:t>
+      </w:r>
+      <w:r>
+        <w:t xml:space="preserve"> và mọi luồng đi ra từ </w:t>
+      </w:r>
+      <w:r>
+        <w:t>Cổng phụ đầu vào</w:t>
+      </w:r>
+      <w:r>
+        <w:t xml:space="preserve"> đều phải khai báo tường minh bằng </w:t>
       </w:r>
       <w:r>
         <w:rPr>
@@ -14815,7 +14912,7 @@
         </w:rPr>
       </w:pPr>
       <w:bookmarkStart w:id="83" w:name="X2509a27361864319980659775ea596a6f4dc754"/>
-      <w:bookmarkEnd w:id="76"/>
+      <w:bookmarkEnd w:id="77"/>
       <w:bookmarkEnd w:id="82"/>
       <w:r>
         <w:br w:type="page"/>
@@ -15430,14 +15527,14 @@
       <w:pPr>
         <w:pStyle w:val="Heading2"/>
       </w:pPr>
-      <w:bookmarkStart w:id="90" w:name="phần-11---quyết-định-decision"/>
-      <w:bookmarkStart w:id="91" w:name="_Toc229485597"/>
+      <w:bookmarkStart w:id="90" w:name="_Toc229485597"/>
+      <w:bookmarkStart w:id="91" w:name="phần-11---quyết-định-decision"/>
       <w:bookmarkEnd w:id="83"/>
       <w:bookmarkEnd w:id="89"/>
       <w:r>
         <w:t>PHẦN 11 - QUYẾT ĐỊNH (DECISION)</w:t>
       </w:r>
-      <w:bookmarkEnd w:id="91"/>
+      <w:bookmarkEnd w:id="90"/>
     </w:p>
     <w:p>
       <w:pPr>
@@ -16127,15 +16224,15 @@
       <w:pPr>
         <w:pStyle w:val="Heading2"/>
       </w:pPr>
-      <w:bookmarkStart w:id="97" w:name="phần-12---điểm-nối"/>
-      <w:bookmarkStart w:id="98" w:name="_Toc229485598"/>
-      <w:bookmarkEnd w:id="90"/>
+      <w:bookmarkStart w:id="97" w:name="_Toc229485598"/>
+      <w:bookmarkStart w:id="98" w:name="phần-12---điểm-nối"/>
+      <w:bookmarkEnd w:id="91"/>
       <w:bookmarkEnd w:id="96"/>
       <w:r>
         <w:lastRenderedPageBreak/>
         <w:t>PHẦN 12 - ĐIỂM NỐI</w:t>
       </w:r>
-      <w:bookmarkEnd w:id="98"/>
+      <w:bookmarkEnd w:id="97"/>
     </w:p>
     <w:p>
       <w:pPr>
@@ -16648,7 +16745,7 @@
         </w:rPr>
       </w:pPr>
       <w:bookmarkStart w:id="104" w:name="phần-13---phân-tách-forkparallel"/>
-      <w:bookmarkEnd w:id="97"/>
+      <w:bookmarkEnd w:id="98"/>
       <w:bookmarkEnd w:id="103"/>
       <w:r>
         <w:br w:type="page"/>
@@ -16679,7 +16776,13 @@
         <w:pStyle w:val="FirstParagraph"/>
       </w:pPr>
       <w:r>
-        <w:t>Phân tách cho phép từ một Nút nguồn tạo ra nhiều Luồng thực hiện đồng thời độc lập. Nút nguồn có thể là Hành động, Cổng vào, Cổng phụ đi vào hoặc Điểm phát.</w:t>
+        <w:t xml:space="preserve">Phân tách cho phép từ một Nút nguồn tạo ra nhiều Luồng thực hiện đồng thời độc lập. Nút nguồn có thể là Hành động, Cổng vào, </w:t>
+      </w:r>
+      <w:r>
+        <w:t>Cổng phụ đầu vào</w:t>
+      </w:r>
+      <w:r>
+        <w:t xml:space="preserve"> hoặc Điểm phát.</w:t>
       </w:r>
     </w:p>
     <w:p>
@@ -16756,7 +16859,13 @@
         <w:t>QT.13.1:</w:t>
       </w:r>
       <w:r>
-        <w:t xml:space="preserve"> Phân tách chỉ có thể xuất phát từ một Hành động, Cổng vào, Cổng phụ đi vào hoặc Điểm nối Điểm phát. Quyết định không thể là gốc của phân tách.</w:t>
+        <w:t xml:space="preserve"> Phân tách chỉ có thể xuất phát từ một Hành động, Cổng vào, </w:t>
+      </w:r>
+      <w:r>
+        <w:t>Cổng phụ đầu vào</w:t>
+      </w:r>
+      <w:r>
+        <w:t xml:space="preserve"> hoặc Điểm nối Điểm phát. Quyết định không thể là gốc của phân tách.</w:t>
       </w:r>
     </w:p>
     <w:p>
@@ -17418,14 +17527,14 @@
       <w:pPr>
         <w:pStyle w:val="Heading2"/>
       </w:pPr>
-      <w:bookmarkStart w:id="118" w:name="phần-15---bình-luận-tài-liệu-comment"/>
-      <w:bookmarkStart w:id="119" w:name="_Toc229485601"/>
+      <w:bookmarkStart w:id="118" w:name="_Toc229485601"/>
+      <w:bookmarkStart w:id="119" w:name="phần-15---bình-luận-tài-liệu-comment"/>
       <w:bookmarkEnd w:id="111"/>
       <w:bookmarkEnd w:id="117"/>
       <w:r>
         <w:t>PHẦN 15 - BÌNH LUẬN TÀI LIỆU (COMMENT)</w:t>
       </w:r>
-      <w:bookmarkEnd w:id="119"/>
+      <w:bookmarkEnd w:id="118"/>
     </w:p>
     <w:p>
       <w:pPr>
@@ -17673,26 +17782,26 @@
       <w:pPr>
         <w:pStyle w:val="Heading1"/>
       </w:pPr>
-      <w:bookmarkStart w:id="123" w:name="phụ-lục-tài-liệu-tham-chiếu-nhanh"/>
-      <w:bookmarkStart w:id="124" w:name="_Toc229485602"/>
-      <w:bookmarkEnd w:id="118"/>
+      <w:bookmarkStart w:id="123" w:name="_Toc229485602"/>
+      <w:bookmarkStart w:id="124" w:name="phụ-lục-tài-liệu-tham-chiếu-nhanh"/>
+      <w:bookmarkEnd w:id="119"/>
       <w:bookmarkEnd w:id="122"/>
       <w:r>
         <w:lastRenderedPageBreak/>
         <w:t>PHỤ LỤC: TÀI LIỆU THAM CHIẾU NHANH</w:t>
       </w:r>
-      <w:bookmarkEnd w:id="124"/>
+      <w:bookmarkEnd w:id="123"/>
     </w:p>
     <w:p>
       <w:pPr>
         <w:pStyle w:val="Heading2"/>
       </w:pPr>
-      <w:bookmarkStart w:id="125" w:name="phần-1---bảng-thuật-ngữ-và-ký-hiệu"/>
-      <w:bookmarkStart w:id="126" w:name="_Toc229485603"/>
+      <w:bookmarkStart w:id="125" w:name="_Toc229485603"/>
+      <w:bookmarkStart w:id="126" w:name="phần-1---bảng-thuật-ngữ-và-ký-hiệu"/>
       <w:r>
         <w:t>PHẦN 1 - BẢNG THUẬT NGỮ VÀ KÝ HIỆU</w:t>
       </w:r>
-      <w:bookmarkEnd w:id="126"/>
+      <w:bookmarkEnd w:id="125"/>
     </w:p>
     <w:tbl>
       <w:tblPr>
@@ -18622,7 +18731,7 @@
         <w:pStyle w:val="Heading2"/>
       </w:pPr>
       <w:bookmarkStart w:id="127" w:name="phần-2---vai-trò-role-1"/>
-      <w:bookmarkEnd w:id="125"/>
+      <w:bookmarkEnd w:id="126"/>
     </w:p>
     <w:p>
       <w:pPr>
@@ -18820,13 +18929,13 @@
       <w:pPr>
         <w:pStyle w:val="Heading2"/>
       </w:pPr>
-      <w:bookmarkStart w:id="129" w:name="phần-3---giai-đoạn-stage-1"/>
-      <w:bookmarkStart w:id="130" w:name="_Toc229485605"/>
+      <w:bookmarkStart w:id="129" w:name="_Toc229485605"/>
+      <w:bookmarkStart w:id="130" w:name="phần-3---giai-đoạn-stage-1"/>
       <w:bookmarkEnd w:id="127"/>
       <w:r>
         <w:t>PHẦN 3 - GIAI ĐOẠN (STAGE)</w:t>
       </w:r>
-      <w:bookmarkEnd w:id="130"/>
+      <w:bookmarkEnd w:id="129"/>
     </w:p>
     <w:p>
       <w:pPr>
@@ -18992,13 +19101,13 @@
       <w:pPr>
         <w:pStyle w:val="Heading2"/>
       </w:pPr>
-      <w:bookmarkStart w:id="131" w:name="phần-4---nút-tổng-quan-và-đánh-số-1"/>
-      <w:bookmarkStart w:id="132" w:name="_Toc229485606"/>
-      <w:bookmarkEnd w:id="129"/>
+      <w:bookmarkStart w:id="131" w:name="_Toc229485606"/>
+      <w:bookmarkStart w:id="132" w:name="phần-4---nút-tổng-quan-và-đánh-số-1"/>
+      <w:bookmarkEnd w:id="130"/>
       <w:r>
         <w:t>PHẦN 4 - NÚT: TỔNG QUAN VÀ ĐÁNH SỐ</w:t>
       </w:r>
-      <w:bookmarkEnd w:id="132"/>
+      <w:bookmarkEnd w:id="131"/>
     </w:p>
     <w:p>
       <w:pPr>
@@ -19717,13 +19826,13 @@
       <w:pPr>
         <w:pStyle w:val="Heading2"/>
       </w:pPr>
-      <w:bookmarkStart w:id="133" w:name="phần-5---đường-luồng-flowline-1"/>
-      <w:bookmarkStart w:id="134" w:name="_Toc229485607"/>
-      <w:bookmarkEnd w:id="131"/>
+      <w:bookmarkStart w:id="133" w:name="_Toc229485607"/>
+      <w:bookmarkStart w:id="134" w:name="phần-5---đường-luồng-flowline-1"/>
+      <w:bookmarkEnd w:id="132"/>
       <w:r>
         <w:t>PHẦN 5 - ĐƯỜNG LUỒNG (FLOWLINE)</w:t>
       </w:r>
-      <w:bookmarkEnd w:id="134"/>
+      <w:bookmarkEnd w:id="133"/>
     </w:p>
     <w:p>
       <w:pPr>
@@ -19978,13 +20087,13 @@
       <w:pPr>
         <w:pStyle w:val="Heading2"/>
       </w:pPr>
-      <w:bookmarkStart w:id="135" w:name="phần-6---mô-tả-1"/>
-      <w:bookmarkStart w:id="136" w:name="_Toc229485608"/>
-      <w:bookmarkEnd w:id="133"/>
+      <w:bookmarkStart w:id="135" w:name="_Toc229485608"/>
+      <w:bookmarkStart w:id="136" w:name="phần-6---mô-tả-1"/>
+      <w:bookmarkEnd w:id="134"/>
       <w:r>
         <w:t>PHẦN 6 - MÔ TẢ</w:t>
       </w:r>
-      <w:bookmarkEnd w:id="136"/>
+      <w:bookmarkEnd w:id="135"/>
     </w:p>
     <w:p>
       <w:pPr>
@@ -20243,13 +20352,13 @@
       <w:pPr>
         <w:pStyle w:val="Heading2"/>
       </w:pPr>
-      <w:bookmarkStart w:id="137" w:name="phần-7---ghi-chú-annotation-1"/>
-      <w:bookmarkStart w:id="138" w:name="_Toc229485609"/>
-      <w:bookmarkEnd w:id="135"/>
+      <w:bookmarkStart w:id="137" w:name="_Toc229485609"/>
+      <w:bookmarkStart w:id="138" w:name="phần-7---ghi-chú-annotation-1"/>
+      <w:bookmarkEnd w:id="136"/>
       <w:r>
         <w:t>PHẦN 7 - GHI CHÚ (ANNOTATION)</w:t>
       </w:r>
-      <w:bookmarkEnd w:id="138"/>
+      <w:bookmarkEnd w:id="137"/>
     </w:p>
     <w:p>
       <w:pPr>
@@ -20461,14 +20570,14 @@
       <w:pPr>
         <w:pStyle w:val="Heading2"/>
       </w:pPr>
-      <w:bookmarkStart w:id="139" w:name="phần-8---cổng-vào-cổng-ra"/>
-      <w:bookmarkStart w:id="140" w:name="_Toc229485610"/>
-      <w:bookmarkEnd w:id="137"/>
+      <w:bookmarkStart w:id="139" w:name="_Toc229485610"/>
+      <w:bookmarkStart w:id="140" w:name="phần-8---cổng-vào-cổng-ra"/>
+      <w:bookmarkEnd w:id="138"/>
       <w:r>
         <w:lastRenderedPageBreak/>
         <w:t>PHẦN 8 - CỔNG VÀO / CỔNG RA</w:t>
       </w:r>
-      <w:bookmarkEnd w:id="140"/>
+      <w:bookmarkEnd w:id="139"/>
     </w:p>
     <w:p>
       <w:pPr>
@@ -20668,13 +20777,13 @@
       <w:pPr>
         <w:pStyle w:val="Heading2"/>
       </w:pPr>
-      <w:bookmarkStart w:id="141" w:name="phần-9---cổng-phụ-1"/>
-      <w:bookmarkStart w:id="142" w:name="_Toc229485611"/>
-      <w:bookmarkEnd w:id="139"/>
+      <w:bookmarkStart w:id="141" w:name="_Toc229485611"/>
+      <w:bookmarkStart w:id="142" w:name="phần-9---cổng-phụ-1"/>
+      <w:bookmarkEnd w:id="140"/>
       <w:r>
         <w:t>PHẦN 9 - CỔNG PHỤ</w:t>
       </w:r>
-      <w:bookmarkEnd w:id="142"/>
+      <w:bookmarkEnd w:id="141"/>
     </w:p>
     <w:p>
       <w:pPr>
@@ -20693,11 +20802,23 @@
         <w:pStyle w:val="CodeBlock"/>
       </w:pPr>
       <w:r>
-        <w:t xml:space="preserve">    Cổng phụ đi vào:  x.y \/ Mô tả ~Ghi chú~ 'Nhãn' -&gt; Đích</w:t>
-      </w:r>
-      <w:r>
-        <w:br/>
-        <w:t xml:space="preserve">    Cổng phụ đi ra:   x.y \/ Mô tả ~Ghi chú~</w:t>
+        <w:t xml:space="preserve">    </w:t>
+      </w:r>
+      <w:r>
+        <w:t>Cổng phụ đầu vào</w:t>
+      </w:r>
+      <w:r>
+        <w:t>:  x.y \/ Mô tả ~Ghi chú~ 'Nhãn' -&gt; Đích</w:t>
+      </w:r>
+      <w:r>
+        <w:br/>
+        <w:t xml:space="preserve">    </w:t>
+      </w:r>
+      <w:r>
+        <w:t>Cổng phụ đầu ra</w:t>
+      </w:r>
+      <w:r>
+        <w:t>:   x.y \/ Mô tả ~Ghi chú~</w:t>
       </w:r>
       <w:r>
         <w:br/>
@@ -20757,7 +20878,13 @@
         </w:numPr>
       </w:pPr>
       <w:r>
-        <w:t>Mô tả của Cổng phụ đi vào và đi ra trong cùng quy trình phải khác nhau.</w:t>
+        <w:t xml:space="preserve">Mô tả của </w:t>
+      </w:r>
+      <w:r>
+        <w:t>Cổng phụ đầu vào</w:t>
+      </w:r>
+      <w:r>
+        <w:t xml:space="preserve"> và đi ra trong cùng quy trình phải khác nhau.</w:t>
       </w:r>
     </w:p>
     <w:p>
@@ -20828,13 +20955,13 @@
       <w:pPr>
         <w:pStyle w:val="Heading2"/>
       </w:pPr>
-      <w:bookmarkStart w:id="143" w:name="Xd5d12a6fad8bdbfc33cdfcb5d07e763c9506db6"/>
-      <w:bookmarkStart w:id="144" w:name="_Toc229485612"/>
-      <w:bookmarkEnd w:id="141"/>
+      <w:bookmarkStart w:id="143" w:name="_Toc229485612"/>
+      <w:bookmarkStart w:id="144" w:name="Xd5d12a6fad8bdbfc33cdfcb5d07e763c9506db6"/>
+      <w:bookmarkEnd w:id="142"/>
       <w:r>
         <w:t>PHẦN 10 - HÀNH ĐỘNG (TÁC VỤ, NGÕ, QUY TRÌNH CON)</w:t>
       </w:r>
-      <w:bookmarkEnd w:id="144"/>
+      <w:bookmarkEnd w:id="143"/>
     </w:p>
     <w:p>
       <w:pPr>
@@ -21166,13 +21293,13 @@
       <w:pPr>
         <w:pStyle w:val="Heading2"/>
       </w:pPr>
-      <w:bookmarkStart w:id="145" w:name="phần-11---quyết-định-decision-1"/>
-      <w:bookmarkStart w:id="146" w:name="_Toc229485613"/>
-      <w:bookmarkEnd w:id="143"/>
+      <w:bookmarkStart w:id="145" w:name="_Toc229485613"/>
+      <w:bookmarkStart w:id="146" w:name="phần-11---quyết-định-decision-1"/>
+      <w:bookmarkEnd w:id="144"/>
       <w:r>
         <w:t>PHẦN 11 - QUYẾT ĐỊNH (DECISION)</w:t>
       </w:r>
-      <w:bookmarkEnd w:id="146"/>
+      <w:bookmarkEnd w:id="145"/>
     </w:p>
     <w:p>
       <w:pPr>
@@ -21364,13 +21491,13 @@
       <w:pPr>
         <w:pStyle w:val="Heading2"/>
       </w:pPr>
-      <w:bookmarkStart w:id="147" w:name="phần-12---điểm-nối-1"/>
-      <w:bookmarkStart w:id="148" w:name="_Toc229485614"/>
-      <w:bookmarkEnd w:id="145"/>
+      <w:bookmarkStart w:id="147" w:name="_Toc229485614"/>
+      <w:bookmarkStart w:id="148" w:name="phần-12---điểm-nối-1"/>
+      <w:bookmarkEnd w:id="146"/>
       <w:r>
         <w:t>PHẦN 12 - ĐIỂM NỐI</w:t>
       </w:r>
-      <w:bookmarkEnd w:id="148"/>
+      <w:bookmarkEnd w:id="147"/>
     </w:p>
     <w:p>
       <w:pPr>
@@ -21548,13 +21675,13 @@
       <w:pPr>
         <w:pStyle w:val="Heading2"/>
       </w:pPr>
-      <w:bookmarkStart w:id="149" w:name="phần-13---phân-tách-forkparallel-1"/>
-      <w:bookmarkStart w:id="150" w:name="_Toc229485615"/>
-      <w:bookmarkEnd w:id="147"/>
+      <w:bookmarkStart w:id="149" w:name="_Toc229485615"/>
+      <w:bookmarkStart w:id="150" w:name="phần-13---phân-tách-forkparallel-1"/>
+      <w:bookmarkEnd w:id="148"/>
       <w:r>
         <w:t>PHẦN 13 - PHÂN TÁCH (FORK/PARALLEL)</w:t>
       </w:r>
-      <w:bookmarkEnd w:id="150"/>
+      <w:bookmarkEnd w:id="149"/>
     </w:p>
     <w:p>
       <w:pPr>
@@ -21612,7 +21739,13 @@
         </w:numPr>
       </w:pPr>
       <w:r>
-        <w:t>Phân tách xuất phát từ Hành động, Cổng vào, Cổng phụ đi vào hoặc Điểm phát.</w:t>
+        <w:t xml:space="preserve">Phân tách xuất phát từ Hành động, Cổng vào, </w:t>
+      </w:r>
+      <w:r>
+        <w:t>Cổng phụ đầu vào</w:t>
+      </w:r>
+      <w:r>
+        <w:t xml:space="preserve"> hoặc Điểm phát.</w:t>
       </w:r>
     </w:p>
     <w:p>
@@ -21753,13 +21886,13 @@
       <w:pPr>
         <w:pStyle w:val="Heading2"/>
       </w:pPr>
-      <w:bookmarkStart w:id="151" w:name="phần-14---gộp-join-1"/>
-      <w:bookmarkStart w:id="152" w:name="_Toc229485616"/>
-      <w:bookmarkEnd w:id="149"/>
+      <w:bookmarkStart w:id="151" w:name="_Toc229485616"/>
+      <w:bookmarkStart w:id="152" w:name="phần-14---gộp-join-1"/>
+      <w:bookmarkEnd w:id="150"/>
       <w:r>
         <w:t>PHẦN 14 - GỘP (JOIN)</w:t>
       </w:r>
-      <w:bookmarkEnd w:id="152"/>
+      <w:bookmarkEnd w:id="151"/>
     </w:p>
     <w:p>
       <w:pPr>
@@ -21893,13 +22026,13 @@
       <w:pPr>
         <w:pStyle w:val="Heading2"/>
       </w:pPr>
-      <w:bookmarkStart w:id="153" w:name="phần-15---bình-luận-tài-liệu-comment-1"/>
-      <w:bookmarkStart w:id="154" w:name="_Toc229485617"/>
-      <w:bookmarkEnd w:id="151"/>
+      <w:bookmarkStart w:id="153" w:name="_Toc229485617"/>
+      <w:bookmarkStart w:id="154" w:name="phần-15---bình-luận-tài-liệu-comment-1"/>
+      <w:bookmarkEnd w:id="152"/>
       <w:r>
         <w:t>PHẦN 15 - BÌNH LUẬN TÀI LIỆU (COMMENT)</w:t>
       </w:r>
-      <w:bookmarkEnd w:id="154"/>
+      <w:bookmarkEnd w:id="153"/>
     </w:p>
     <w:p>
       <w:pPr>
@@ -22041,8 +22174,8 @@
       </w:r>
     </w:p>
     <w:bookmarkEnd w:id="19"/>
-    <w:bookmarkEnd w:id="123"/>
-    <w:bookmarkEnd w:id="153"/>
+    <w:bookmarkEnd w:id="124"/>
+    <w:bookmarkEnd w:id="154"/>
     <w:p>
       <w:pPr>
         <w:spacing w:before="0" w:after="200"/>
@@ -24431,7 +24564,7 @@
 </file>
 
 <file path=customXml/itemProps1.xml><?xml version="1.0" encoding="utf-8"?>
-<ds:datastoreItem xmlns:ds="http://schemas.openxmlformats.org/officeDocument/2006/customXml" ds:itemID="{D19800F2-674F-4EF5-AA44-03D239E6A749}">
+<ds:datastoreItem xmlns:ds="http://schemas.openxmlformats.org/officeDocument/2006/customXml" ds:itemID="{EB1A72E8-544B-4696-9CED-A4BC84861527}">
   <ds:schemaRefs>
     <ds:schemaRef ds:uri="http://schemas.openxmlformats.org/officeDocument/2006/bibliography"/>
   </ds:schemaRefs>

--- a/vi/Doc_and_pdf/Ngon_Ngu_Toc_Ky_Quy_Trinh_QH.docx
+++ b/vi/Doc_and_pdf/Ngon_Ngu_Toc_Ky_Quy_Trinh_QH.docx
@@ -16,12 +16,7 @@
         <w:pStyle w:val="Title"/>
       </w:pPr>
       <w:r>
-        <w:t>TỐC KÝ QU</w:t>
-      </w:r>
-      <w:bookmarkStart w:id="1" w:name="_GoBack"/>
-      <w:bookmarkEnd w:id="1"/>
-      <w:r>
-        <w:t>Y TRÌNH QH</w:t>
+        <w:t>TỐC KÝ QUY TRÌNH QH</w:t>
       </w:r>
     </w:p>
     <w:p>
@@ -2657,73 +2652,73 @@
       <w:pPr>
         <w:pStyle w:val="Heading1"/>
       </w:pPr>
-      <w:bookmarkStart w:id="2" w:name="_Toc229485582"/>
+      <w:bookmarkStart w:id="1" w:name="_Toc229485582"/>
       <w:r>
         <w:lastRenderedPageBreak/>
         <w:t>CHƯƠNG 1: GIỚI THIỆU</w:t>
       </w:r>
+      <w:bookmarkEnd w:id="1"/>
+    </w:p>
+    <w:p>
+      <w:pPr>
+        <w:pStyle w:val="Heading2"/>
+      </w:pPr>
+      <w:bookmarkStart w:id="2" w:name="_Toc229485583"/>
+      <w:bookmarkStart w:id="3" w:name="lời-mở-đầu"/>
+      <w:r>
+        <w:t>LỜI MỞ ĐẦU</w:t>
+      </w:r>
       <w:bookmarkEnd w:id="2"/>
     </w:p>
     <w:p>
       <w:pPr>
+        <w:pStyle w:val="FirstParagraph"/>
+      </w:pPr>
+      <w:r>
+        <w:t>Trong môi trường làm việc hiện đại, quy trình là xương sống của mọi tổ chức. Tuy nhiên, việc mô tả quy trình thường đối mặt với một nghịch lý: viết quá chi tiết thì dài dòng, khó đọc; viết quá ngắn gọn thì thiếu chính xác, khó hiểu.</w:t>
+      </w:r>
+    </w:p>
+    <w:p>
+      <w:pPr>
+        <w:pStyle w:val="BodyText"/>
+      </w:pPr>
+      <w:r>
+        <w:t>Ngôn ngữ tốc ký quy trình QH (TKQH) ra đời để giải quyết nghịch lý này.</w:t>
+      </w:r>
+    </w:p>
+    <w:p>
+      <w:pPr>
+        <w:pStyle w:val="BodyText"/>
+      </w:pPr>
+      <w:r>
+        <w:t>TKQH là một Domain-Specific Language (DSL) - ngôn ngữ chuyên biệt cho lĩnh vực mô tả quy trình. Lấy cảm hứng từ các ký hiệu chuẩn ISO 5807 nhưng được tối giản hóa triệt để, cho phép bất kỳ ai cũng có thể viết một quy trình hoàn chỉnh trong vài phút bằng giấy bút hoặc gõ văn bản, đồng thời đọc và hiểu luồng quy trình ngay lập tức.</w:t>
+      </w:r>
+    </w:p>
+    <w:p>
+      <w:pPr>
+        <w:pStyle w:val="BodyText"/>
+      </w:pPr>
+      <w:r>
+        <w:t>TKQH không nhằm thay thế BPMN 2.0 hay các chuẩn quy trình chuyên nghiệp khác, mà là một lựa chọn nhẹ, dễ học hơn, phù hợp với nhịp độ làm việc hàng ngày, đặc biệt khi bạn cần ghi lại quy trình nhanh mà không muốn xử lý quá nhiều ký hiệu phức tạp.</w:t>
+      </w:r>
+    </w:p>
+    <w:p>
+      <w:pPr>
         <w:pStyle w:val="Heading2"/>
       </w:pPr>
-      <w:bookmarkStart w:id="3" w:name="_Toc229485583"/>
-      <w:bookmarkStart w:id="4" w:name="lời-mở-đầu"/>
-      <w:r>
-        <w:t>LỜI MỞ ĐẦU</w:t>
-      </w:r>
+      <w:bookmarkStart w:id="4" w:name="_Toc229485584"/>
+      <w:bookmarkStart w:id="5" w:name="phần-a---tổng-quan"/>
       <w:bookmarkEnd w:id="3"/>
-    </w:p>
-    <w:p>
-      <w:pPr>
-        <w:pStyle w:val="FirstParagraph"/>
-      </w:pPr>
-      <w:r>
-        <w:t>Trong môi trường làm việc hiện đại, quy trình là xương sống của mọi tổ chức. Tuy nhiên, việc mô tả quy trình thường đối mặt với một nghịch lý: viết quá chi tiết thì dài dòng, khó đọc; viết quá ngắn gọn thì thiếu chính xác, khó hiểu.</w:t>
-      </w:r>
-    </w:p>
-    <w:p>
-      <w:pPr>
-        <w:pStyle w:val="BodyText"/>
-      </w:pPr>
-      <w:r>
-        <w:t>Ngôn ngữ tốc ký quy trình QH (TKQH) ra đời để giải quyết nghịch lý này.</w:t>
-      </w:r>
-    </w:p>
-    <w:p>
-      <w:pPr>
-        <w:pStyle w:val="BodyText"/>
-      </w:pPr>
-      <w:r>
-        <w:t>TKQH là một Domain-Specific Language (DSL) - ngôn ngữ chuyên biệt cho lĩnh vực mô tả quy trình. Lấy cảm hứng từ các ký hiệu chuẩn ISO 5807 nhưng được tối giản hóa triệt để, cho phép bất kỳ ai cũng có thể viết một quy trình hoàn chỉnh trong vài phút bằng giấy bút hoặc gõ văn bản, đồng thời đọc và hiểu luồng quy trình ngay lập tức.</w:t>
-      </w:r>
-    </w:p>
-    <w:p>
-      <w:pPr>
-        <w:pStyle w:val="BodyText"/>
-      </w:pPr>
-      <w:r>
-        <w:t>TKQH không nhằm thay thế BPMN 2.0 hay các chuẩn quy trình chuyên nghiệp khác, mà là một lựa chọn nhẹ, dễ học hơn, phù hợp với nhịp độ làm việc hàng ngày, đặc biệt khi bạn cần ghi lại quy trình nhanh mà không muốn xử lý quá nhiều ký hiệu phức tạp.</w:t>
-      </w:r>
-    </w:p>
-    <w:p>
-      <w:pPr>
-        <w:pStyle w:val="Heading2"/>
-      </w:pPr>
-      <w:bookmarkStart w:id="5" w:name="_Toc229485584"/>
-      <w:bookmarkStart w:id="6" w:name="phần-a---tổng-quan"/>
+      <w:r>
+        <w:t>PHẦN A - TỔNG QUAN</w:t>
+      </w:r>
       <w:bookmarkEnd w:id="4"/>
-      <w:r>
-        <w:t>PHẦN A - TỔNG QUAN</w:t>
-      </w:r>
-      <w:bookmarkEnd w:id="5"/>
     </w:p>
     <w:p>
       <w:pPr>
         <w:pStyle w:val="Heading3"/>
       </w:pPr>
-      <w:bookmarkStart w:id="7" w:name="a.1-lý-do-xây-dựng-ngôn-ngữ"/>
+      <w:bookmarkStart w:id="6" w:name="a.1-lý-do-xây-dựng-ngôn-ngữ"/>
       <w:r>
         <w:t>A.1 Lý do xây dựng ngôn ngữ</w:t>
       </w:r>
@@ -2814,8 +2809,8 @@
       <w:pPr>
         <w:pStyle w:val="Heading3"/>
       </w:pPr>
-      <w:bookmarkStart w:id="8" w:name="a.2-mục-tiêu-của-ngôn-ngữ"/>
-      <w:bookmarkEnd w:id="7"/>
+      <w:bookmarkStart w:id="7" w:name="a.2-mục-tiêu-của-ngôn-ngữ"/>
+      <w:bookmarkEnd w:id="6"/>
       <w:r>
         <w:t>A.2 Mục tiêu của ngôn ngữ</w:t>
       </w:r>
@@ -2914,8 +2909,8 @@
       <w:pPr>
         <w:pStyle w:val="Heading3"/>
       </w:pPr>
-      <w:bookmarkStart w:id="9" w:name="a.3-đối-tượng-sử-dụng"/>
-      <w:bookmarkEnd w:id="8"/>
+      <w:bookmarkStart w:id="8" w:name="a.3-đối-tượng-sử-dụng"/>
+      <w:bookmarkEnd w:id="7"/>
       <w:r>
         <w:t>A.3 Đối tượng sử dụng</w:t>
       </w:r>
@@ -3234,8 +3229,8 @@
       <w:pPr>
         <w:pStyle w:val="Heading3"/>
       </w:pPr>
-      <w:bookmarkStart w:id="10" w:name="a.4-phạm-vi-áp-dụng"/>
-      <w:bookmarkEnd w:id="9"/>
+      <w:bookmarkStart w:id="9" w:name="a.4-phạm-vi-áp-dụng"/>
+      <w:bookmarkEnd w:id="8"/>
       <w:r>
         <w:t>A.4 Phạm vi áp dụng</w:t>
       </w:r>
@@ -3284,20 +3279,20 @@
       <w:pPr>
         <w:pStyle w:val="Heading2"/>
       </w:pPr>
-      <w:bookmarkStart w:id="11" w:name="_Toc229485585"/>
-      <w:bookmarkStart w:id="12" w:name="phần-b---điểm-mạnh-và-giá-trị-cốt-lõi"/>
-      <w:bookmarkEnd w:id="6"/>
+      <w:bookmarkStart w:id="10" w:name="_Toc229485585"/>
+      <w:bookmarkStart w:id="11" w:name="phần-b---điểm-mạnh-và-giá-trị-cốt-lõi"/>
+      <w:bookmarkEnd w:id="5"/>
+      <w:bookmarkEnd w:id="9"/>
+      <w:r>
+        <w:t>PHẦN B - ĐIỂM MẠNH VÀ GIÁ TRỊ CỐT LÕI</w:t>
+      </w:r>
       <w:bookmarkEnd w:id="10"/>
-      <w:r>
-        <w:t>PHẦN B - ĐIỂM MẠNH VÀ GIÁ TRỊ CỐT LÕI</w:t>
-      </w:r>
-      <w:bookmarkEnd w:id="11"/>
     </w:p>
     <w:p>
       <w:pPr>
         <w:pStyle w:val="Heading3"/>
       </w:pPr>
-      <w:bookmarkStart w:id="13" w:name="b.1-so-sánh-với-các-phương-pháp-khác"/>
+      <w:bookmarkStart w:id="12" w:name="b.1-so-sánh-với-các-phương-pháp-khác"/>
       <w:r>
         <w:t>B.1 So sánh với các phương pháp khác</w:t>
       </w:r>
@@ -4100,8 +4095,8 @@
       <w:pPr>
         <w:pStyle w:val="Heading3"/>
       </w:pPr>
-      <w:bookmarkStart w:id="14" w:name="X4815ce88ef3854ca5b2e0e3f5625db18067f572"/>
-      <w:bookmarkEnd w:id="13"/>
+      <w:bookmarkStart w:id="13" w:name="X4815ce88ef3854ca5b2e0e3f5625db18067f572"/>
+      <w:bookmarkEnd w:id="12"/>
       <w:r>
         <w:t>B.2 Ví dụ cụ thể: từ cách viết đến kết quả</w:t>
       </w:r>
@@ -4691,8 +4686,8 @@
       <w:pPr>
         <w:pStyle w:val="Heading3"/>
       </w:pPr>
-      <w:bookmarkStart w:id="15" w:name="b.3-các-ưu-điểm-chính"/>
-      <w:bookmarkEnd w:id="14"/>
+      <w:bookmarkStart w:id="14" w:name="b.3-các-ưu-điểm-chính"/>
+      <w:bookmarkEnd w:id="13"/>
       <w:r>
         <w:t>B.3 Các ưu điểm chính</w:t>
       </w:r>
@@ -4866,8 +4861,8 @@
       <w:pPr>
         <w:pStyle w:val="Heading3"/>
       </w:pPr>
-      <w:bookmarkStart w:id="16" w:name="X801c6c90dceb4c3acafa118666f8b1fbc6d55d7"/>
-      <w:bookmarkEnd w:id="15"/>
+      <w:bookmarkStart w:id="15" w:name="X801c6c90dceb4c3acafa118666f8b1fbc6d55d7"/>
+      <w:bookmarkEnd w:id="14"/>
       <w:r>
         <w:t>B.4 Bảng lý do lựa chọn ký hiệu và ý nghĩa</w:t>
       </w:r>
@@ -6228,8 +6223,8 @@
       <w:pPr>
         <w:pStyle w:val="Heading3"/>
       </w:pPr>
-      <w:bookmarkStart w:id="17" w:name="b.5-những-vấn-đề-đã-giải-quyết"/>
-      <w:bookmarkEnd w:id="16"/>
+      <w:bookmarkStart w:id="16" w:name="b.5-những-vấn-đề-đã-giải-quyết"/>
+      <w:bookmarkEnd w:id="15"/>
       <w:r>
         <w:t>B.5 Những vấn đề đã giải quyết</w:t>
       </w:r>
@@ -6371,8 +6366,8 @@
           <w:szCs w:val="28"/>
         </w:rPr>
       </w:pPr>
-      <w:bookmarkStart w:id="18" w:name="b.6-kết-quả-đạt-được-khi-áp-dụng"/>
-      <w:bookmarkEnd w:id="17"/>
+      <w:bookmarkStart w:id="17" w:name="b.6-kết-quả-đạt-được-khi-áp-dụng"/>
+      <w:bookmarkEnd w:id="16"/>
       <w:r>
         <w:br w:type="page"/>
       </w:r>
@@ -6495,36 +6490,36 @@
       <w:pPr>
         <w:pStyle w:val="Heading1"/>
       </w:pPr>
-      <w:bookmarkStart w:id="19" w:name="chương-2-đặc-tả-kỹ-thuật"/>
+      <w:bookmarkStart w:id="18" w:name="chương-2-đặc-tả-kỹ-thuật"/>
       <w:bookmarkEnd w:id="0"/>
-      <w:bookmarkEnd w:id="12"/>
-      <w:bookmarkEnd w:id="18"/>
+      <w:bookmarkEnd w:id="11"/>
+      <w:bookmarkEnd w:id="17"/>
       <w:r>
         <w:br w:type="page"/>
       </w:r>
-      <w:bookmarkStart w:id="20" w:name="_Toc229485586"/>
+      <w:bookmarkStart w:id="19" w:name="_Toc229485586"/>
       <w:r>
         <w:lastRenderedPageBreak/>
         <w:t>CHƯƠNG 2: ĐẶC TẢ KỸ THUẬT</w:t>
       </w:r>
+      <w:bookmarkEnd w:id="19"/>
+    </w:p>
+    <w:p>
+      <w:pPr>
+        <w:pStyle w:val="Heading2"/>
+      </w:pPr>
+      <w:bookmarkStart w:id="20" w:name="_Toc229485587"/>
+      <w:bookmarkStart w:id="21" w:name="phần-1---học-nhanh"/>
+      <w:r>
+        <w:t>PHẦN 1 - HỌC NHANH</w:t>
+      </w:r>
       <w:bookmarkEnd w:id="20"/>
     </w:p>
     <w:p>
       <w:pPr>
-        <w:pStyle w:val="Heading2"/>
-      </w:pPr>
-      <w:bookmarkStart w:id="21" w:name="_Toc229485587"/>
-      <w:bookmarkStart w:id="22" w:name="phần-1---học-nhanh"/>
-      <w:r>
-        <w:t>PHẦN 1 - HỌC NHANH</w:t>
-      </w:r>
-      <w:bookmarkEnd w:id="21"/>
-    </w:p>
-    <w:p>
-      <w:pPr>
         <w:pStyle w:val="Heading3"/>
       </w:pPr>
-      <w:bookmarkStart w:id="23" w:name="bảng-thuật-ngữ-và-ký-hiệu"/>
+      <w:bookmarkStart w:id="22" w:name="bảng-thuật-ngữ-và-ký-hiệu"/>
       <w:r>
         <w:t>1.1 Bảng thuật ngữ và ký hiệu</w:t>
       </w:r>
@@ -6546,8 +6541,8 @@
       </w:tblPr>
       <w:tblGrid>
         <w:gridCol w:w="2628"/>
-        <w:gridCol w:w="1710"/>
-        <w:gridCol w:w="5511"/>
+        <w:gridCol w:w="1800"/>
+        <w:gridCol w:w="5421"/>
       </w:tblGrid>
       <w:tr>
         <w:trPr>
@@ -6573,7 +6568,7 @@
         </w:tc>
         <w:tc>
           <w:tcPr>
-            <w:tcW w:w="1710" w:type="dxa"/>
+            <w:tcW w:w="1800" w:type="dxa"/>
           </w:tcPr>
           <w:p>
             <w:pPr>
@@ -6591,7 +6586,7 @@
         </w:tc>
         <w:tc>
           <w:tcPr>
-            <w:tcW w:w="5511" w:type="dxa"/>
+            <w:tcW w:w="5421" w:type="dxa"/>
           </w:tcPr>
           <w:p>
             <w:pPr>
@@ -6624,7 +6619,7 @@
         </w:tc>
         <w:tc>
           <w:tcPr>
-            <w:tcW w:w="1710" w:type="dxa"/>
+            <w:tcW w:w="1800" w:type="dxa"/>
           </w:tcPr>
           <w:p>
             <w:pPr>
@@ -6649,7 +6644,7 @@
         </w:tc>
         <w:tc>
           <w:tcPr>
-            <w:tcW w:w="5511" w:type="dxa"/>
+            <w:tcW w:w="5421" w:type="dxa"/>
           </w:tcPr>
           <w:p>
             <w:pPr>
@@ -6678,7 +6673,7 @@
         </w:tc>
         <w:tc>
           <w:tcPr>
-            <w:tcW w:w="1710" w:type="dxa"/>
+            <w:tcW w:w="1800" w:type="dxa"/>
           </w:tcPr>
           <w:p>
             <w:pPr>
@@ -6703,7 +6698,7 @@
         </w:tc>
         <w:tc>
           <w:tcPr>
-            <w:tcW w:w="5511" w:type="dxa"/>
+            <w:tcW w:w="5421" w:type="dxa"/>
           </w:tcPr>
           <w:p>
             <w:pPr>
@@ -6732,7 +6727,7 @@
         </w:tc>
         <w:tc>
           <w:tcPr>
-            <w:tcW w:w="1710" w:type="dxa"/>
+            <w:tcW w:w="1800" w:type="dxa"/>
           </w:tcPr>
           <w:p>
             <w:pPr>
@@ -6757,7 +6752,7 @@
         </w:tc>
         <w:tc>
           <w:tcPr>
-            <w:tcW w:w="5511" w:type="dxa"/>
+            <w:tcW w:w="5421" w:type="dxa"/>
           </w:tcPr>
           <w:p>
             <w:pPr>
@@ -6786,7 +6781,7 @@
         </w:tc>
         <w:tc>
           <w:tcPr>
-            <w:tcW w:w="1710" w:type="dxa"/>
+            <w:tcW w:w="1800" w:type="dxa"/>
           </w:tcPr>
           <w:p>
             <w:pPr>
@@ -6811,7 +6806,7 @@
         </w:tc>
         <w:tc>
           <w:tcPr>
-            <w:tcW w:w="5511" w:type="dxa"/>
+            <w:tcW w:w="5421" w:type="dxa"/>
           </w:tcPr>
           <w:p>
             <w:pPr>
@@ -6840,7 +6835,7 @@
         </w:tc>
         <w:tc>
           <w:tcPr>
-            <w:tcW w:w="1710" w:type="dxa"/>
+            <w:tcW w:w="1800" w:type="dxa"/>
           </w:tcPr>
           <w:p>
             <w:pPr>
@@ -6855,7 +6850,7 @@
         </w:tc>
         <w:tc>
           <w:tcPr>
-            <w:tcW w:w="5511" w:type="dxa"/>
+            <w:tcW w:w="5421" w:type="dxa"/>
           </w:tcPr>
           <w:p>
             <w:pPr>
@@ -6884,7 +6879,7 @@
         </w:tc>
         <w:tc>
           <w:tcPr>
-            <w:tcW w:w="1710" w:type="dxa"/>
+            <w:tcW w:w="1800" w:type="dxa"/>
           </w:tcPr>
           <w:p>
             <w:pPr>
@@ -6899,7 +6894,7 @@
         </w:tc>
         <w:tc>
           <w:tcPr>
-            <w:tcW w:w="5511" w:type="dxa"/>
+            <w:tcW w:w="5421" w:type="dxa"/>
           </w:tcPr>
           <w:p>
             <w:pPr>
@@ -6928,7 +6923,7 @@
         </w:tc>
         <w:tc>
           <w:tcPr>
-            <w:tcW w:w="1710" w:type="dxa"/>
+            <w:tcW w:w="1800" w:type="dxa"/>
           </w:tcPr>
           <w:p>
             <w:pPr>
@@ -6953,7 +6948,7 @@
         </w:tc>
         <w:tc>
           <w:tcPr>
-            <w:tcW w:w="5511" w:type="dxa"/>
+            <w:tcW w:w="5421" w:type="dxa"/>
           </w:tcPr>
           <w:p>
             <w:pPr>
@@ -6982,7 +6977,7 @@
         </w:tc>
         <w:tc>
           <w:tcPr>
-            <w:tcW w:w="1710" w:type="dxa"/>
+            <w:tcW w:w="1800" w:type="dxa"/>
           </w:tcPr>
           <w:p>
             <w:pPr>
@@ -7007,7 +7002,7 @@
         </w:tc>
         <w:tc>
           <w:tcPr>
-            <w:tcW w:w="5511" w:type="dxa"/>
+            <w:tcW w:w="5421" w:type="dxa"/>
           </w:tcPr>
           <w:p>
             <w:pPr>
@@ -7036,7 +7031,7 @@
         </w:tc>
         <w:tc>
           <w:tcPr>
-            <w:tcW w:w="1710" w:type="dxa"/>
+            <w:tcW w:w="1800" w:type="dxa"/>
           </w:tcPr>
           <w:p>
             <w:pPr>
@@ -7061,7 +7056,7 @@
         </w:tc>
         <w:tc>
           <w:tcPr>
-            <w:tcW w:w="5511" w:type="dxa"/>
+            <w:tcW w:w="5421" w:type="dxa"/>
           </w:tcPr>
           <w:p>
             <w:pPr>
@@ -7090,7 +7085,7 @@
         </w:tc>
         <w:tc>
           <w:tcPr>
-            <w:tcW w:w="1710" w:type="dxa"/>
+            <w:tcW w:w="1800" w:type="dxa"/>
           </w:tcPr>
           <w:p>
             <w:pPr>
@@ -7115,7 +7110,7 @@
         </w:tc>
         <w:tc>
           <w:tcPr>
-            <w:tcW w:w="5511" w:type="dxa"/>
+            <w:tcW w:w="5421" w:type="dxa"/>
           </w:tcPr>
           <w:p>
             <w:pPr>
@@ -7144,7 +7139,7 @@
         </w:tc>
         <w:tc>
           <w:tcPr>
-            <w:tcW w:w="1710" w:type="dxa"/>
+            <w:tcW w:w="1800" w:type="dxa"/>
           </w:tcPr>
           <w:p>
             <w:pPr>
@@ -7159,7 +7154,7 @@
         </w:tc>
         <w:tc>
           <w:tcPr>
-            <w:tcW w:w="5511" w:type="dxa"/>
+            <w:tcW w:w="5421" w:type="dxa"/>
           </w:tcPr>
           <w:p>
             <w:pPr>
@@ -7188,7 +7183,7 @@
         </w:tc>
         <w:tc>
           <w:tcPr>
-            <w:tcW w:w="1710" w:type="dxa"/>
+            <w:tcW w:w="1800" w:type="dxa"/>
           </w:tcPr>
           <w:p>
             <w:pPr>
@@ -7213,7 +7208,7 @@
         </w:tc>
         <w:tc>
           <w:tcPr>
-            <w:tcW w:w="5511" w:type="dxa"/>
+            <w:tcW w:w="5421" w:type="dxa"/>
           </w:tcPr>
           <w:p>
             <w:pPr>
@@ -7236,13 +7231,14 @@
               <w:jc w:val="left"/>
             </w:pPr>
             <w:r>
+              <w:lastRenderedPageBreak/>
               <w:t>Cổng ra (End)</w:t>
             </w:r>
           </w:p>
         </w:tc>
         <w:tc>
           <w:tcPr>
-            <w:tcW w:w="1710" w:type="dxa"/>
+            <w:tcW w:w="1800" w:type="dxa"/>
           </w:tcPr>
           <w:p>
             <w:pPr>
@@ -7267,7 +7263,7 @@
         </w:tc>
         <w:tc>
           <w:tcPr>
-            <w:tcW w:w="5511" w:type="dxa"/>
+            <w:tcW w:w="5421" w:type="dxa"/>
           </w:tcPr>
           <w:p>
             <w:pPr>
@@ -7283,11 +7279,7 @@
               <w:t>-&gt; ./</w:t>
             </w:r>
             <w:r>
-              <w:t xml:space="preserve"> trỏ đến </w:t>
-            </w:r>
-            <w:r>
-              <w:lastRenderedPageBreak/>
-              <w:t xml:space="preserve">Cổng ra Mặc định (ID ảo </w:t>
+              <w:t xml:space="preserve"> trỏ đến Cổng ra Mặc định (ID ảo </w:t>
             </w:r>
             <w:r>
               <w:rPr>
@@ -7321,14 +7313,13 @@
               <w:jc w:val="left"/>
             </w:pPr>
             <w:r>
-              <w:lastRenderedPageBreak/>
               <w:t>Cổng phụ (Off-page Connector)</w:t>
             </w:r>
           </w:p>
         </w:tc>
         <w:tc>
           <w:tcPr>
-            <w:tcW w:w="1710" w:type="dxa"/>
+            <w:tcW w:w="1800" w:type="dxa"/>
           </w:tcPr>
           <w:p>
             <w:pPr>
@@ -7353,7 +7344,7 @@
         </w:tc>
         <w:tc>
           <w:tcPr>
-            <w:tcW w:w="5511" w:type="dxa"/>
+            <w:tcW w:w="5421" w:type="dxa"/>
           </w:tcPr>
           <w:p>
             <w:pPr>
@@ -7369,7 +7360,7 @@
               <w:t>-&gt;</w:t>
             </w:r>
             <w:r>
-              <w:t xml:space="preserve"> đi ra là đầu vào, không có là đầu ra. Mô tả nên ngắn gọn 1-2 ký tự (0-9 hoặc a-Z). Trên sơ đồ: hình ngũ giác ngược với cạnh nhọn quay xuống dưới.</w:t>
+              <w:t xml:space="preserve"> đi ra là đầu vào, không có là đầu ra. Trên sơ đồ: hình ngũ giác ngược với cạnh nhọn quay xuống dưới.</w:t>
             </w:r>
           </w:p>
         </w:tc>
@@ -7391,7 +7382,7 @@
         </w:tc>
         <w:tc>
           <w:tcPr>
-            <w:tcW w:w="1710" w:type="dxa"/>
+            <w:tcW w:w="1800" w:type="dxa"/>
           </w:tcPr>
           <w:p>
             <w:pPr>
@@ -7406,7 +7397,7 @@
         </w:tc>
         <w:tc>
           <w:tcPr>
-            <w:tcW w:w="5511" w:type="dxa"/>
+            <w:tcW w:w="5421" w:type="dxa"/>
           </w:tcPr>
           <w:p>
             <w:pPr>
@@ -7435,7 +7426,7 @@
         </w:tc>
         <w:tc>
           <w:tcPr>
-            <w:tcW w:w="1710" w:type="dxa"/>
+            <w:tcW w:w="1800" w:type="dxa"/>
           </w:tcPr>
           <w:p>
             <w:pPr>
@@ -7450,7 +7441,7 @@
         </w:tc>
         <w:tc>
           <w:tcPr>
-            <w:tcW w:w="5511" w:type="dxa"/>
+            <w:tcW w:w="5421" w:type="dxa"/>
           </w:tcPr>
           <w:p>
             <w:pPr>
@@ -7479,7 +7470,7 @@
         </w:tc>
         <w:tc>
           <w:tcPr>
-            <w:tcW w:w="1710" w:type="dxa"/>
+            <w:tcW w:w="1800" w:type="dxa"/>
           </w:tcPr>
           <w:p>
             <w:pPr>
@@ -7504,7 +7495,7 @@
         </w:tc>
         <w:tc>
           <w:tcPr>
-            <w:tcW w:w="5511" w:type="dxa"/>
+            <w:tcW w:w="5421" w:type="dxa"/>
           </w:tcPr>
           <w:p>
             <w:pPr>
@@ -7533,7 +7524,7 @@
         </w:tc>
         <w:tc>
           <w:tcPr>
-            <w:tcW w:w="1710" w:type="dxa"/>
+            <w:tcW w:w="1800" w:type="dxa"/>
           </w:tcPr>
           <w:p>
             <w:pPr>
@@ -7558,7 +7549,7 @@
         </w:tc>
         <w:tc>
           <w:tcPr>
-            <w:tcW w:w="5511" w:type="dxa"/>
+            <w:tcW w:w="5421" w:type="dxa"/>
           </w:tcPr>
           <w:p>
             <w:pPr>
@@ -7587,7 +7578,7 @@
         </w:tc>
         <w:tc>
           <w:tcPr>
-            <w:tcW w:w="1710" w:type="dxa"/>
+            <w:tcW w:w="1800" w:type="dxa"/>
           </w:tcPr>
           <w:p>
             <w:pPr>
@@ -7612,7 +7603,7 @@
         </w:tc>
         <w:tc>
           <w:tcPr>
-            <w:tcW w:w="5511" w:type="dxa"/>
+            <w:tcW w:w="5421" w:type="dxa"/>
           </w:tcPr>
           <w:p>
             <w:pPr>
@@ -7641,7 +7632,7 @@
         </w:tc>
         <w:tc>
           <w:tcPr>
-            <w:tcW w:w="1710" w:type="dxa"/>
+            <w:tcW w:w="1800" w:type="dxa"/>
           </w:tcPr>
           <w:p>
             <w:pPr>
@@ -7666,14 +7657,14 @@
         </w:tc>
         <w:tc>
           <w:tcPr>
-            <w:tcW w:w="5511" w:type="dxa"/>
-          </w:tcPr>
-          <w:p>
-            <w:pPr>
-              <w:pStyle w:val="Compact"/>
-            </w:pPr>
-            <w:r>
-              <w:t>Cặp ký hiệu gồm một hoặc nhiều Điểm thu và một Điểm phát, dùng để thay thế Đường luồng dài trên cùng trang hoặc làm điểm gộp AND-join cho các nhánh. Mô tả của Điểm nối nên ngắn gọn 1-2 ký tự (chữ số 0-9 hoặc chữ cái a-Z). Trên sơ đồ: hình tròn nhỏ.</w:t>
+            <w:tcW w:w="5421" w:type="dxa"/>
+          </w:tcPr>
+          <w:p>
+            <w:pPr>
+              <w:pStyle w:val="Compact"/>
+            </w:pPr>
+            <w:r>
+              <w:t>Cặp ký hiệu gồm một hoặc nhiều Điểm thu và một Điểm phát, dùng để thay thế Đường luồng dài trên cùng trang hoặc làm điểm gộp AND-join cho các nhánh. Trên sơ đồ: hình tròn nhỏ.</w:t>
             </w:r>
           </w:p>
         </w:tc>
@@ -7695,7 +7686,7 @@
         </w:tc>
         <w:tc>
           <w:tcPr>
-            <w:tcW w:w="1710" w:type="dxa"/>
+            <w:tcW w:w="1800" w:type="dxa"/>
           </w:tcPr>
           <w:p>
             <w:pPr>
@@ -7710,7 +7701,7 @@
         </w:tc>
         <w:tc>
           <w:tcPr>
-            <w:tcW w:w="5511" w:type="dxa"/>
+            <w:tcW w:w="5421" w:type="dxa"/>
           </w:tcPr>
           <w:p>
             <w:pPr>
@@ -7745,7 +7736,7 @@
         </w:tc>
         <w:tc>
           <w:tcPr>
-            <w:tcW w:w="1710" w:type="dxa"/>
+            <w:tcW w:w="1800" w:type="dxa"/>
           </w:tcPr>
           <w:p>
             <w:pPr>
@@ -7760,7 +7751,7 @@
         </w:tc>
         <w:tc>
           <w:tcPr>
-            <w:tcW w:w="5511" w:type="dxa"/>
+            <w:tcW w:w="5421" w:type="dxa"/>
           </w:tcPr>
           <w:p>
             <w:pPr>
@@ -7795,7 +7786,7 @@
         </w:tc>
         <w:tc>
           <w:tcPr>
-            <w:tcW w:w="1710" w:type="dxa"/>
+            <w:tcW w:w="1800" w:type="dxa"/>
           </w:tcPr>
           <w:p>
             <w:pPr>
@@ -7810,7 +7801,7 @@
         </w:tc>
         <w:tc>
           <w:tcPr>
-            <w:tcW w:w="5511" w:type="dxa"/>
+            <w:tcW w:w="5421" w:type="dxa"/>
           </w:tcPr>
           <w:p>
             <w:pPr>
@@ -7839,7 +7830,7 @@
         </w:tc>
         <w:tc>
           <w:tcPr>
-            <w:tcW w:w="1710" w:type="dxa"/>
+            <w:tcW w:w="1800" w:type="dxa"/>
           </w:tcPr>
           <w:p>
             <w:pPr>
@@ -7861,7 +7852,7 @@
         </w:tc>
         <w:tc>
           <w:tcPr>
-            <w:tcW w:w="5511" w:type="dxa"/>
+            <w:tcW w:w="5421" w:type="dxa"/>
           </w:tcPr>
           <w:p>
             <w:pPr>
@@ -7926,7 +7917,7 @@
         </w:tc>
         <w:tc>
           <w:tcPr>
-            <w:tcW w:w="1710" w:type="dxa"/>
+            <w:tcW w:w="1800" w:type="dxa"/>
           </w:tcPr>
           <w:p>
             <w:pPr>
@@ -7951,7 +7942,7 @@
         </w:tc>
         <w:tc>
           <w:tcPr>
-            <w:tcW w:w="5511" w:type="dxa"/>
+            <w:tcW w:w="5421" w:type="dxa"/>
           </w:tcPr>
           <w:p>
             <w:pPr>
@@ -7980,7 +7971,7 @@
         </w:tc>
         <w:tc>
           <w:tcPr>
-            <w:tcW w:w="1710" w:type="dxa"/>
+            <w:tcW w:w="1800" w:type="dxa"/>
           </w:tcPr>
           <w:p>
             <w:pPr>
@@ -8005,7 +7996,7 @@
         </w:tc>
         <w:tc>
           <w:tcPr>
-            <w:tcW w:w="5511" w:type="dxa"/>
+            <w:tcW w:w="5421" w:type="dxa"/>
           </w:tcPr>
           <w:p>
             <w:pPr>
@@ -8034,7 +8025,7 @@
         </w:tc>
         <w:tc>
           <w:tcPr>
-            <w:tcW w:w="1710" w:type="dxa"/>
+            <w:tcW w:w="1800" w:type="dxa"/>
           </w:tcPr>
           <w:p>
             <w:pPr>
@@ -8045,7 +8036,7 @@
         </w:tc>
         <w:tc>
           <w:tcPr>
-            <w:tcW w:w="5511" w:type="dxa"/>
+            <w:tcW w:w="5421" w:type="dxa"/>
           </w:tcPr>
           <w:p>
             <w:pPr>
@@ -8062,8 +8053,8 @@
       <w:pPr>
         <w:pStyle w:val="Heading3"/>
       </w:pPr>
-      <w:bookmarkStart w:id="24" w:name="nguyên-tắc-tổng-thể"/>
-      <w:bookmarkEnd w:id="23"/>
+      <w:bookmarkStart w:id="23" w:name="nguyên-tắc-tổng-thể"/>
+      <w:bookmarkEnd w:id="22"/>
       <w:r>
         <w:lastRenderedPageBreak/>
         <w:t>1.2 Nguyên tắc tổng thể</w:t>
@@ -8574,8 +8565,8 @@
       <w:pPr>
         <w:pStyle w:val="Heading3"/>
       </w:pPr>
-      <w:bookmarkStart w:id="25" w:name="cú-pháp-thường-dùng"/>
-      <w:bookmarkEnd w:id="24"/>
+      <w:bookmarkStart w:id="24" w:name="cú-pháp-thường-dùng"/>
+      <w:bookmarkEnd w:id="23"/>
       <w:r>
         <w:t>1.3 Cú pháp thường dùng</w:t>
       </w:r>
@@ -8761,8 +8752,8 @@
       <w:pPr>
         <w:pStyle w:val="Heading3"/>
       </w:pPr>
-      <w:bookmarkStart w:id="26" w:name="ví-dụ-hoàn-chỉnh"/>
-      <w:bookmarkEnd w:id="25"/>
+      <w:bookmarkStart w:id="25" w:name="ví-dụ-hoàn-chỉnh"/>
+      <w:bookmarkEnd w:id="24"/>
       <w:r>
         <w:t>1.4 Ví dụ hoàn chỉnh</w:t>
       </w:r>
@@ -9070,9 +9061,9 @@
           <w:szCs w:val="32"/>
         </w:rPr>
       </w:pPr>
-      <w:bookmarkStart w:id="27" w:name="phần-2---vai-trò-role"/>
-      <w:bookmarkEnd w:id="22"/>
-      <w:bookmarkEnd w:id="26"/>
+      <w:bookmarkStart w:id="26" w:name="phần-2---vai-trò-role"/>
+      <w:bookmarkEnd w:id="21"/>
+      <w:bookmarkEnd w:id="25"/>
       <w:r>
         <w:br w:type="page"/>
       </w:r>
@@ -9081,18 +9072,18 @@
       <w:pPr>
         <w:pStyle w:val="Heading2"/>
       </w:pPr>
-      <w:bookmarkStart w:id="28" w:name="_Toc229485588"/>
+      <w:bookmarkStart w:id="27" w:name="_Toc229485588"/>
       <w:r>
         <w:lastRenderedPageBreak/>
         <w:t>PHẦN 2 - VAI TRÒ (ROLE)</w:t>
       </w:r>
-      <w:bookmarkEnd w:id="28"/>
+      <w:bookmarkEnd w:id="27"/>
     </w:p>
     <w:p>
       <w:pPr>
         <w:pStyle w:val="Heading3"/>
       </w:pPr>
-      <w:bookmarkStart w:id="29" w:name="khái-niệm"/>
+      <w:bookmarkStart w:id="28" w:name="khái-niệm"/>
       <w:r>
         <w:t>2.1 Khái niệm</w:t>
       </w:r>
@@ -9139,8 +9130,8 @@
       <w:pPr>
         <w:pStyle w:val="Heading3"/>
       </w:pPr>
-      <w:bookmarkStart w:id="30" w:name="cú-pháp"/>
-      <w:bookmarkEnd w:id="29"/>
+      <w:bookmarkStart w:id="29" w:name="cú-pháp"/>
+      <w:bookmarkEnd w:id="28"/>
       <w:r>
         <w:t>2.2 Cú pháp</w:t>
       </w:r>
@@ -9226,8 +9217,8 @@
       <w:pPr>
         <w:pStyle w:val="Heading3"/>
       </w:pPr>
-      <w:bookmarkStart w:id="31" w:name="quy-tắc"/>
-      <w:bookmarkEnd w:id="30"/>
+      <w:bookmarkStart w:id="30" w:name="quy-tắc"/>
+      <w:bookmarkEnd w:id="29"/>
       <w:r>
         <w:t>2.3 Quy tắc</w:t>
       </w:r>
@@ -9394,8 +9385,8 @@
       <w:pPr>
         <w:pStyle w:val="Heading3"/>
       </w:pPr>
-      <w:bookmarkStart w:id="32" w:name="ví-dụ"/>
-      <w:bookmarkEnd w:id="31"/>
+      <w:bookmarkStart w:id="31" w:name="ví-dụ"/>
+      <w:bookmarkEnd w:id="30"/>
       <w:r>
         <w:t>2.4 Ví dụ</w:t>
       </w:r>
@@ -9581,8 +9572,8 @@
       <w:pPr>
         <w:pStyle w:val="Heading3"/>
       </w:pPr>
-      <w:bookmarkStart w:id="33" w:name="cách-vẽ-sơ-đồ"/>
-      <w:bookmarkEnd w:id="32"/>
+      <w:bookmarkStart w:id="32" w:name="cách-vẽ-sơ-đồ"/>
+      <w:bookmarkEnd w:id="31"/>
       <w:r>
         <w:t>2.5 Cách vẽ sơ đồ</w:t>
       </w:r>
@@ -9700,9 +9691,9 @@
           <w:szCs w:val="32"/>
         </w:rPr>
       </w:pPr>
-      <w:bookmarkStart w:id="34" w:name="phần-3---giai-đoạn-stage"/>
-      <w:bookmarkEnd w:id="27"/>
-      <w:bookmarkEnd w:id="33"/>
+      <w:bookmarkStart w:id="33" w:name="phần-3---giai-đoạn-stage"/>
+      <w:bookmarkEnd w:id="26"/>
+      <w:bookmarkEnd w:id="32"/>
       <w:r>
         <w:br w:type="page"/>
       </w:r>
@@ -9711,36 +9702,36 @@
       <w:pPr>
         <w:pStyle w:val="Heading2"/>
       </w:pPr>
-      <w:bookmarkStart w:id="35" w:name="_Toc229485589"/>
+      <w:bookmarkStart w:id="34" w:name="_Toc229485589"/>
       <w:r>
         <w:lastRenderedPageBreak/>
         <w:t>PHẦN 3 - GIAI ĐOẠN (STAGE)</w:t>
       </w:r>
+      <w:bookmarkEnd w:id="34"/>
+    </w:p>
+    <w:p>
+      <w:pPr>
+        <w:pStyle w:val="Heading3"/>
+      </w:pPr>
+      <w:bookmarkStart w:id="35" w:name="khái-niệm-1"/>
+      <w:r>
+        <w:t>3.1 Khái niệm</w:t>
+      </w:r>
+    </w:p>
+    <w:p>
+      <w:pPr>
+        <w:pStyle w:val="FirstParagraph"/>
+      </w:pPr>
+      <w:r>
+        <w:t>Giai đoạn là đơn vị tổ chức lớn nhất trong nội dung quy trình. Mỗi Giai đoạn thuộc về một Vai trò duy nhất và chứa một hoặc nhiều Nút. Các Giai đoạn tạo thành trục thời gian chính: G1 xảy ra trước G2, G2 trước G3. Khai báo một Giai đoạn không tương đương với một hình vẽ cụ thể trên sơ đồ, nó chỉ xác định nhóm Nút tiếp theo thuộc Làn của Vai trò nào.</w:t>
+      </w:r>
+    </w:p>
+    <w:p>
+      <w:pPr>
+        <w:pStyle w:val="Heading3"/>
+      </w:pPr>
+      <w:bookmarkStart w:id="36" w:name="cú-pháp-1"/>
       <w:bookmarkEnd w:id="35"/>
-    </w:p>
-    <w:p>
-      <w:pPr>
-        <w:pStyle w:val="Heading3"/>
-      </w:pPr>
-      <w:bookmarkStart w:id="36" w:name="khái-niệm-1"/>
-      <w:r>
-        <w:t>3.1 Khái niệm</w:t>
-      </w:r>
-    </w:p>
-    <w:p>
-      <w:pPr>
-        <w:pStyle w:val="FirstParagraph"/>
-      </w:pPr>
-      <w:r>
-        <w:t>Giai đoạn là đơn vị tổ chức lớn nhất trong nội dung quy trình. Mỗi Giai đoạn thuộc về một Vai trò duy nhất và chứa một hoặc nhiều Nút. Các Giai đoạn tạo thành trục thời gian chính: G1 xảy ra trước G2, G2 trước G3. Khai báo một Giai đoạn không tương đương với một hình vẽ cụ thể trên sơ đồ, nó chỉ xác định nhóm Nút tiếp theo thuộc Làn của Vai trò nào.</w:t>
-      </w:r>
-    </w:p>
-    <w:p>
-      <w:pPr>
-        <w:pStyle w:val="Heading3"/>
-      </w:pPr>
-      <w:bookmarkStart w:id="37" w:name="cú-pháp-1"/>
-      <w:bookmarkEnd w:id="36"/>
       <w:r>
         <w:t>3.2 Cú pháp</w:t>
       </w:r>
@@ -9826,8 +9817,8 @@
       <w:pPr>
         <w:pStyle w:val="Heading3"/>
       </w:pPr>
-      <w:bookmarkStart w:id="38" w:name="quy-tắc-1"/>
-      <w:bookmarkEnd w:id="37"/>
+      <w:bookmarkStart w:id="37" w:name="quy-tắc-1"/>
+      <w:bookmarkEnd w:id="36"/>
       <w:r>
         <w:t>3.3 Quy tắc</w:t>
       </w:r>
@@ -10150,8 +10141,8 @@
       <w:pPr>
         <w:pStyle w:val="Heading3"/>
       </w:pPr>
-      <w:bookmarkStart w:id="39" w:name="ví-dụ-1"/>
-      <w:bookmarkEnd w:id="38"/>
+      <w:bookmarkStart w:id="38" w:name="ví-dụ-1"/>
+      <w:bookmarkEnd w:id="37"/>
       <w:r>
         <w:t>3.4 Ví dụ</w:t>
       </w:r>
@@ -10286,10 +10277,111 @@
       <w:pPr>
         <w:pStyle w:val="Heading3"/>
       </w:pPr>
-      <w:bookmarkStart w:id="40" w:name="cách-vẽ-sơ-đồ-1"/>
+      <w:bookmarkStart w:id="39" w:name="cách-vẽ-sơ-đồ-1"/>
+      <w:bookmarkEnd w:id="38"/>
+      <w:r>
+        <w:t>3.5 Cách vẽ sơ đồ</w:t>
+      </w:r>
+    </w:p>
+    <w:p>
+      <w:pPr>
+        <w:pStyle w:val="Compact"/>
+        <w:numPr>
+          <w:ilvl w:val="0"/>
+          <w:numId w:val="1"/>
+        </w:numPr>
+      </w:pPr>
+      <w:r>
+        <w:t xml:space="preserve">Bản thân dòng khai báo </w:t>
+      </w:r>
+      <w:r>
+        <w:rPr>
+          <w:rStyle w:val="Hashtag"/>
+        </w:rPr>
+        <w:t>@N</w:t>
+      </w:r>
+      <w:r>
+        <w:t xml:space="preserve"> </w:t>
+      </w:r>
+      <w:r>
+        <w:rPr>
+          <w:rStyle w:val="Hashtag"/>
+        </w:rPr>
+        <w:t>Gx</w:t>
+      </w:r>
+      <w:r>
+        <w:t xml:space="preserve"> không tạo ra hình vẽ riêng trên sơ đồ.</w:t>
+      </w:r>
+    </w:p>
+    <w:p>
+      <w:pPr>
+        <w:pStyle w:val="Compact"/>
+        <w:numPr>
+          <w:ilvl w:val="0"/>
+          <w:numId w:val="1"/>
+        </w:numPr>
+      </w:pPr>
+      <w:r>
+        <w:t xml:space="preserve">Toàn bộ các Nút bên trong Giai đoạn được vẽ trong Làn của Vai trò </w:t>
+      </w:r>
+      <w:r>
+        <w:rPr>
+          <w:rStyle w:val="Hashtag"/>
+        </w:rPr>
+        <w:t>@N</w:t>
+      </w:r>
+      <w:r>
+        <w:t>.</w:t>
+      </w:r>
+    </w:p>
+    <w:p>
+      <w:pPr>
+        <w:pStyle w:val="Compact"/>
+        <w:numPr>
+          <w:ilvl w:val="0"/>
+          <w:numId w:val="1"/>
+        </w:numPr>
+      </w:pPr>
+      <w:r>
+        <w:t>Các Giai đoạn nối tiếp nhau theo trục thời gian (từ trên xuống dưới hoặc từ trái sang phải tùy bố cục sơ đồ).</w:t>
+      </w:r>
+    </w:p>
+    <w:p>
+      <w:pPr>
+        <w:pStyle w:val="Heading2"/>
+      </w:pPr>
+      <w:bookmarkStart w:id="40" w:name="_Toc229485590"/>
+      <w:bookmarkStart w:id="41" w:name="phần-4---nút-tổng-quan-và-đánh-số"/>
+      <w:bookmarkEnd w:id="33"/>
       <w:bookmarkEnd w:id="39"/>
       <w:r>
-        <w:t>3.5 Cách vẽ sơ đồ</w:t>
+        <w:t>PHẦN 4 - NÚT: TỔNG QUAN VÀ ĐÁNH SỐ</w:t>
+      </w:r>
+      <w:bookmarkEnd w:id="40"/>
+    </w:p>
+    <w:p>
+      <w:pPr>
+        <w:pStyle w:val="Heading3"/>
+      </w:pPr>
+      <w:bookmarkStart w:id="42" w:name="khái-niệm-2"/>
+      <w:r>
+        <w:t>4.1 Khái niệm</w:t>
+      </w:r>
+    </w:p>
+    <w:p>
+      <w:pPr>
+        <w:pStyle w:val="FirstParagraph"/>
+      </w:pPr>
+      <w:r>
+        <w:t>Nút (Node) là từ dùng để gọi chung cho mọi đối tượng được gán ID trong quy trình, bao gồm: Tác vụ, Ngõ, Quy trình con, Quyết định, Cổng vào, Cổng ra, Cổng phụ và Điểm nối.</w:t>
+      </w:r>
+    </w:p>
+    <w:p>
+      <w:pPr>
+        <w:pStyle w:val="BodyText"/>
+      </w:pPr>
+      <w:r>
+        <w:t>Trong đó:</w:t>
       </w:r>
     </w:p>
     <w:p>
@@ -10301,25 +10393,7 @@
         </w:numPr>
       </w:pPr>
       <w:r>
-        <w:t xml:space="preserve">Bản thân dòng khai báo </w:t>
-      </w:r>
-      <w:r>
-        <w:rPr>
-          <w:rStyle w:val="Hashtag"/>
-        </w:rPr>
-        <w:t>@N</w:t>
-      </w:r>
-      <w:r>
-        <w:t xml:space="preserve"> </w:t>
-      </w:r>
-      <w:r>
-        <w:rPr>
-          <w:rStyle w:val="Hashtag"/>
-        </w:rPr>
-        <w:t>Gx</w:t>
-      </w:r>
-      <w:r>
-        <w:t xml:space="preserve"> không tạo ra hình vẽ riêng trên sơ đồ.</w:t>
+        <w:t>Hành động là nhóm gồm ba loại: Tác vụ, Ngõ và Quy trình con. Ba loại này có mọi quy tắc về luồng hoàn toàn giống nhau, chỉ khác ở ký hiệu khai báo và hình vẽ trên sơ đồ.</w:t>
       </w:r>
     </w:p>
     <w:p>
@@ -10331,16 +10405,7 @@
         </w:numPr>
       </w:pPr>
       <w:r>
-        <w:t xml:space="preserve">Toàn bộ các Nút bên trong Giai đoạn được vẽ trong Làn của Vai trò </w:t>
-      </w:r>
-      <w:r>
-        <w:rPr>
-          <w:rStyle w:val="Hashtag"/>
-        </w:rPr>
-        <w:t>@N</w:t>
-      </w:r>
-      <w:r>
-        <w:t>.</w:t>
+        <w:t>Quyết định là điểm rẽ nhánh trong quy trình. Tại đây, Luồng chỉ chọn một nhánh trong số các nhánh được liệt kê (XOR).</w:t>
       </w:r>
     </w:p>
     <w:p>
@@ -10352,89 +10417,15 @@
         </w:numPr>
       </w:pPr>
       <w:r>
-        <w:t>Các Giai đoạn nối tiếp nhau theo trục thời gian (từ trên xuống dưới hoặc từ trái sang phải tùy bố cục sơ đồ).</w:t>
-      </w:r>
-    </w:p>
-    <w:p>
-      <w:pPr>
-        <w:pStyle w:val="Heading2"/>
-      </w:pPr>
-      <w:bookmarkStart w:id="41" w:name="_Toc229485590"/>
-      <w:bookmarkStart w:id="42" w:name="phần-4---nút-tổng-quan-và-đánh-số"/>
-      <w:bookmarkEnd w:id="34"/>
-      <w:bookmarkEnd w:id="40"/>
-      <w:r>
-        <w:t>PHẦN 4 - NÚT: TỔNG QUAN VÀ ĐÁNH SỐ</w:t>
-      </w:r>
-      <w:bookmarkEnd w:id="41"/>
+        <w:t>Cổng, Cổng phụ và Điểm nối là các Nút đặc biệt đánh dấu ranh giới hoặc kết nối của quy trình.</w:t>
+      </w:r>
     </w:p>
     <w:p>
       <w:pPr>
         <w:pStyle w:val="Heading3"/>
       </w:pPr>
-      <w:bookmarkStart w:id="43" w:name="khái-niệm-2"/>
-      <w:r>
-        <w:t>4.1 Khái niệm</w:t>
-      </w:r>
-    </w:p>
-    <w:p>
-      <w:pPr>
-        <w:pStyle w:val="FirstParagraph"/>
-      </w:pPr>
-      <w:r>
-        <w:t>Nút (Node) là từ dùng để gọi chung cho mọi đối tượng được gán ID trong quy trình, bao gồm: Tác vụ, Ngõ, Quy trình con, Quyết định, Cổng vào, Cổng ra, Cổng phụ và Điểm nối.</w:t>
-      </w:r>
-    </w:p>
-    <w:p>
-      <w:pPr>
-        <w:pStyle w:val="BodyText"/>
-      </w:pPr>
-      <w:r>
-        <w:t>Trong đó:</w:t>
-      </w:r>
-    </w:p>
-    <w:p>
-      <w:pPr>
-        <w:pStyle w:val="Compact"/>
-        <w:numPr>
-          <w:ilvl w:val="0"/>
-          <w:numId w:val="1"/>
-        </w:numPr>
-      </w:pPr>
-      <w:r>
-        <w:t>Hành động là nhóm gồm ba loại: Tác vụ, Ngõ và Quy trình con. Ba loại này có mọi quy tắc về luồng hoàn toàn giống nhau, chỉ khác ở ký hiệu khai báo và hình vẽ trên sơ đồ.</w:t>
-      </w:r>
-    </w:p>
-    <w:p>
-      <w:pPr>
-        <w:pStyle w:val="Compact"/>
-        <w:numPr>
-          <w:ilvl w:val="0"/>
-          <w:numId w:val="1"/>
-        </w:numPr>
-      </w:pPr>
-      <w:r>
-        <w:t>Quyết định là điểm rẽ nhánh trong quy trình. Tại đây, Luồng chỉ chọn một nhánh trong số các nhánh được liệt kê (XOR).</w:t>
-      </w:r>
-    </w:p>
-    <w:p>
-      <w:pPr>
-        <w:pStyle w:val="Compact"/>
-        <w:numPr>
-          <w:ilvl w:val="0"/>
-          <w:numId w:val="1"/>
-        </w:numPr>
-      </w:pPr>
-      <w:r>
-        <w:t>Cổng, Cổng phụ và Điểm nối là các Nút đặc biệt đánh dấu ranh giới hoặc kết nối của quy trình.</w:t>
-      </w:r>
-    </w:p>
-    <w:p>
-      <w:pPr>
-        <w:pStyle w:val="Heading3"/>
-      </w:pPr>
-      <w:bookmarkStart w:id="44" w:name="cú-pháp-khai-báo-nút"/>
-      <w:bookmarkEnd w:id="43"/>
+      <w:bookmarkStart w:id="43" w:name="cú-pháp-khai-báo-nút"/>
+      <w:bookmarkEnd w:id="42"/>
       <w:r>
         <w:t>4.2 Cú pháp khai báo Nút</w:t>
       </w:r>
@@ -11035,7 +11026,13 @@
               <w:pStyle w:val="Compact"/>
             </w:pPr>
             <w:r>
-              <w:t>Mô tả nên ngắn gọn 1-2 ký tự (0-9 hoặc a-Z).</w:t>
+              <w:t xml:space="preserve">Mô tả </w:t>
+            </w:r>
+            <w:r>
+              <w:t>cần</w:t>
+            </w:r>
+            <w:r>
+              <w:t xml:space="preserve"> ngắn gọn 1-2 ký tự (0-9 hoặc a-Z).</w:t>
             </w:r>
           </w:p>
         </w:tc>
@@ -11079,7 +11076,13 @@
               <w:pStyle w:val="Compact"/>
             </w:pPr>
             <w:r>
-              <w:t>Mô tả nên ngắn gọn 1-2 ký tự (0-9 hoặc a-Z).</w:t>
+              <w:t xml:space="preserve">Mô tả </w:t>
+            </w:r>
+            <w:r>
+              <w:t xml:space="preserve">cần </w:t>
+            </w:r>
+            <w:r>
+              <w:t>ngắn gọn 1-2 ký tự (0-9 hoặc a-Z).</w:t>
             </w:r>
           </w:p>
         </w:tc>
@@ -11122,8 +11125,8 @@
       <w:pPr>
         <w:pStyle w:val="Heading3"/>
       </w:pPr>
-      <w:bookmarkStart w:id="45" w:name="quy-tắc-2"/>
-      <w:bookmarkEnd w:id="44"/>
+      <w:bookmarkStart w:id="44" w:name="quy-tắc-2"/>
+      <w:bookmarkEnd w:id="43"/>
       <w:r>
         <w:t>4.3 Quy tắc</w:t>
       </w:r>
@@ -11349,8 +11352,8 @@
           <w:szCs w:val="28"/>
         </w:rPr>
       </w:pPr>
-      <w:bookmarkStart w:id="46" w:name="ví-dụ-2"/>
-      <w:bookmarkEnd w:id="45"/>
+      <w:bookmarkStart w:id="45" w:name="ví-dụ-2"/>
+      <w:bookmarkEnd w:id="44"/>
       <w:r>
         <w:br w:type="page"/>
       </w:r>
@@ -11459,75 +11462,75 @@
       <w:pPr>
         <w:pStyle w:val="Heading3"/>
       </w:pPr>
-      <w:bookmarkStart w:id="47" w:name="cách-vẽ-sơ-đồ-2"/>
+      <w:bookmarkStart w:id="46" w:name="cách-vẽ-sơ-đồ-2"/>
+      <w:bookmarkEnd w:id="45"/>
+      <w:r>
+        <w:t>4.5 Cách vẽ sơ đồ</w:t>
+      </w:r>
+    </w:p>
+    <w:p>
+      <w:pPr>
+        <w:pStyle w:val="Compact"/>
+        <w:numPr>
+          <w:ilvl w:val="0"/>
+          <w:numId w:val="1"/>
+        </w:numPr>
+      </w:pPr>
+      <w:r>
+        <w:t xml:space="preserve">Mỗi Nút </w:t>
+      </w:r>
+      <w:r>
+        <w:rPr>
+          <w:rStyle w:val="Hashtag"/>
+        </w:rPr>
+        <w:t>x.y</w:t>
+      </w:r>
+      <w:r>
+        <w:t xml:space="preserve"> được vẽ theo hình dạng tương ứng với loại của nó: hình chữ nhật (Tác vụ), hình bình hành (Ngõ), hình chữ nhật cạnh gạch đôi (Quy trình con), hình thoi (Quyết định), hình elip (Cổng vào/ra), hình ngũ giác ngược (Cổng phụ), hình tròn nhỏ (Điểm nối). Mô tả được đặt bên trong hình vẽ tương ứng. Các Nút được nối với nhau bằng Đường luồng.</w:t>
+      </w:r>
+    </w:p>
+    <w:p>
+      <w:pPr>
+        <w:pStyle w:val="Compact"/>
+        <w:numPr>
+          <w:ilvl w:val="0"/>
+          <w:numId w:val="1"/>
+        </w:numPr>
+      </w:pPr>
+      <w:r>
+        <w:t>Nội dung Mô tả được đặt bên trong khối.</w:t>
+      </w:r>
+    </w:p>
+    <w:p>
+      <w:pPr>
+        <w:pStyle w:val="Compact"/>
+        <w:numPr>
+          <w:ilvl w:val="0"/>
+          <w:numId w:val="1"/>
+        </w:numPr>
+      </w:pPr>
+      <w:r>
+        <w:t>Các khối được nối với nhau bằng Mũi tên theo thứ tự mặc định (từ trên xuống dưới hoặc từ trái sang phải).</w:t>
+      </w:r>
+    </w:p>
+    <w:p>
+      <w:pPr>
+        <w:pStyle w:val="Heading2"/>
+      </w:pPr>
+      <w:bookmarkStart w:id="47" w:name="_Toc229485591"/>
+      <w:bookmarkStart w:id="48" w:name="phần-5---đường-luồng-flowline"/>
+      <w:bookmarkEnd w:id="41"/>
       <w:bookmarkEnd w:id="46"/>
       <w:r>
-        <w:t>4.5 Cách vẽ sơ đồ</w:t>
-      </w:r>
-    </w:p>
-    <w:p>
-      <w:pPr>
-        <w:pStyle w:val="Compact"/>
-        <w:numPr>
-          <w:ilvl w:val="0"/>
-          <w:numId w:val="1"/>
-        </w:numPr>
-      </w:pPr>
-      <w:r>
-        <w:t xml:space="preserve">Mỗi Nút </w:t>
-      </w:r>
-      <w:r>
-        <w:rPr>
-          <w:rStyle w:val="Hashtag"/>
-        </w:rPr>
-        <w:t>x.y</w:t>
-      </w:r>
-      <w:r>
-        <w:t xml:space="preserve"> được vẽ theo hình dạng tương ứng với loại của nó: hình chữ nhật (Tác vụ), hình bình hành (Ngõ), hình chữ nhật cạnh gạch đôi (Quy trình con), hình thoi (Quyết định), hình elip (Cổng vào/ra), hình ngũ giác ngược (Cổng phụ), hình tròn nhỏ (Điểm nối). Mô tả được đặt bên trong hình vẽ tương ứng. Các Nút được nối với nhau bằng Đường luồng.</w:t>
-      </w:r>
-    </w:p>
-    <w:p>
-      <w:pPr>
-        <w:pStyle w:val="Compact"/>
-        <w:numPr>
-          <w:ilvl w:val="0"/>
-          <w:numId w:val="1"/>
-        </w:numPr>
-      </w:pPr>
-      <w:r>
-        <w:t>Nội dung Mô tả được đặt bên trong khối.</w:t>
-      </w:r>
-    </w:p>
-    <w:p>
-      <w:pPr>
-        <w:pStyle w:val="Compact"/>
-        <w:numPr>
-          <w:ilvl w:val="0"/>
-          <w:numId w:val="1"/>
-        </w:numPr>
-      </w:pPr>
-      <w:r>
-        <w:t>Các khối được nối với nhau bằng Mũi tên theo thứ tự mặc định (từ trên xuống dưới hoặc từ trái sang phải).</w:t>
-      </w:r>
-    </w:p>
-    <w:p>
-      <w:pPr>
-        <w:pStyle w:val="Heading2"/>
-      </w:pPr>
-      <w:bookmarkStart w:id="48" w:name="_Toc229485591"/>
-      <w:bookmarkStart w:id="49" w:name="phần-5---đường-luồng-flowline"/>
-      <w:bookmarkEnd w:id="42"/>
+        <w:t>PHẦN 5 - ĐƯỜNG LUỒNG (FLOWLINE)</w:t>
+      </w:r>
       <w:bookmarkEnd w:id="47"/>
-      <w:r>
-        <w:t>PHẦN 5 - ĐƯỜNG LUỒNG (FLOWLINE)</w:t>
-      </w:r>
-      <w:bookmarkEnd w:id="48"/>
     </w:p>
     <w:p>
       <w:pPr>
         <w:pStyle w:val="Heading3"/>
       </w:pPr>
-      <w:bookmarkStart w:id="50" w:name="khái-niệm-3"/>
+      <w:bookmarkStart w:id="49" w:name="khái-niệm-3"/>
       <w:r>
         <w:t>5.1 Khái niệm</w:t>
       </w:r>
@@ -11553,8 +11556,8 @@
       <w:pPr>
         <w:pStyle w:val="Heading3"/>
       </w:pPr>
-      <w:bookmarkStart w:id="51" w:name="cú-pháp-2"/>
-      <w:bookmarkEnd w:id="50"/>
+      <w:bookmarkStart w:id="50" w:name="cú-pháp-2"/>
+      <w:bookmarkEnd w:id="49"/>
       <w:r>
         <w:t>5.2 Cú pháp</w:t>
       </w:r>
@@ -11647,8 +11650,8 @@
       <w:pPr>
         <w:pStyle w:val="Heading3"/>
       </w:pPr>
-      <w:bookmarkStart w:id="52" w:name="quy-tắc-3"/>
-      <w:bookmarkEnd w:id="51"/>
+      <w:bookmarkStart w:id="51" w:name="quy-tắc-3"/>
+      <w:bookmarkEnd w:id="50"/>
       <w:r>
         <w:t>5.3 Quy tắc</w:t>
       </w:r>
@@ -11798,6 +11801,7 @@
           <w:ilvl w:val="1"/>
           <w:numId w:val="3"/>
         </w:numPr>
+        <w:ind w:left="1080"/>
       </w:pPr>
       <w:r>
         <w:rPr>
@@ -11834,6 +11838,7 @@
           <w:ilvl w:val="1"/>
           <w:numId w:val="3"/>
         </w:numPr>
+        <w:ind w:left="1080"/>
       </w:pPr>
       <w:r>
         <w:rPr>
@@ -11988,8 +11993,8 @@
       <w:pPr>
         <w:pStyle w:val="Heading3"/>
       </w:pPr>
-      <w:bookmarkStart w:id="53" w:name="ví-dụ-3"/>
-      <w:bookmarkEnd w:id="52"/>
+      <w:bookmarkStart w:id="52" w:name="ví-dụ-3"/>
+      <w:bookmarkEnd w:id="51"/>
       <w:r>
         <w:t>5.4 Ví dụ</w:t>
       </w:r>
@@ -12190,8 +12195,8 @@
       <w:pPr>
         <w:pStyle w:val="Heading3"/>
       </w:pPr>
-      <w:bookmarkStart w:id="54" w:name="cách-vẽ-sơ-đồ-3"/>
-      <w:bookmarkEnd w:id="53"/>
+      <w:bookmarkStart w:id="53" w:name="cách-vẽ-sơ-đồ-3"/>
+      <w:bookmarkEnd w:id="52"/>
       <w:r>
         <w:t>5.5 Cách vẽ sơ đồ</w:t>
       </w:r>
@@ -12264,9 +12269,9 @@
           <w:szCs w:val="32"/>
         </w:rPr>
       </w:pPr>
-      <w:bookmarkStart w:id="55" w:name="phần-6---mô-tả"/>
-      <w:bookmarkEnd w:id="49"/>
-      <w:bookmarkEnd w:id="54"/>
+      <w:bookmarkStart w:id="54" w:name="phần-6---mô-tả"/>
+      <w:bookmarkEnd w:id="48"/>
+      <w:bookmarkEnd w:id="53"/>
       <w:r>
         <w:br w:type="page"/>
       </w:r>
@@ -12275,81 +12280,81 @@
       <w:pPr>
         <w:pStyle w:val="Heading2"/>
       </w:pPr>
-      <w:bookmarkStart w:id="56" w:name="_Toc229485592"/>
+      <w:bookmarkStart w:id="55" w:name="_Toc229485592"/>
       <w:r>
         <w:lastRenderedPageBreak/>
         <w:t>PHẦN 6 - MÔ TẢ</w:t>
       </w:r>
+      <w:bookmarkEnd w:id="55"/>
+    </w:p>
+    <w:p>
+      <w:pPr>
+        <w:pStyle w:val="Heading3"/>
+      </w:pPr>
+      <w:bookmarkStart w:id="56" w:name="khái-niệm-4"/>
+      <w:r>
+        <w:t>6.1 Khái niệm</w:t>
+      </w:r>
+    </w:p>
+    <w:p>
+      <w:pPr>
+        <w:pStyle w:val="FirstParagraph"/>
+      </w:pPr>
+      <w:r>
+        <w:t>Mô tả là nội dung chính của một Nút, ghi bên trong hình vẽ trên sơ đồ.</w:t>
+      </w:r>
+    </w:p>
+    <w:p>
+      <w:pPr>
+        <w:pStyle w:val="BodyText"/>
+      </w:pPr>
+      <w:r>
+        <w:t>Ví dụ: nội dung bên trong hình chữ nhật của Tác vụ, bên trong hình thoi của Quyết định, bên trong hình elip của Cổng vào/ra.</w:t>
+      </w:r>
+    </w:p>
+    <w:p>
+      <w:pPr>
+        <w:pStyle w:val="Heading3"/>
+      </w:pPr>
+      <w:bookmarkStart w:id="57" w:name="cú-pháp-3"/>
       <w:bookmarkEnd w:id="56"/>
+      <w:r>
+        <w:t>6.2 Cú pháp</w:t>
+      </w:r>
+    </w:p>
+    <w:p>
+      <w:pPr>
+        <w:pStyle w:val="CodeBlock"/>
+      </w:pPr>
+      <w:r>
+        <w:t xml:space="preserve">    Dạng một dòng:    "Mô tả"</w:t>
+      </w:r>
+      <w:r>
+        <w:br/>
+        <w:t xml:space="preserve">    Dạng nhiều dòng:  "</w:t>
+      </w:r>
+      <w:r>
+        <w:br/>
+        <w:t xml:space="preserve">                      Dòng 1</w:t>
+      </w:r>
+      <w:r>
+        <w:br/>
+        <w:t xml:space="preserve">                      Dòng 2</w:t>
+      </w:r>
+      <w:r>
+        <w:br/>
+        <w:t xml:space="preserve">                      "</w:t>
+      </w:r>
+      <w:r>
+        <w:br/>
+      </w:r>
     </w:p>
     <w:p>
       <w:pPr>
         <w:pStyle w:val="Heading3"/>
       </w:pPr>
-      <w:bookmarkStart w:id="57" w:name="khái-niệm-4"/>
-      <w:r>
-        <w:t>6.1 Khái niệm</w:t>
-      </w:r>
-    </w:p>
-    <w:p>
-      <w:pPr>
-        <w:pStyle w:val="FirstParagraph"/>
-      </w:pPr>
-      <w:r>
-        <w:t>Mô tả là nội dung chính của một Nút, ghi bên trong hình vẽ trên sơ đồ.</w:t>
-      </w:r>
-    </w:p>
-    <w:p>
-      <w:pPr>
-        <w:pStyle w:val="BodyText"/>
-      </w:pPr>
-      <w:r>
-        <w:t>Ví dụ: nội dung bên trong hình chữ nhật của Tác vụ, bên trong hình thoi của Quyết định, bên trong hình elip của Cổng vào/ra.</w:t>
-      </w:r>
-    </w:p>
-    <w:p>
-      <w:pPr>
-        <w:pStyle w:val="Heading3"/>
-      </w:pPr>
-      <w:bookmarkStart w:id="58" w:name="cú-pháp-3"/>
+      <w:bookmarkStart w:id="58" w:name="quy-tắc-4"/>
       <w:bookmarkEnd w:id="57"/>
-      <w:r>
-        <w:t>6.2 Cú pháp</w:t>
-      </w:r>
-    </w:p>
-    <w:p>
-      <w:pPr>
-        <w:pStyle w:val="CodeBlock"/>
-      </w:pPr>
-      <w:r>
-        <w:t xml:space="preserve">    Dạng một dòng:    "Mô tả"</w:t>
-      </w:r>
-      <w:r>
-        <w:br/>
-        <w:t xml:space="preserve">    Dạng nhiều dòng:  "</w:t>
-      </w:r>
-      <w:r>
-        <w:br/>
-        <w:t xml:space="preserve">                      Dòng 1</w:t>
-      </w:r>
-      <w:r>
-        <w:br/>
-        <w:t xml:space="preserve">                      Dòng 2</w:t>
-      </w:r>
-      <w:r>
-        <w:br/>
-        <w:t xml:space="preserve">                      "</w:t>
-      </w:r>
-      <w:r>
-        <w:br/>
-      </w:r>
-    </w:p>
-    <w:p>
-      <w:pPr>
-        <w:pStyle w:val="Heading3"/>
-      </w:pPr>
-      <w:bookmarkStart w:id="59" w:name="quy-tắc-4"/>
-      <w:bookmarkEnd w:id="58"/>
       <w:r>
         <w:t>6.3 Quy tắc</w:t>
       </w:r>
@@ -12406,8 +12411,9 @@
         <w:pStyle w:val="Compact"/>
         <w:numPr>
           <w:ilvl w:val="1"/>
-          <w:numId w:val="1"/>
-        </w:numPr>
+          <w:numId w:val="16"/>
+        </w:numPr>
+        <w:ind w:left="1080"/>
       </w:pPr>
       <w:r>
         <w:t>Mô tả có nhiều dòng;</w:t>
@@ -12418,8 +12424,9 @@
         <w:pStyle w:val="Compact"/>
         <w:numPr>
           <w:ilvl w:val="1"/>
-          <w:numId w:val="1"/>
-        </w:numPr>
+          <w:numId w:val="16"/>
+        </w:numPr>
+        <w:ind w:left="1080"/>
       </w:pPr>
       <w:r>
         <w:t>Mô tả được viết xuống dòng riêng (ID ở dòng trên, mô tả ở dòng dưới);</w:t>
@@ -12430,8 +12437,9 @@
         <w:pStyle w:val="Compact"/>
         <w:numPr>
           <w:ilvl w:val="1"/>
-          <w:numId w:val="1"/>
-        </w:numPr>
+          <w:numId w:val="16"/>
+        </w:numPr>
+        <w:ind w:left="1080"/>
       </w:pPr>
       <w:r>
         <w:t>Mô tả chứa bất kỳ ký tự hoặc chuỗi nào trùng với ký hiệu cú pháp: (</w:t>
@@ -12643,244 +12651,244 @@
       <w:pPr>
         <w:pStyle w:val="Heading3"/>
       </w:pPr>
-      <w:bookmarkStart w:id="60" w:name="ví-dụ-4"/>
+      <w:bookmarkStart w:id="59" w:name="ví-dụ-4"/>
+      <w:bookmarkEnd w:id="58"/>
+      <w:r>
+        <w:t>6.4 Ví dụ</w:t>
+      </w:r>
+    </w:p>
+    <w:p>
+      <w:pPr>
+        <w:pStyle w:val="FirstParagraph"/>
+      </w:pPr>
+      <w:r>
+        <w:t xml:space="preserve">Ví dụ 1 - Không cần </w:t>
+      </w:r>
+      <w:r>
+        <w:rPr>
+          <w:rStyle w:val="Hashtag"/>
+        </w:rPr>
+        <w:t>"..."</w:t>
+      </w:r>
+      <w:r>
+        <w:t xml:space="preserve"> (một dòng, không ký tự đặc biệt):</w:t>
+      </w:r>
+    </w:p>
+    <w:p>
+      <w:pPr>
+        <w:pStyle w:val="CodeBlock"/>
+      </w:pPr>
+      <w:r>
+        <w:t xml:space="preserve">    1.1 Tạo đơn hàng mới</w:t>
+      </w:r>
+      <w:r>
+        <w:br/>
+      </w:r>
+    </w:p>
+    <w:p>
+      <w:pPr>
+        <w:pStyle w:val="BodyText"/>
+      </w:pPr>
+      <w:r>
+        <w:t xml:space="preserve">Ví dụ 2 - Bắt buộc dùng </w:t>
+      </w:r>
+      <w:r>
+        <w:rPr>
+          <w:rStyle w:val="Hashtag"/>
+        </w:rPr>
+        <w:t>"..."</w:t>
+      </w:r>
+      <w:r>
+        <w:t xml:space="preserve"> (viết xuống dòng riêng):</w:t>
+      </w:r>
+    </w:p>
+    <w:p>
+      <w:pPr>
+        <w:pStyle w:val="CodeBlock"/>
+      </w:pPr>
+      <w:r>
+        <w:t xml:space="preserve">    1.2</w:t>
+      </w:r>
+      <w:r>
+        <w:br/>
+        <w:t xml:space="preserve">    "Kiểm tra tồn kho"</w:t>
+      </w:r>
+      <w:r>
+        <w:br/>
+      </w:r>
+    </w:p>
+    <w:p>
+      <w:pPr>
+        <w:pStyle w:val="BodyText"/>
+      </w:pPr>
+      <w:r>
+        <w:t xml:space="preserve">Ví dụ 3 - Bắt buộc dùng </w:t>
+      </w:r>
+      <w:r>
+        <w:rPr>
+          <w:rStyle w:val="Hashtag"/>
+        </w:rPr>
+        <w:t>"..."</w:t>
+      </w:r>
+      <w:r>
+        <w:t xml:space="preserve"> (nhiều dòng):</w:t>
+      </w:r>
+    </w:p>
+    <w:p>
+      <w:pPr>
+        <w:pStyle w:val="CodeBlock"/>
+      </w:pPr>
+      <w:r>
+        <w:lastRenderedPageBreak/>
+        <w:t xml:space="preserve">    1.3</w:t>
+      </w:r>
+      <w:r>
+        <w:br/>
+        <w:t xml:space="preserve">    "</w:t>
+      </w:r>
+      <w:r>
+        <w:br/>
+        <w:t xml:space="preserve">    Phân tích dữ liệu khách hàng:</w:t>
+      </w:r>
+      <w:r>
+        <w:br/>
+        <w:t xml:space="preserve">    - Tổng hợp từ CRM</w:t>
+      </w:r>
+      <w:r>
+        <w:br/>
+        <w:t xml:space="preserve">    - Xác định nhóm rời bỏ</w:t>
+      </w:r>
+      <w:r>
+        <w:br/>
+        <w:t xml:space="preserve">    "</w:t>
+      </w:r>
+      <w:r>
+        <w:br/>
+      </w:r>
+    </w:p>
+    <w:p>
+      <w:pPr>
+        <w:pStyle w:val="BodyText"/>
+      </w:pPr>
+      <w:r>
+        <w:t xml:space="preserve">Ví dụ 4 - Bắt buộc dùng </w:t>
+      </w:r>
+      <w:r>
+        <w:rPr>
+          <w:rStyle w:val="Hashtag"/>
+        </w:rPr>
+        <w:t>"..."</w:t>
+      </w:r>
+      <w:r>
+        <w:t xml:space="preserve"> (nội dung chứa ký tự </w:t>
+      </w:r>
+      <w:r>
+        <w:rPr>
+          <w:rStyle w:val="Hashtag"/>
+        </w:rPr>
+        <w:t>-&gt;</w:t>
+      </w:r>
+      <w:r>
+        <w:t>):</w:t>
+      </w:r>
+    </w:p>
+    <w:p>
+      <w:pPr>
+        <w:pStyle w:val="CodeBlock"/>
+      </w:pPr>
+      <w:r>
+        <w:t xml:space="preserve">    1.4 "Nếu đạt -&gt; ghi nhận, nếu không -&gt; báo cáo"</w:t>
+      </w:r>
+      <w:r>
+        <w:br/>
+      </w:r>
+    </w:p>
+    <w:p>
+      <w:pPr>
+        <w:pStyle w:val="BodyText"/>
+      </w:pPr>
+      <w:r>
+        <w:t>Ví dụ 5 - Dùng trong Quyết định (mô tả gồm nhiều dòng):</w:t>
+      </w:r>
+    </w:p>
+    <w:p>
+      <w:pPr>
+        <w:pStyle w:val="CodeBlock"/>
+      </w:pPr>
+      <w:r>
+        <w:t xml:space="preserve">    2.2 ?</w:t>
+      </w:r>
+      <w:r>
+        <w:br/>
+        <w:t xml:space="preserve">    "</w:t>
+      </w:r>
+      <w:r>
+        <w:br/>
+        <w:t xml:space="preserve">    Kiểm tra điều kiện thanh toán:</w:t>
+      </w:r>
+      <w:r>
+        <w:br/>
+        <w:t xml:space="preserve">    - Đã có chứng từ chưa?</w:t>
+      </w:r>
+      <w:r>
+        <w:br/>
+        <w:t xml:space="preserve">    - Hạn mức tín dụng?</w:t>
+      </w:r>
+      <w:r>
+        <w:br/>
+        <w:t xml:space="preserve">    "</w:t>
+      </w:r>
+      <w:r>
+        <w:br/>
+      </w:r>
+    </w:p>
+    <w:p>
+      <w:pPr>
+        <w:pStyle w:val="BodyText"/>
+      </w:pPr>
+      <w:r>
+        <w:t>Ví dụ 6 - Ghi ký hiệu Vai trò trực tiếp trong Mô tả:</w:t>
+      </w:r>
+    </w:p>
+    <w:p>
+      <w:pPr>
+        <w:pStyle w:val="CodeBlock"/>
+      </w:pPr>
+      <w:r>
+        <w:t xml:space="preserve">    @1 Nhân viên kinh doanh (NVKD)</w:t>
+      </w:r>
+      <w:r>
+        <w:br/>
+        <w:t xml:space="preserve">    @2 Trưởng phòng kinh doanh (TPKD)</w:t>
+      </w:r>
+      <w:r>
+        <w:br/>
+      </w:r>
+      <w:r>
+        <w:br/>
+        <w:t xml:space="preserve">    @1 G1</w:t>
+      </w:r>
+      <w:r>
+        <w:br/>
+        <w:t xml:space="preserve">    1.1 Gửi @2 đề xuất phát triển khách hàng mới</w:t>
+      </w:r>
+      <w:r>
+        <w:br/>
+      </w:r>
+      <w:r>
+        <w:br/>
+        <w:t xml:space="preserve">    Khi vẽ sơ đồ, nội dung Tác vụ 1.1 hiển thị là: "Gửi TPKD đề xuất phát triển khách hàng mới"</w:t>
+      </w:r>
+      <w:r>
+        <w:br/>
+      </w:r>
+    </w:p>
+    <w:p>
+      <w:pPr>
+        <w:pStyle w:val="Heading3"/>
+      </w:pPr>
+      <w:bookmarkStart w:id="60" w:name="cách-vẽ-sơ-đồ-4"/>
       <w:bookmarkEnd w:id="59"/>
-      <w:r>
-        <w:t>6.4 Ví dụ</w:t>
-      </w:r>
-    </w:p>
-    <w:p>
-      <w:pPr>
-        <w:pStyle w:val="FirstParagraph"/>
-      </w:pPr>
-      <w:r>
-        <w:t xml:space="preserve">Ví dụ 1 - Không cần </w:t>
-      </w:r>
-      <w:r>
-        <w:rPr>
-          <w:rStyle w:val="Hashtag"/>
-        </w:rPr>
-        <w:t>"..."</w:t>
-      </w:r>
-      <w:r>
-        <w:t xml:space="preserve"> (một dòng, không ký tự đặc biệt):</w:t>
-      </w:r>
-    </w:p>
-    <w:p>
-      <w:pPr>
-        <w:pStyle w:val="CodeBlock"/>
-      </w:pPr>
-      <w:r>
-        <w:t xml:space="preserve">    1.1 Tạo đơn hàng mới</w:t>
-      </w:r>
-      <w:r>
-        <w:br/>
-      </w:r>
-    </w:p>
-    <w:p>
-      <w:pPr>
-        <w:pStyle w:val="BodyText"/>
-      </w:pPr>
-      <w:r>
-        <w:t xml:space="preserve">Ví dụ 2 - Bắt buộc dùng </w:t>
-      </w:r>
-      <w:r>
-        <w:rPr>
-          <w:rStyle w:val="Hashtag"/>
-        </w:rPr>
-        <w:t>"..."</w:t>
-      </w:r>
-      <w:r>
-        <w:t xml:space="preserve"> (viết xuống dòng riêng):</w:t>
-      </w:r>
-    </w:p>
-    <w:p>
-      <w:pPr>
-        <w:pStyle w:val="CodeBlock"/>
-      </w:pPr>
-      <w:r>
-        <w:t xml:space="preserve">    1.2</w:t>
-      </w:r>
-      <w:r>
-        <w:br/>
-        <w:t xml:space="preserve">    "Kiểm tra tồn kho"</w:t>
-      </w:r>
-      <w:r>
-        <w:br/>
-      </w:r>
-    </w:p>
-    <w:p>
-      <w:pPr>
-        <w:pStyle w:val="BodyText"/>
-      </w:pPr>
-      <w:r>
-        <w:lastRenderedPageBreak/>
-        <w:t xml:space="preserve">Ví dụ 3 - Bắt buộc dùng </w:t>
-      </w:r>
-      <w:r>
-        <w:rPr>
-          <w:rStyle w:val="Hashtag"/>
-        </w:rPr>
-        <w:t>"..."</w:t>
-      </w:r>
-      <w:r>
-        <w:t xml:space="preserve"> (nhiều dòng):</w:t>
-      </w:r>
-    </w:p>
-    <w:p>
-      <w:pPr>
-        <w:pStyle w:val="CodeBlock"/>
-      </w:pPr>
-      <w:r>
-        <w:t xml:space="preserve">    1.3</w:t>
-      </w:r>
-      <w:r>
-        <w:br/>
-        <w:t xml:space="preserve">    "</w:t>
-      </w:r>
-      <w:r>
-        <w:br/>
-        <w:t xml:space="preserve">    Phân tích dữ liệu khách hàng:</w:t>
-      </w:r>
-      <w:r>
-        <w:br/>
-        <w:t xml:space="preserve">    - Tổng hợp từ CRM</w:t>
-      </w:r>
-      <w:r>
-        <w:br/>
-        <w:t xml:space="preserve">    - Xác định nhóm rời bỏ</w:t>
-      </w:r>
-      <w:r>
-        <w:br/>
-        <w:t xml:space="preserve">    "</w:t>
-      </w:r>
-      <w:r>
-        <w:br/>
-      </w:r>
-    </w:p>
-    <w:p>
-      <w:pPr>
-        <w:pStyle w:val="BodyText"/>
-      </w:pPr>
-      <w:r>
-        <w:t xml:space="preserve">Ví dụ 4 - Bắt buộc dùng </w:t>
-      </w:r>
-      <w:r>
-        <w:rPr>
-          <w:rStyle w:val="Hashtag"/>
-        </w:rPr>
-        <w:t>"..."</w:t>
-      </w:r>
-      <w:r>
-        <w:t xml:space="preserve"> (nội dung chứa ký tự </w:t>
-      </w:r>
-      <w:r>
-        <w:rPr>
-          <w:rStyle w:val="Hashtag"/>
-        </w:rPr>
-        <w:t>-&gt;</w:t>
-      </w:r>
-      <w:r>
-        <w:t>):</w:t>
-      </w:r>
-    </w:p>
-    <w:p>
-      <w:pPr>
-        <w:pStyle w:val="CodeBlock"/>
-      </w:pPr>
-      <w:r>
-        <w:t xml:space="preserve">    1.4 "Nếu đạt -&gt; ghi nhận, nếu không -&gt; báo cáo"</w:t>
-      </w:r>
-      <w:r>
-        <w:br/>
-      </w:r>
-    </w:p>
-    <w:p>
-      <w:pPr>
-        <w:pStyle w:val="BodyText"/>
-      </w:pPr>
-      <w:r>
-        <w:t>Ví dụ 5 - Dùng trong Quyết định (mô tả gồm nhiều dòng):</w:t>
-      </w:r>
-    </w:p>
-    <w:p>
-      <w:pPr>
-        <w:pStyle w:val="CodeBlock"/>
-      </w:pPr>
-      <w:r>
-        <w:t xml:space="preserve">    2.2 ?</w:t>
-      </w:r>
-      <w:r>
-        <w:br/>
-        <w:t xml:space="preserve">    "</w:t>
-      </w:r>
-      <w:r>
-        <w:br/>
-        <w:t xml:space="preserve">    Kiểm tra điều kiện thanh toán:</w:t>
-      </w:r>
-      <w:r>
-        <w:br/>
-        <w:t xml:space="preserve">    - Đã có chứng từ chưa?</w:t>
-      </w:r>
-      <w:r>
-        <w:br/>
-        <w:t xml:space="preserve">    - Hạn mức tín dụng?</w:t>
-      </w:r>
-      <w:r>
-        <w:br/>
-        <w:t xml:space="preserve">    "</w:t>
-      </w:r>
-      <w:r>
-        <w:br/>
-      </w:r>
-    </w:p>
-    <w:p>
-      <w:pPr>
-        <w:pStyle w:val="BodyText"/>
-      </w:pPr>
-      <w:r>
-        <w:t>Ví dụ 6 - Ghi ký hiệu Vai trò trực tiếp trong Mô tả:</w:t>
-      </w:r>
-    </w:p>
-    <w:p>
-      <w:pPr>
-        <w:pStyle w:val="CodeBlock"/>
-      </w:pPr>
-      <w:r>
-        <w:t xml:space="preserve">    @1 Nhân viên kinh doanh (NVKD)</w:t>
-      </w:r>
-      <w:r>
-        <w:br/>
-        <w:t xml:space="preserve">    @2 Trưởng phòng kinh doanh (TPKD)</w:t>
-      </w:r>
-      <w:r>
-        <w:br/>
-      </w:r>
-      <w:r>
-        <w:br/>
-        <w:t xml:space="preserve">    @1 G1</w:t>
-      </w:r>
-      <w:r>
-        <w:br/>
-        <w:t xml:space="preserve">    1.1 Gửi @2 đề xuất phát triển khách hàng mới</w:t>
-      </w:r>
-      <w:r>
-        <w:br/>
-      </w:r>
-      <w:r>
-        <w:br/>
-        <w:t xml:space="preserve">    Khi vẽ sơ đồ, nội dung Tác vụ 1.1 hiển thị là: "Gửi TPKD đề xuất phát triển khách hàng mới"</w:t>
-      </w:r>
-      <w:r>
-        <w:br/>
-      </w:r>
-    </w:p>
-    <w:p>
-      <w:pPr>
-        <w:pStyle w:val="Heading3"/>
-      </w:pPr>
-      <w:bookmarkStart w:id="61" w:name="cách-vẽ-sơ-đồ-4"/>
-      <w:bookmarkEnd w:id="60"/>
       <w:r>
         <w:t>6.5 Cách vẽ sơ đồ</w:t>
       </w:r>
@@ -12932,9 +12940,9 @@
           <w:szCs w:val="32"/>
         </w:rPr>
       </w:pPr>
-      <w:bookmarkStart w:id="62" w:name="phần-7---ghi-chú-annotation"/>
-      <w:bookmarkEnd w:id="55"/>
-      <w:bookmarkEnd w:id="61"/>
+      <w:bookmarkStart w:id="61" w:name="phần-7---ghi-chú-annotation"/>
+      <w:bookmarkEnd w:id="54"/>
+      <w:bookmarkEnd w:id="60"/>
       <w:r>
         <w:br w:type="page"/>
       </w:r>
@@ -12943,73 +12951,73 @@
       <w:pPr>
         <w:pStyle w:val="Heading2"/>
       </w:pPr>
-      <w:bookmarkStart w:id="63" w:name="_Toc229485593"/>
+      <w:bookmarkStart w:id="62" w:name="_Toc229485593"/>
       <w:r>
         <w:lastRenderedPageBreak/>
         <w:t>PHẦN 7 - GHI CHÚ (ANNOTATION)</w:t>
       </w:r>
+      <w:bookmarkEnd w:id="62"/>
+    </w:p>
+    <w:p>
+      <w:pPr>
+        <w:pStyle w:val="Heading3"/>
+      </w:pPr>
+      <w:bookmarkStart w:id="63" w:name="khái-niệm-5"/>
+      <w:r>
+        <w:t>7.1 Khái niệm</w:t>
+      </w:r>
+    </w:p>
+    <w:p>
+      <w:pPr>
+        <w:pStyle w:val="FirstParagraph"/>
+      </w:pPr>
+      <w:r>
+        <w:t>Ghi chú (annotation) là thông tin bổ sung gắn với một đối tượng nhưng không nằm bên trong hình vẽ của đối tượng đó. Trên sơ đồ, ghi chú được vẽ thành một khung riêng (thường là hình chữ nhật nét đứt) nối với đối tượng bằng đường nét đứt. Ghi chú không tham gia vào Luồng điều khiển.</w:t>
+      </w:r>
+    </w:p>
+    <w:p>
+      <w:pPr>
+        <w:pStyle w:val="Heading3"/>
+      </w:pPr>
+      <w:bookmarkStart w:id="64" w:name="cú-pháp-4"/>
       <w:bookmarkEnd w:id="63"/>
+      <w:r>
+        <w:t>7.2 Cú pháp</w:t>
+      </w:r>
+    </w:p>
+    <w:p>
+      <w:pPr>
+        <w:pStyle w:val="CodeBlock"/>
+      </w:pPr>
+      <w:r>
+        <w:t xml:space="preserve">    Dạng một dòng:    ~Ghi chú~</w:t>
+      </w:r>
+      <w:r>
+        <w:br/>
+        <w:t xml:space="preserve">    Dạng nhiều dòng:  ~</w:t>
+      </w:r>
+      <w:r>
+        <w:br/>
+        <w:t xml:space="preserve">                      Dòng 1</w:t>
+      </w:r>
+      <w:r>
+        <w:br/>
+        <w:t xml:space="preserve">                      Dòng 2</w:t>
+      </w:r>
+      <w:r>
+        <w:br/>
+        <w:t xml:space="preserve">                      ~</w:t>
+      </w:r>
+      <w:r>
+        <w:br/>
+      </w:r>
     </w:p>
     <w:p>
       <w:pPr>
         <w:pStyle w:val="Heading3"/>
       </w:pPr>
-      <w:bookmarkStart w:id="64" w:name="khái-niệm-5"/>
-      <w:r>
-        <w:t>7.1 Khái niệm</w:t>
-      </w:r>
-    </w:p>
-    <w:p>
-      <w:pPr>
-        <w:pStyle w:val="FirstParagraph"/>
-      </w:pPr>
-      <w:r>
-        <w:t>Ghi chú (annotation) là thông tin bổ sung gắn với một đối tượng nhưng không nằm bên trong hình vẽ của đối tượng đó. Trên sơ đồ, ghi chú được vẽ thành một khung riêng (thường là hình chữ nhật nét đứt) nối với đối tượng bằng đường nét đứt. Ghi chú không tham gia vào Luồng điều khiển.</w:t>
-      </w:r>
-    </w:p>
-    <w:p>
-      <w:pPr>
-        <w:pStyle w:val="Heading3"/>
-      </w:pPr>
-      <w:bookmarkStart w:id="65" w:name="cú-pháp-4"/>
+      <w:bookmarkStart w:id="65" w:name="quy-tắc-5"/>
       <w:bookmarkEnd w:id="64"/>
-      <w:r>
-        <w:t>7.2 Cú pháp</w:t>
-      </w:r>
-    </w:p>
-    <w:p>
-      <w:pPr>
-        <w:pStyle w:val="CodeBlock"/>
-      </w:pPr>
-      <w:r>
-        <w:t xml:space="preserve">    Dạng một dòng:    ~Ghi chú~</w:t>
-      </w:r>
-      <w:r>
-        <w:br/>
-        <w:t xml:space="preserve">    Dạng nhiều dòng:  ~</w:t>
-      </w:r>
-      <w:r>
-        <w:br/>
-        <w:t xml:space="preserve">                      Dòng 1</w:t>
-      </w:r>
-      <w:r>
-        <w:br/>
-        <w:t xml:space="preserve">                      Dòng 2</w:t>
-      </w:r>
-      <w:r>
-        <w:br/>
-        <w:t xml:space="preserve">                      ~</w:t>
-      </w:r>
-      <w:r>
-        <w:br/>
-      </w:r>
-    </w:p>
-    <w:p>
-      <w:pPr>
-        <w:pStyle w:val="Heading3"/>
-      </w:pPr>
-      <w:bookmarkStart w:id="66" w:name="quy-tắc-5"/>
-      <w:bookmarkEnd w:id="65"/>
       <w:r>
         <w:t>7.3 Quy tắc</w:t>
       </w:r>
@@ -13166,8 +13174,8 @@
       <w:pPr>
         <w:pStyle w:val="Heading3"/>
       </w:pPr>
-      <w:bookmarkStart w:id="67" w:name="ví-dụ-5"/>
-      <w:bookmarkEnd w:id="66"/>
+      <w:bookmarkStart w:id="66" w:name="ví-dụ-5"/>
+      <w:bookmarkEnd w:id="65"/>
       <w:r>
         <w:t>7.4 Ví dụ</w:t>
       </w:r>
@@ -13445,76 +13453,76 @@
       <w:pPr>
         <w:pStyle w:val="Heading3"/>
       </w:pPr>
-      <w:bookmarkStart w:id="68" w:name="cách-vẽ-sơ-đồ-5"/>
+      <w:bookmarkStart w:id="67" w:name="cách-vẽ-sơ-đồ-5"/>
+      <w:bookmarkEnd w:id="66"/>
+      <w:r>
+        <w:t>7.5 Cách vẽ sơ đồ</w:t>
+      </w:r>
+    </w:p>
+    <w:p>
+      <w:pPr>
+        <w:pStyle w:val="Compact"/>
+        <w:numPr>
+          <w:ilvl w:val="0"/>
+          <w:numId w:val="1"/>
+        </w:numPr>
+      </w:pPr>
+      <w:r>
+        <w:t>Vẽ một hình ghi chú (hình chữ nhật, thường có một cạnh gấp khúc hoặc khung đứt nét).</w:t>
+      </w:r>
+    </w:p>
+    <w:p>
+      <w:pPr>
+        <w:pStyle w:val="Compact"/>
+        <w:numPr>
+          <w:ilvl w:val="0"/>
+          <w:numId w:val="1"/>
+        </w:numPr>
+      </w:pPr>
+      <w:r>
+        <w:t xml:space="preserve">Ghi toàn bộ nội dung bên trong </w:t>
+      </w:r>
+      <w:r>
+        <w:rPr>
+          <w:rStyle w:val="Hashtag"/>
+        </w:rPr>
+        <w:t>~...~</w:t>
+      </w:r>
+      <w:r>
+        <w:t xml:space="preserve"> vào hình ghi chú đó.</w:t>
+      </w:r>
+    </w:p>
+    <w:p>
+      <w:pPr>
+        <w:pStyle w:val="Compact"/>
+        <w:numPr>
+          <w:ilvl w:val="0"/>
+          <w:numId w:val="1"/>
+        </w:numPr>
+      </w:pPr>
+      <w:r>
+        <w:t>Vẽ đường nét đứt từ hình ghi chú đến đối tượng mà nó gắn kết.</w:t>
+      </w:r>
+    </w:p>
+    <w:p>
+      <w:pPr>
+        <w:pStyle w:val="Heading2"/>
+      </w:pPr>
+      <w:bookmarkStart w:id="68" w:name="_Toc229485594"/>
+      <w:bookmarkStart w:id="69" w:name="phần-8---cổng-vàocổng-ra"/>
+      <w:bookmarkEnd w:id="61"/>
       <w:bookmarkEnd w:id="67"/>
-      <w:r>
-        <w:t>7.5 Cách vẽ sơ đồ</w:t>
-      </w:r>
-    </w:p>
-    <w:p>
-      <w:pPr>
-        <w:pStyle w:val="Compact"/>
-        <w:numPr>
-          <w:ilvl w:val="0"/>
-          <w:numId w:val="1"/>
-        </w:numPr>
-      </w:pPr>
-      <w:r>
-        <w:t>Vẽ một hình ghi chú (hình chữ nhật, thường có một cạnh gấp khúc hoặc khung đứt nét).</w:t>
-      </w:r>
-    </w:p>
-    <w:p>
-      <w:pPr>
-        <w:pStyle w:val="Compact"/>
-        <w:numPr>
-          <w:ilvl w:val="0"/>
-          <w:numId w:val="1"/>
-        </w:numPr>
-      </w:pPr>
-      <w:r>
-        <w:t xml:space="preserve">Ghi toàn bộ nội dung bên trong </w:t>
-      </w:r>
-      <w:r>
-        <w:rPr>
-          <w:rStyle w:val="Hashtag"/>
-        </w:rPr>
-        <w:t>~...~</w:t>
-      </w:r>
-      <w:r>
-        <w:t xml:space="preserve"> vào hình ghi chú đó.</w:t>
-      </w:r>
-    </w:p>
-    <w:p>
-      <w:pPr>
-        <w:pStyle w:val="Compact"/>
-        <w:numPr>
-          <w:ilvl w:val="0"/>
-          <w:numId w:val="1"/>
-        </w:numPr>
-      </w:pPr>
-      <w:r>
-        <w:t>Vẽ đường nét đứt từ hình ghi chú đến đối tượng mà nó gắn kết.</w:t>
-      </w:r>
-    </w:p>
-    <w:p>
-      <w:pPr>
-        <w:pStyle w:val="Heading2"/>
-      </w:pPr>
-      <w:bookmarkStart w:id="69" w:name="_Toc229485594"/>
-      <w:bookmarkStart w:id="70" w:name="phần-8---cổng-vàocổng-ra"/>
-      <w:bookmarkEnd w:id="62"/>
-      <w:bookmarkEnd w:id="68"/>
       <w:r>
         <w:lastRenderedPageBreak/>
         <w:t>PHẦN 8 - CỔNG VÀO/CỔNG RA</w:t>
       </w:r>
-      <w:bookmarkEnd w:id="69"/>
+      <w:bookmarkEnd w:id="68"/>
     </w:p>
     <w:p>
       <w:pPr>
         <w:pStyle w:val="Heading3"/>
       </w:pPr>
-      <w:bookmarkStart w:id="71" w:name="khái-niệm-6"/>
+      <w:bookmarkStart w:id="70" w:name="khái-niệm-6"/>
       <w:r>
         <w:t>8.1 Khái niệm</w:t>
       </w:r>
@@ -13539,8 +13547,8 @@
       <w:pPr>
         <w:pStyle w:val="Heading3"/>
       </w:pPr>
-      <w:bookmarkStart w:id="72" w:name="quy-tắc-6"/>
-      <w:bookmarkEnd w:id="71"/>
+      <w:bookmarkStart w:id="71" w:name="quy-tắc-6"/>
+      <w:bookmarkEnd w:id="70"/>
       <w:r>
         <w:t>8.2 Quy tắc</w:t>
       </w:r>
@@ -13836,8 +13844,9 @@
         <w:pStyle w:val="Compact"/>
         <w:numPr>
           <w:ilvl w:val="1"/>
-          <w:numId w:val="1"/>
-        </w:numPr>
+          <w:numId w:val="17"/>
+        </w:numPr>
+        <w:ind w:left="1080"/>
       </w:pPr>
       <w:r>
         <w:t>Có nhiều Cổng ra;</w:t>
@@ -13848,8 +13857,9 @@
         <w:pStyle w:val="Compact"/>
         <w:numPr>
           <w:ilvl w:val="1"/>
-          <w:numId w:val="1"/>
-        </w:numPr>
+          <w:numId w:val="17"/>
+        </w:numPr>
+        <w:ind w:left="1080"/>
       </w:pPr>
       <w:r>
         <w:t>Cần tùy chỉnh làn hoặc Mô tả;</w:t>
@@ -13860,8 +13870,9 @@
         <w:pStyle w:val="Compact"/>
         <w:numPr>
           <w:ilvl w:val="1"/>
-          <w:numId w:val="1"/>
-        </w:numPr>
+          <w:numId w:val="17"/>
+        </w:numPr>
+        <w:ind w:left="1080"/>
       </w:pPr>
       <w:r>
         <w:t>Cần thêm Ghi chú.</w:t>
@@ -13871,8 +13882,8 @@
       <w:pPr>
         <w:pStyle w:val="Heading3"/>
       </w:pPr>
-      <w:bookmarkStart w:id="73" w:name="khai-báo-cổng-vào"/>
-      <w:bookmarkEnd w:id="72"/>
+      <w:bookmarkStart w:id="72" w:name="khai-báo-cổng-vào"/>
+      <w:bookmarkEnd w:id="71"/>
       <w:r>
         <w:t>8.3 Khai báo Cổng vào</w:t>
       </w:r>
@@ -14027,8 +14038,8 @@
       <w:pPr>
         <w:pStyle w:val="Heading3"/>
       </w:pPr>
-      <w:bookmarkStart w:id="74" w:name="khai-báo-cổng-ra"/>
-      <w:bookmarkEnd w:id="73"/>
+      <w:bookmarkStart w:id="73" w:name="khai-báo-cổng-ra"/>
+      <w:bookmarkEnd w:id="72"/>
       <w:r>
         <w:t>8.4 Khai báo Cổng ra</w:t>
       </w:r>
@@ -14254,160 +14265,160 @@
       <w:pPr>
         <w:pStyle w:val="Heading3"/>
       </w:pPr>
-      <w:bookmarkStart w:id="75" w:name="cách-vẽ-sơ-đồ-6"/>
+      <w:bookmarkStart w:id="74" w:name="cách-vẽ-sơ-đồ-6"/>
+      <w:bookmarkEnd w:id="73"/>
+      <w:r>
+        <w:t>8.5 Cách vẽ sơ đồ</w:t>
+      </w:r>
+    </w:p>
+    <w:p>
+      <w:pPr>
+        <w:pStyle w:val="FirstParagraph"/>
+      </w:pPr>
+      <w:r>
+        <w:t>Đối với Cổng vào (</w:t>
+      </w:r>
+      <w:r>
+        <w:rPr>
+          <w:rStyle w:val="Hashtag"/>
+        </w:rPr>
+        <w:t>\.</w:t>
+      </w:r>
+      <w:r>
+        <w:t xml:space="preserve"> hoặc khai báo tường minh):</w:t>
+      </w:r>
+    </w:p>
+    <w:p>
+      <w:pPr>
+        <w:pStyle w:val="Compact"/>
+        <w:numPr>
+          <w:ilvl w:val="0"/>
+          <w:numId w:val="1"/>
+        </w:numPr>
+      </w:pPr>
+      <w:r>
+        <w:t>Vẽ hình elip. Bên trong ghi Mô tả.</w:t>
+      </w:r>
+    </w:p>
+    <w:p>
+      <w:pPr>
+        <w:pStyle w:val="Compact"/>
+        <w:numPr>
+          <w:ilvl w:val="0"/>
+          <w:numId w:val="1"/>
+        </w:numPr>
+      </w:pPr>
+      <w:r>
+        <w:t>Vẽ Mũi tên từ hình elip đến Nút đầu tiên.</w:t>
+      </w:r>
+    </w:p>
+    <w:p>
+      <w:pPr>
+        <w:pStyle w:val="Compact"/>
+        <w:numPr>
+          <w:ilvl w:val="0"/>
+          <w:numId w:val="1"/>
+        </w:numPr>
+      </w:pPr>
+      <w:r>
+        <w:t>Hình elip nằm trong Làn của Vai trò tương ứng.</w:t>
+      </w:r>
+    </w:p>
+    <w:p>
+      <w:pPr>
+        <w:pStyle w:val="Compact"/>
+        <w:numPr>
+          <w:ilvl w:val="0"/>
+          <w:numId w:val="1"/>
+        </w:numPr>
+      </w:pPr>
+      <w:r>
+        <w:t>Nếu có nhiều Cổng vào, mỗi Cổng có một hình elip riêng, độc lập.</w:t>
+      </w:r>
+    </w:p>
+    <w:p>
+      <w:pPr>
+        <w:pStyle w:val="FirstParagraph"/>
+      </w:pPr>
+      <w:r>
+        <w:t>Đối với Cổng ra (</w:t>
+      </w:r>
+      <w:r>
+        <w:rPr>
+          <w:rStyle w:val="Hashtag"/>
+        </w:rPr>
+        <w:t>./</w:t>
+      </w:r>
+      <w:r>
+        <w:t xml:space="preserve"> hoặc khai báo tường minh):</w:t>
+      </w:r>
+    </w:p>
+    <w:p>
+      <w:pPr>
+        <w:pStyle w:val="Compact"/>
+        <w:numPr>
+          <w:ilvl w:val="0"/>
+          <w:numId w:val="1"/>
+        </w:numPr>
+      </w:pPr>
+      <w:r>
+        <w:t>Vẽ hình elip. Bên trong ghi Mô tả.</w:t>
+      </w:r>
+    </w:p>
+    <w:p>
+      <w:pPr>
+        <w:pStyle w:val="Compact"/>
+        <w:numPr>
+          <w:ilvl w:val="0"/>
+          <w:numId w:val="1"/>
+        </w:numPr>
+      </w:pPr>
+      <w:r>
+        <w:t>Vẽ Mũi tên từ Nút hoặc nhánh cuối cùng trỏ vào hình elip.</w:t>
+      </w:r>
+    </w:p>
+    <w:p>
+      <w:pPr>
+        <w:pStyle w:val="Compact"/>
+        <w:numPr>
+          <w:ilvl w:val="0"/>
+          <w:numId w:val="1"/>
+        </w:numPr>
+      </w:pPr>
+      <w:r>
+        <w:t>Hình elip nằm trong Làn tương ứng.</w:t>
+      </w:r>
+    </w:p>
+    <w:p>
+      <w:pPr>
+        <w:pStyle w:val="Compact"/>
+        <w:numPr>
+          <w:ilvl w:val="0"/>
+          <w:numId w:val="1"/>
+        </w:numPr>
+      </w:pPr>
+      <w:r>
+        <w:t>Nếu có nhiều Cổng ra, mỗi Cổng có một hình elip riêng.</w:t>
+      </w:r>
+    </w:p>
+    <w:p>
+      <w:pPr>
+        <w:pStyle w:val="Heading2"/>
+      </w:pPr>
+      <w:bookmarkStart w:id="75" w:name="_Toc229485595"/>
+      <w:bookmarkStart w:id="76" w:name="phần-9---cổng-phụ"/>
+      <w:bookmarkEnd w:id="69"/>
       <w:bookmarkEnd w:id="74"/>
       <w:r>
-        <w:t>8.5 Cách vẽ sơ đồ</w:t>
-      </w:r>
-    </w:p>
-    <w:p>
-      <w:pPr>
-        <w:pStyle w:val="FirstParagraph"/>
-      </w:pPr>
-      <w:r>
-        <w:t>Đối với Cổng vào (</w:t>
-      </w:r>
-      <w:r>
-        <w:rPr>
-          <w:rStyle w:val="Hashtag"/>
-        </w:rPr>
-        <w:t>\.</w:t>
-      </w:r>
-      <w:r>
-        <w:t xml:space="preserve"> hoặc khai báo tường minh):</w:t>
-      </w:r>
-    </w:p>
-    <w:p>
-      <w:pPr>
-        <w:pStyle w:val="Compact"/>
-        <w:numPr>
-          <w:ilvl w:val="0"/>
-          <w:numId w:val="1"/>
-        </w:numPr>
-      </w:pPr>
-      <w:r>
-        <w:t>Vẽ hình elip. Bên trong ghi Mô tả.</w:t>
-      </w:r>
-    </w:p>
-    <w:p>
-      <w:pPr>
-        <w:pStyle w:val="Compact"/>
-        <w:numPr>
-          <w:ilvl w:val="0"/>
-          <w:numId w:val="1"/>
-        </w:numPr>
-      </w:pPr>
-      <w:r>
-        <w:t>Vẽ Mũi tên từ hình elip đến Nút đầu tiên.</w:t>
-      </w:r>
-    </w:p>
-    <w:p>
-      <w:pPr>
-        <w:pStyle w:val="Compact"/>
-        <w:numPr>
-          <w:ilvl w:val="0"/>
-          <w:numId w:val="1"/>
-        </w:numPr>
-      </w:pPr>
-      <w:r>
-        <w:t>Hình elip nằm trong Làn của Vai trò tương ứng.</w:t>
-      </w:r>
-    </w:p>
-    <w:p>
-      <w:pPr>
-        <w:pStyle w:val="Compact"/>
-        <w:numPr>
-          <w:ilvl w:val="0"/>
-          <w:numId w:val="1"/>
-        </w:numPr>
-      </w:pPr>
-      <w:r>
-        <w:t>Nếu có nhiều Cổng vào, mỗi Cổng có một hình elip riêng, độc lập.</w:t>
-      </w:r>
-    </w:p>
-    <w:p>
-      <w:pPr>
-        <w:pStyle w:val="FirstParagraph"/>
-      </w:pPr>
-      <w:r>
-        <w:t>Đối với Cổng ra (</w:t>
-      </w:r>
-      <w:r>
-        <w:rPr>
-          <w:rStyle w:val="Hashtag"/>
-        </w:rPr>
-        <w:t>./</w:t>
-      </w:r>
-      <w:r>
-        <w:t xml:space="preserve"> hoặc khai báo tường minh):</w:t>
-      </w:r>
-    </w:p>
-    <w:p>
-      <w:pPr>
-        <w:pStyle w:val="Compact"/>
-        <w:numPr>
-          <w:ilvl w:val="0"/>
-          <w:numId w:val="1"/>
-        </w:numPr>
-      </w:pPr>
-      <w:r>
-        <w:t>Vẽ hình elip. Bên trong ghi Mô tả.</w:t>
-      </w:r>
-    </w:p>
-    <w:p>
-      <w:pPr>
-        <w:pStyle w:val="Compact"/>
-        <w:numPr>
-          <w:ilvl w:val="0"/>
-          <w:numId w:val="1"/>
-        </w:numPr>
-      </w:pPr>
-      <w:r>
-        <w:t>Vẽ Mũi tên từ Nút hoặc nhánh cuối cùng trỏ vào hình elip.</w:t>
-      </w:r>
-    </w:p>
-    <w:p>
-      <w:pPr>
-        <w:pStyle w:val="Compact"/>
-        <w:numPr>
-          <w:ilvl w:val="0"/>
-          <w:numId w:val="1"/>
-        </w:numPr>
-      </w:pPr>
-      <w:r>
-        <w:t>Hình elip nằm trong Làn tương ứng.</w:t>
-      </w:r>
-    </w:p>
-    <w:p>
-      <w:pPr>
-        <w:pStyle w:val="Compact"/>
-        <w:numPr>
-          <w:ilvl w:val="0"/>
-          <w:numId w:val="1"/>
-        </w:numPr>
-      </w:pPr>
-      <w:r>
-        <w:t>Nếu có nhiều Cổng ra, mỗi Cổng có một hình elip riêng.</w:t>
-      </w:r>
-    </w:p>
-    <w:p>
-      <w:pPr>
-        <w:pStyle w:val="Heading2"/>
-      </w:pPr>
-      <w:bookmarkStart w:id="76" w:name="_Toc229485595"/>
-      <w:bookmarkStart w:id="77" w:name="phần-9---cổng-phụ"/>
-      <w:bookmarkEnd w:id="70"/>
+        <w:t>PHẦN 9 - CỔNG PHỤ</w:t>
+      </w:r>
       <w:bookmarkEnd w:id="75"/>
-      <w:r>
-        <w:t>PHẦN 9 - CỔNG PHỤ</w:t>
-      </w:r>
-      <w:bookmarkEnd w:id="76"/>
     </w:p>
     <w:p>
       <w:pPr>
         <w:pStyle w:val="Heading3"/>
       </w:pPr>
-      <w:bookmarkStart w:id="78" w:name="khái-niệm-7"/>
+      <w:bookmarkStart w:id="77" w:name="khái-niệm-7"/>
       <w:r>
         <w:t>9.1 Khái niệm</w:t>
       </w:r>
@@ -14531,8 +14542,8 @@
       <w:pPr>
         <w:pStyle w:val="Heading3"/>
       </w:pPr>
-      <w:bookmarkStart w:id="79" w:name="cú-pháp-5"/>
-      <w:bookmarkEnd w:id="78"/>
+      <w:bookmarkStart w:id="78" w:name="cú-pháp-5"/>
+      <w:bookmarkEnd w:id="77"/>
       <w:r>
         <w:t>9.2 Cú pháp</w:t>
       </w:r>
@@ -14675,8 +14686,8 @@
       <w:pPr>
         <w:pStyle w:val="Heading3"/>
       </w:pPr>
-      <w:bookmarkStart w:id="80" w:name="quy-tắc-7"/>
-      <w:bookmarkEnd w:id="79"/>
+      <w:bookmarkStart w:id="79" w:name="quy-tắc-7"/>
+      <w:bookmarkEnd w:id="78"/>
       <w:r>
         <w:t>9.3 Quy tắc</w:t>
       </w:r>
@@ -14794,84 +14805,84 @@
       <w:pPr>
         <w:pStyle w:val="Heading3"/>
       </w:pPr>
-      <w:bookmarkStart w:id="81" w:name="ví-dụ-6"/>
+      <w:bookmarkStart w:id="80" w:name="ví-dụ-6"/>
+      <w:bookmarkEnd w:id="79"/>
+      <w:r>
+        <w:t>9.4 Ví dụ</w:t>
+      </w:r>
+    </w:p>
+    <w:p>
+      <w:pPr>
+        <w:pStyle w:val="FirstParagraph"/>
+      </w:pPr>
+      <w:r>
+        <w:t>Ví dụ 1:</w:t>
+      </w:r>
+    </w:p>
+    <w:p>
+      <w:pPr>
+        <w:pStyle w:val="CodeBlock"/>
+      </w:pPr>
+      <w:r>
+        <w:t xml:space="preserve">    1.1 \/ A -&gt; 1.3</w:t>
+      </w:r>
+      <w:r>
+        <w:br/>
+        <w:t xml:space="preserve">    1.2 \/ B -&gt; 1.4</w:t>
+      </w:r>
+      <w:r>
+        <w:br/>
+      </w:r>
+    </w:p>
+    <w:p>
+      <w:pPr>
+        <w:pStyle w:val="BodyText"/>
+      </w:pPr>
+      <w:r>
+        <w:t>Ví dụ 2:</w:t>
+      </w:r>
+    </w:p>
+    <w:p>
+      <w:pPr>
+        <w:pStyle w:val="CodeBlock"/>
+      </w:pPr>
+      <w:r>
+        <w:t xml:space="preserve">    2.1 Lấy mẫu -&gt; 3.5</w:t>
+      </w:r>
+      <w:r>
+        <w:br/>
+        <w:t xml:space="preserve">    ...</w:t>
+      </w:r>
+      <w:r>
+        <w:br/>
+        <w:t xml:space="preserve">    3.1 Gửi đơn -&gt; 4.3</w:t>
+      </w:r>
+      <w:r>
+        <w:br/>
+        <w:t xml:space="preserve">    ...</w:t>
+      </w:r>
+      <w:r>
+        <w:br/>
+        <w:t xml:space="preserve">    3.5 \/ A</w:t>
+      </w:r>
+      <w:r>
+        <w:br/>
+        <w:t xml:space="preserve">    ...</w:t>
+      </w:r>
+      <w:r>
+        <w:br/>
+        <w:t xml:space="preserve">    4.3 \/ B</w:t>
+      </w:r>
+      <w:r>
+        <w:br/>
+      </w:r>
+    </w:p>
+    <w:p>
+      <w:pPr>
+        <w:pStyle w:val="Heading3"/>
+      </w:pPr>
+      <w:bookmarkStart w:id="81" w:name="cách-vẽ-sơ-đồ-7"/>
       <w:bookmarkEnd w:id="80"/>
-      <w:r>
-        <w:t>9.4 Ví dụ</w:t>
-      </w:r>
-    </w:p>
-    <w:p>
-      <w:pPr>
-        <w:pStyle w:val="FirstParagraph"/>
-      </w:pPr>
-      <w:r>
-        <w:t>Ví dụ 1:</w:t>
-      </w:r>
-    </w:p>
-    <w:p>
-      <w:pPr>
-        <w:pStyle w:val="CodeBlock"/>
-      </w:pPr>
-      <w:r>
-        <w:t xml:space="preserve">    1.1 \/ A -&gt; 1.3</w:t>
-      </w:r>
-      <w:r>
-        <w:br/>
-        <w:t xml:space="preserve">    1.2 \/ B -&gt; 1.4</w:t>
-      </w:r>
-      <w:r>
-        <w:br/>
-      </w:r>
-    </w:p>
-    <w:p>
-      <w:pPr>
-        <w:pStyle w:val="BodyText"/>
-      </w:pPr>
-      <w:r>
-        <w:t>Ví dụ 2:</w:t>
-      </w:r>
-    </w:p>
-    <w:p>
-      <w:pPr>
-        <w:pStyle w:val="CodeBlock"/>
-      </w:pPr>
-      <w:r>
-        <w:t xml:space="preserve">    2.1 Lấy mẫu -&gt; 3.5</w:t>
-      </w:r>
-      <w:r>
-        <w:br/>
-        <w:t xml:space="preserve">    ...</w:t>
-      </w:r>
-      <w:r>
-        <w:br/>
-        <w:t xml:space="preserve">    3.1 Gửi đơn -&gt; 4.3</w:t>
-      </w:r>
-      <w:r>
-        <w:br/>
-        <w:t xml:space="preserve">    ...</w:t>
-      </w:r>
-      <w:r>
-        <w:br/>
-        <w:t xml:space="preserve">    3.5 \/ A</w:t>
-      </w:r>
-      <w:r>
-        <w:br/>
-        <w:t xml:space="preserve">    ...</w:t>
-      </w:r>
-      <w:r>
-        <w:br/>
-        <w:t xml:space="preserve">    4.3 \/ B</w:t>
-      </w:r>
-      <w:r>
-        <w:br/>
-      </w:r>
-    </w:p>
-    <w:p>
-      <w:pPr>
-        <w:pStyle w:val="Heading3"/>
-      </w:pPr>
-      <w:bookmarkStart w:id="82" w:name="cách-vẽ-sơ-đồ-7"/>
-      <w:bookmarkEnd w:id="81"/>
       <w:r>
         <w:t>9.5 Cách vẽ sơ đồ</w:t>
       </w:r>
@@ -14911,9 +14922,9 @@
           <w:szCs w:val="32"/>
         </w:rPr>
       </w:pPr>
-      <w:bookmarkStart w:id="83" w:name="X2509a27361864319980659775ea596a6f4dc754"/>
-      <w:bookmarkEnd w:id="77"/>
-      <w:bookmarkEnd w:id="82"/>
+      <w:bookmarkStart w:id="82" w:name="X2509a27361864319980659775ea596a6f4dc754"/>
+      <w:bookmarkEnd w:id="76"/>
+      <w:bookmarkEnd w:id="81"/>
       <w:r>
         <w:br w:type="page"/>
       </w:r>
@@ -14922,18 +14933,18 @@
       <w:pPr>
         <w:pStyle w:val="Heading2"/>
       </w:pPr>
-      <w:bookmarkStart w:id="84" w:name="_Toc229485596"/>
+      <w:bookmarkStart w:id="83" w:name="_Toc229485596"/>
       <w:r>
         <w:lastRenderedPageBreak/>
         <w:t>PHẦN 10 - HÀNH ĐỘNG (TÁC VỤ, NGÕ, QUY TRÌNH CON)</w:t>
       </w:r>
-      <w:bookmarkEnd w:id="84"/>
+      <w:bookmarkEnd w:id="83"/>
     </w:p>
     <w:p>
       <w:pPr>
         <w:pStyle w:val="Heading3"/>
       </w:pPr>
-      <w:bookmarkStart w:id="85" w:name="khái-niệm-8"/>
+      <w:bookmarkStart w:id="84" w:name="khái-niệm-8"/>
       <w:r>
         <w:t>10.1 Khái niệm</w:t>
       </w:r>
@@ -15160,8 +15171,8 @@
       <w:pPr>
         <w:pStyle w:val="Heading3"/>
       </w:pPr>
-      <w:bookmarkStart w:id="86" w:name="cú-pháp-6"/>
-      <w:bookmarkEnd w:id="85"/>
+      <w:bookmarkStart w:id="85" w:name="cú-pháp-6"/>
+      <w:bookmarkEnd w:id="84"/>
       <w:r>
         <w:t>10.2 Cú pháp</w:t>
       </w:r>
@@ -15265,8 +15276,8 @@
       <w:pPr>
         <w:pStyle w:val="Heading3"/>
       </w:pPr>
-      <w:bookmarkStart w:id="87" w:name="quy-tắc-8"/>
-      <w:bookmarkEnd w:id="86"/>
+      <w:bookmarkStart w:id="86" w:name="quy-tắc-8"/>
+      <w:bookmarkEnd w:id="85"/>
       <w:r>
         <w:t>10.3 Quy tắc</w:t>
       </w:r>
@@ -15313,8 +15324,8 @@
       <w:pPr>
         <w:pStyle w:val="Heading3"/>
       </w:pPr>
-      <w:bookmarkStart w:id="88" w:name="ví-dụ-7"/>
-      <w:bookmarkEnd w:id="87"/>
+      <w:bookmarkStart w:id="87" w:name="ví-dụ-7"/>
+      <w:bookmarkEnd w:id="86"/>
       <w:r>
         <w:t>10.4 Ví dụ</w:t>
       </w:r>
@@ -15463,84 +15474,84 @@
       <w:pPr>
         <w:pStyle w:val="Heading3"/>
       </w:pPr>
-      <w:bookmarkStart w:id="89" w:name="cách-vẽ-sơ-đồ-8"/>
+      <w:bookmarkStart w:id="88" w:name="cách-vẽ-sơ-đồ-8"/>
+      <w:bookmarkEnd w:id="87"/>
+      <w:r>
+        <w:t>10.5 Cách vẽ sơ đồ</w:t>
+      </w:r>
+    </w:p>
+    <w:p>
+      <w:pPr>
+        <w:pStyle w:val="Compact"/>
+        <w:numPr>
+          <w:ilvl w:val="0"/>
+          <w:numId w:val="1"/>
+        </w:numPr>
+      </w:pPr>
+      <w:r>
+        <w:t>Tác vụ: hình chữ nhật. Ngõ: hình bình hành. Quy trình con: hình chữ nhật có hai đường kẻ dọc sát hai cạnh trái và phải bên trong.</w:t>
+      </w:r>
+    </w:p>
+    <w:p>
+      <w:pPr>
+        <w:pStyle w:val="Compact"/>
+        <w:numPr>
+          <w:ilvl w:val="0"/>
+          <w:numId w:val="1"/>
+        </w:numPr>
+      </w:pPr>
+      <w:r>
+        <w:t xml:space="preserve">Ghi Mô tả bên trong hình. Không ghi ký hiệu </w:t>
+      </w:r>
+      <w:r>
+        <w:rPr>
+          <w:rStyle w:val="Hashtag"/>
+        </w:rPr>
+        <w:t>/</w:t>
+      </w:r>
+      <w:r>
+        <w:t xml:space="preserve">, </w:t>
+      </w:r>
+      <w:r>
+        <w:rPr>
+          <w:rStyle w:val="Hashtag"/>
+        </w:rPr>
+        <w:t>!</w:t>
+      </w:r>
+      <w:r>
+        <w:t xml:space="preserve"> vào trong sơ đồ.</w:t>
+      </w:r>
+    </w:p>
+    <w:p>
+      <w:pPr>
+        <w:pStyle w:val="Compact"/>
+        <w:numPr>
+          <w:ilvl w:val="0"/>
+          <w:numId w:val="1"/>
+        </w:numPr>
+      </w:pPr>
+      <w:r>
+        <w:t>Các quy tắc vẽ còn lại (Đường luồng vào/ra, vị trí trong Làn, ghi chú bằng nét đứt) hoàn toàn giống nhau giữa ba loại.</w:t>
+      </w:r>
+    </w:p>
+    <w:p>
+      <w:pPr>
+        <w:pStyle w:val="Heading2"/>
+      </w:pPr>
+      <w:bookmarkStart w:id="89" w:name="_Toc229485597"/>
+      <w:bookmarkStart w:id="90" w:name="phần-11---quyết-định-decision"/>
+      <w:bookmarkEnd w:id="82"/>
       <w:bookmarkEnd w:id="88"/>
       <w:r>
-        <w:t>10.5 Cách vẽ sơ đồ</w:t>
-      </w:r>
-    </w:p>
-    <w:p>
-      <w:pPr>
-        <w:pStyle w:val="Compact"/>
-        <w:numPr>
-          <w:ilvl w:val="0"/>
-          <w:numId w:val="1"/>
-        </w:numPr>
-      </w:pPr>
-      <w:r>
-        <w:t>Tác vụ: hình chữ nhật. Ngõ: hình bình hành. Quy trình con: hình chữ nhật có hai đường kẻ dọc sát hai cạnh trái và phải bên trong.</w:t>
-      </w:r>
-    </w:p>
-    <w:p>
-      <w:pPr>
-        <w:pStyle w:val="Compact"/>
-        <w:numPr>
-          <w:ilvl w:val="0"/>
-          <w:numId w:val="1"/>
-        </w:numPr>
-      </w:pPr>
-      <w:r>
-        <w:t xml:space="preserve">Ghi Mô tả bên trong hình. Không ghi ký hiệu </w:t>
-      </w:r>
-      <w:r>
-        <w:rPr>
-          <w:rStyle w:val="Hashtag"/>
-        </w:rPr>
-        <w:t>/</w:t>
-      </w:r>
-      <w:r>
-        <w:t xml:space="preserve">, </w:t>
-      </w:r>
-      <w:r>
-        <w:rPr>
-          <w:rStyle w:val="Hashtag"/>
-        </w:rPr>
-        <w:t>!</w:t>
-      </w:r>
-      <w:r>
-        <w:t xml:space="preserve"> vào trong sơ đồ.</w:t>
-      </w:r>
-    </w:p>
-    <w:p>
-      <w:pPr>
-        <w:pStyle w:val="Compact"/>
-        <w:numPr>
-          <w:ilvl w:val="0"/>
-          <w:numId w:val="1"/>
-        </w:numPr>
-      </w:pPr>
-      <w:r>
-        <w:t>Các quy tắc vẽ còn lại (Đường luồng vào/ra, vị trí trong Làn, ghi chú bằng nét đứt) hoàn toàn giống nhau giữa ba loại.</w:t>
-      </w:r>
-    </w:p>
-    <w:p>
-      <w:pPr>
-        <w:pStyle w:val="Heading2"/>
-      </w:pPr>
-      <w:bookmarkStart w:id="90" w:name="_Toc229485597"/>
-      <w:bookmarkStart w:id="91" w:name="phần-11---quyết-định-decision"/>
-      <w:bookmarkEnd w:id="83"/>
+        <w:t>PHẦN 11 - QUYẾT ĐỊNH (DECISION)</w:t>
+      </w:r>
       <w:bookmarkEnd w:id="89"/>
-      <w:r>
-        <w:t>PHẦN 11 - QUYẾT ĐỊNH (DECISION)</w:t>
-      </w:r>
-      <w:bookmarkEnd w:id="90"/>
     </w:p>
     <w:p>
       <w:pPr>
         <w:pStyle w:val="Heading3"/>
       </w:pPr>
-      <w:bookmarkStart w:id="92" w:name="khái-niệm-9"/>
+      <w:bookmarkStart w:id="91" w:name="khái-niệm-9"/>
       <w:r>
         <w:t>11.1 Khái niệm</w:t>
       </w:r>
@@ -15557,8 +15568,8 @@
       <w:pPr>
         <w:pStyle w:val="Heading3"/>
       </w:pPr>
-      <w:bookmarkStart w:id="93" w:name="cú-pháp-7"/>
-      <w:bookmarkEnd w:id="92"/>
+      <w:bookmarkStart w:id="92" w:name="cú-pháp-7"/>
+      <w:bookmarkEnd w:id="91"/>
       <w:r>
         <w:t>11.2 Cú pháp</w:t>
       </w:r>
@@ -15749,8 +15760,8 @@
       <w:pPr>
         <w:pStyle w:val="Heading3"/>
       </w:pPr>
-      <w:bookmarkStart w:id="94" w:name="quy-tắc-9"/>
-      <w:bookmarkEnd w:id="93"/>
+      <w:bookmarkStart w:id="93" w:name="quy-tắc-9"/>
+      <w:bookmarkEnd w:id="92"/>
       <w:r>
         <w:t>11.3 Quy tắc</w:t>
       </w:r>
@@ -15909,8 +15920,8 @@
       <w:pPr>
         <w:pStyle w:val="Heading3"/>
       </w:pPr>
-      <w:bookmarkStart w:id="95" w:name="ví-dụ-8"/>
-      <w:bookmarkEnd w:id="94"/>
+      <w:bookmarkStart w:id="94" w:name="ví-dụ-8"/>
+      <w:bookmarkEnd w:id="93"/>
       <w:r>
         <w:t>11.4 Ví dụ</w:t>
       </w:r>
@@ -16181,64 +16192,64 @@
       <w:pPr>
         <w:pStyle w:val="Heading3"/>
       </w:pPr>
-      <w:bookmarkStart w:id="96" w:name="cách-vẽ-sơ-đồ-9"/>
+      <w:bookmarkStart w:id="95" w:name="cách-vẽ-sơ-đồ-9"/>
+      <w:bookmarkEnd w:id="94"/>
+      <w:r>
+        <w:t>11.5 Cách vẽ sơ đồ</w:t>
+      </w:r>
+    </w:p>
+    <w:p>
+      <w:pPr>
+        <w:pStyle w:val="FirstParagraph"/>
+      </w:pPr>
+      <w:r>
+        <w:t>Vẽ hình thoi (decision diamond) với Mô tả (nếu có) ghi bên trong.</w:t>
+      </w:r>
+    </w:p>
+    <w:p>
+      <w:pPr>
+        <w:pStyle w:val="BodyText"/>
+      </w:pPr>
+      <w:r>
+        <w:t>Từ hình thoi, vẽ một Mũi tên cho mỗi nhánh. Ghi nhãn Mũi tên (nếu có). Mỗi Mũi tên dẫn đến đích tương ứng.</w:t>
+      </w:r>
+    </w:p>
+    <w:p>
+      <w:pPr>
+        <w:pStyle w:val="BodyText"/>
+      </w:pPr>
+      <w:r>
+        <w:t xml:space="preserve">Nếu có </w:t>
+      </w:r>
+      <w:r>
+        <w:rPr>
+          <w:rStyle w:val="Hashtag"/>
+        </w:rPr>
+        <w:t>~...~</w:t>
+      </w:r>
+      <w:r>
+        <w:t xml:space="preserve"> gắn với Quyết định, vẽ hình ghi chú nối bằng nét đứt đến hình thoi.</w:t>
+      </w:r>
+    </w:p>
+    <w:p>
+      <w:pPr>
+        <w:pStyle w:val="Heading2"/>
+      </w:pPr>
+      <w:bookmarkStart w:id="96" w:name="_Toc229485598"/>
+      <w:bookmarkStart w:id="97" w:name="phần-12---điểm-nối"/>
+      <w:bookmarkEnd w:id="90"/>
       <w:bookmarkEnd w:id="95"/>
-      <w:r>
-        <w:t>11.5 Cách vẽ sơ đồ</w:t>
-      </w:r>
-    </w:p>
-    <w:p>
-      <w:pPr>
-        <w:pStyle w:val="FirstParagraph"/>
-      </w:pPr>
-      <w:r>
-        <w:t>Vẽ hình thoi (decision diamond) với Mô tả (nếu có) ghi bên trong.</w:t>
-      </w:r>
-    </w:p>
-    <w:p>
-      <w:pPr>
-        <w:pStyle w:val="BodyText"/>
-      </w:pPr>
-      <w:r>
-        <w:t>Từ hình thoi, vẽ một Mũi tên cho mỗi nhánh. Ghi nhãn Mũi tên (nếu có). Mỗi Mũi tên dẫn đến đích tương ứng.</w:t>
-      </w:r>
-    </w:p>
-    <w:p>
-      <w:pPr>
-        <w:pStyle w:val="BodyText"/>
-      </w:pPr>
-      <w:r>
-        <w:t xml:space="preserve">Nếu có </w:t>
-      </w:r>
-      <w:r>
-        <w:rPr>
-          <w:rStyle w:val="Hashtag"/>
-        </w:rPr>
-        <w:t>~...~</w:t>
-      </w:r>
-      <w:r>
-        <w:t xml:space="preserve"> gắn với Quyết định, vẽ hình ghi chú nối bằng nét đứt đến hình thoi.</w:t>
-      </w:r>
-    </w:p>
-    <w:p>
-      <w:pPr>
-        <w:pStyle w:val="Heading2"/>
-      </w:pPr>
-      <w:bookmarkStart w:id="97" w:name="_Toc229485598"/>
-      <w:bookmarkStart w:id="98" w:name="phần-12---điểm-nối"/>
-      <w:bookmarkEnd w:id="91"/>
-      <w:bookmarkEnd w:id="96"/>
       <w:r>
         <w:lastRenderedPageBreak/>
         <w:t>PHẦN 12 - ĐIỂM NỐI</w:t>
       </w:r>
-      <w:bookmarkEnd w:id="97"/>
+      <w:bookmarkEnd w:id="96"/>
     </w:p>
     <w:p>
       <w:pPr>
         <w:pStyle w:val="Heading3"/>
       </w:pPr>
-      <w:bookmarkStart w:id="99" w:name="khái-niệm-10"/>
+      <w:bookmarkStart w:id="98" w:name="khái-niệm-10"/>
       <w:r>
         <w:t>12.1 Khái niệm</w:t>
       </w:r>
@@ -16263,8 +16274,8 @@
       <w:pPr>
         <w:pStyle w:val="Heading3"/>
       </w:pPr>
-      <w:bookmarkStart w:id="100" w:name="cú-pháp-8"/>
-      <w:bookmarkEnd w:id="99"/>
+      <w:bookmarkStart w:id="99" w:name="cú-pháp-8"/>
+      <w:bookmarkEnd w:id="98"/>
       <w:r>
         <w:t>12.2 Cú pháp</w:t>
       </w:r>
@@ -16392,8 +16403,8 @@
       <w:pPr>
         <w:pStyle w:val="Heading3"/>
       </w:pPr>
-      <w:bookmarkStart w:id="101" w:name="quy-tắc-10"/>
-      <w:bookmarkEnd w:id="100"/>
+      <w:bookmarkStart w:id="100" w:name="quy-tắc-10"/>
+      <w:bookmarkEnd w:id="99"/>
       <w:r>
         <w:t>12.3 Quy tắc</w:t>
       </w:r>
@@ -16525,8 +16536,8 @@
       <w:pPr>
         <w:pStyle w:val="Heading3"/>
       </w:pPr>
-      <w:bookmarkStart w:id="102" w:name="ví-dụ-9"/>
-      <w:bookmarkEnd w:id="101"/>
+      <w:bookmarkStart w:id="101" w:name="ví-dụ-9"/>
+      <w:bookmarkEnd w:id="100"/>
       <w:r>
         <w:t>12.4 Ví dụ</w:t>
       </w:r>
@@ -16649,8 +16660,8 @@
       <w:pPr>
         <w:pStyle w:val="Heading3"/>
       </w:pPr>
-      <w:bookmarkStart w:id="103" w:name="cách-vẽ-sơ-đồ-10"/>
-      <w:bookmarkEnd w:id="102"/>
+      <w:bookmarkStart w:id="102" w:name="cách-vẽ-sơ-đồ-10"/>
+      <w:bookmarkEnd w:id="101"/>
       <w:r>
         <w:t>12.5 Cách vẽ sơ đồ</w:t>
       </w:r>
@@ -16744,9 +16755,9 @@
           <w:szCs w:val="32"/>
         </w:rPr>
       </w:pPr>
-      <w:bookmarkStart w:id="104" w:name="phần-13---phân-tách-forkparallel"/>
-      <w:bookmarkEnd w:id="98"/>
-      <w:bookmarkEnd w:id="103"/>
+      <w:bookmarkStart w:id="103" w:name="phần-13---phân-tách-forkparallel"/>
+      <w:bookmarkEnd w:id="97"/>
+      <w:bookmarkEnd w:id="102"/>
       <w:r>
         <w:br w:type="page"/>
       </w:r>
@@ -16755,90 +16766,90 @@
       <w:pPr>
         <w:pStyle w:val="Heading2"/>
       </w:pPr>
-      <w:bookmarkStart w:id="105" w:name="_Toc229485599"/>
+      <w:bookmarkStart w:id="104" w:name="_Toc229485599"/>
       <w:r>
         <w:lastRenderedPageBreak/>
         <w:t>PHẦN 13 - PHÂN TÁCH (FORK/PARALLEL)</w:t>
       </w:r>
+      <w:bookmarkEnd w:id="104"/>
+    </w:p>
+    <w:p>
+      <w:pPr>
+        <w:pStyle w:val="Heading3"/>
+      </w:pPr>
+      <w:bookmarkStart w:id="105" w:name="khái-niệm-11"/>
+      <w:r>
+        <w:t>13.1 Khái niệm</w:t>
+      </w:r>
+    </w:p>
+    <w:p>
+      <w:pPr>
+        <w:pStyle w:val="FirstParagraph"/>
+      </w:pPr>
+      <w:r>
+        <w:t xml:space="preserve">Phân tách cho phép từ một Nút nguồn tạo ra nhiều Luồng thực hiện đồng thời độc lập. Nút nguồn có thể là Hành động, Cổng vào, </w:t>
+      </w:r>
+      <w:r>
+        <w:t>Cổng phụ đầu vào</w:t>
+      </w:r>
+      <w:r>
+        <w:t xml:space="preserve"> hoặc Điểm phát.</w:t>
+      </w:r>
+    </w:p>
+    <w:p>
+      <w:pPr>
+        <w:pStyle w:val="Heading3"/>
+      </w:pPr>
+      <w:bookmarkStart w:id="106" w:name="cú-pháp-9"/>
       <w:bookmarkEnd w:id="105"/>
+      <w:r>
+        <w:t>13.2 Cú pháp</w:t>
+      </w:r>
+    </w:p>
+    <w:p>
+      <w:pPr>
+        <w:pStyle w:val="CodeBlock"/>
+      </w:pPr>
+      <w:r>
+        <w:t xml:space="preserve">    Cú pháp 1 dòng:</w:t>
+      </w:r>
+      <w:r>
+        <w:br/>
+        <w:t xml:space="preserve">    x.y Ký_hiệu Mô tả ~Ghi chú~ 'Nhãn' -&gt; Đích 1, 'Nhãn' -&gt; Đích 2, 'Nhãn' -&gt; Đích 3</w:t>
+      </w:r>
+      <w:r>
+        <w:br/>
+      </w:r>
+      <w:r>
+        <w:br/>
+        <w:t xml:space="preserve">    Cú pháp nhiều dòng:</w:t>
+      </w:r>
+      <w:r>
+        <w:br/>
+        <w:t xml:space="preserve">    x.y Ký_hiệu Mô tả ~Ghi chú~</w:t>
+      </w:r>
+      <w:r>
+        <w:br/>
+        <w:t xml:space="preserve">    'Nhãn' -&gt; Đích 1,</w:t>
+      </w:r>
+      <w:r>
+        <w:br/>
+        <w:t xml:space="preserve">    'Nhãn' -&gt; Đích 2,</w:t>
+      </w:r>
+      <w:r>
+        <w:br/>
+        <w:t xml:space="preserve">    'Nhãn' -&gt; Đích 3</w:t>
+      </w:r>
+      <w:r>
+        <w:br/>
+      </w:r>
     </w:p>
     <w:p>
       <w:pPr>
         <w:pStyle w:val="Heading3"/>
       </w:pPr>
-      <w:bookmarkStart w:id="106" w:name="khái-niệm-11"/>
-      <w:r>
-        <w:t>13.1 Khái niệm</w:t>
-      </w:r>
-    </w:p>
-    <w:p>
-      <w:pPr>
-        <w:pStyle w:val="FirstParagraph"/>
-      </w:pPr>
-      <w:r>
-        <w:t xml:space="preserve">Phân tách cho phép từ một Nút nguồn tạo ra nhiều Luồng thực hiện đồng thời độc lập. Nút nguồn có thể là Hành động, Cổng vào, </w:t>
-      </w:r>
-      <w:r>
-        <w:t>Cổng phụ đầu vào</w:t>
-      </w:r>
-      <w:r>
-        <w:t xml:space="preserve"> hoặc Điểm phát.</w:t>
-      </w:r>
-    </w:p>
-    <w:p>
-      <w:pPr>
-        <w:pStyle w:val="Heading3"/>
-      </w:pPr>
-      <w:bookmarkStart w:id="107" w:name="cú-pháp-9"/>
+      <w:bookmarkStart w:id="107" w:name="quy-tắc-11"/>
       <w:bookmarkEnd w:id="106"/>
-      <w:r>
-        <w:t>13.2 Cú pháp</w:t>
-      </w:r>
-    </w:p>
-    <w:p>
-      <w:pPr>
-        <w:pStyle w:val="CodeBlock"/>
-      </w:pPr>
-      <w:r>
-        <w:t xml:space="preserve">    Cú pháp 1 dòng:</w:t>
-      </w:r>
-      <w:r>
-        <w:br/>
-        <w:t xml:space="preserve">    x.y Ký_hiệu Mô tả ~Ghi chú~ 'Nhãn' -&gt; Đích 1, 'Nhãn' -&gt; Đích 2, 'Nhãn' -&gt; Đích 3</w:t>
-      </w:r>
-      <w:r>
-        <w:br/>
-      </w:r>
-      <w:r>
-        <w:br/>
-        <w:t xml:space="preserve">    Cú pháp nhiều dòng:</w:t>
-      </w:r>
-      <w:r>
-        <w:br/>
-        <w:t xml:space="preserve">    x.y Ký_hiệu Mô tả ~Ghi chú~</w:t>
-      </w:r>
-      <w:r>
-        <w:br/>
-        <w:t xml:space="preserve">    'Nhãn' -&gt; Đích 1,</w:t>
-      </w:r>
-      <w:r>
-        <w:br/>
-        <w:t xml:space="preserve">    'Nhãn' -&gt; Đích 2,</w:t>
-      </w:r>
-      <w:r>
-        <w:br/>
-        <w:t xml:space="preserve">    'Nhãn' -&gt; Đích 3</w:t>
-      </w:r>
-      <w:r>
-        <w:br/>
-      </w:r>
-    </w:p>
-    <w:p>
-      <w:pPr>
-        <w:pStyle w:val="Heading3"/>
-      </w:pPr>
-      <w:bookmarkStart w:id="108" w:name="quy-tắc-11"/>
-      <w:bookmarkEnd w:id="107"/>
       <w:r>
         <w:t>13.3 Quy tắc</w:t>
       </w:r>
@@ -16984,8 +16995,8 @@
       <w:pPr>
         <w:pStyle w:val="Heading3"/>
       </w:pPr>
-      <w:bookmarkStart w:id="109" w:name="ví-dụ-10"/>
-      <w:bookmarkEnd w:id="108"/>
+      <w:bookmarkStart w:id="108" w:name="ví-dụ-10"/>
+      <w:bookmarkEnd w:id="107"/>
       <w:r>
         <w:t>13.4 Ví dụ</w:t>
       </w:r>
@@ -17147,8 +17158,8 @@
       <w:pPr>
         <w:pStyle w:val="Heading3"/>
       </w:pPr>
-      <w:bookmarkStart w:id="110" w:name="cách-vẽ-sơ-đồ-11"/>
-      <w:bookmarkEnd w:id="109"/>
+      <w:bookmarkStart w:id="109" w:name="cách-vẽ-sơ-đồ-11"/>
+      <w:bookmarkEnd w:id="108"/>
       <w:r>
         <w:t>13.5 Cách vẽ sơ đồ</w:t>
       </w:r>
@@ -17166,7 +17177,7 @@
         <w:pStyle w:val="Compact"/>
         <w:numPr>
           <w:ilvl w:val="0"/>
-          <w:numId w:val="3"/>
+          <w:numId w:val="18"/>
         </w:numPr>
       </w:pPr>
       <w:r>
@@ -17178,7 +17189,7 @@
         <w:pStyle w:val="Compact"/>
         <w:numPr>
           <w:ilvl w:val="0"/>
-          <w:numId w:val="3"/>
+          <w:numId w:val="18"/>
         </w:numPr>
       </w:pPr>
       <w:r>
@@ -17204,9 +17215,9 @@
           <w:szCs w:val="32"/>
         </w:rPr>
       </w:pPr>
-      <w:bookmarkStart w:id="111" w:name="phần-14---gộp-join"/>
-      <w:bookmarkEnd w:id="104"/>
-      <w:bookmarkEnd w:id="110"/>
+      <w:bookmarkStart w:id="110" w:name="phần-14---gộp-join"/>
+      <w:bookmarkEnd w:id="103"/>
+      <w:bookmarkEnd w:id="109"/>
       <w:r>
         <w:br w:type="page"/>
       </w:r>
@@ -17215,77 +17226,77 @@
       <w:pPr>
         <w:pStyle w:val="Heading2"/>
       </w:pPr>
-      <w:bookmarkStart w:id="112" w:name="_Toc229485600"/>
+      <w:bookmarkStart w:id="111" w:name="_Toc229485600"/>
       <w:r>
         <w:lastRenderedPageBreak/>
         <w:t>PHẦN 14 - GỘP (JOIN)</w:t>
       </w:r>
+      <w:bookmarkEnd w:id="111"/>
+    </w:p>
+    <w:p>
+      <w:pPr>
+        <w:pStyle w:val="Heading3"/>
+      </w:pPr>
+      <w:bookmarkStart w:id="112" w:name="khái-niệm-12"/>
+      <w:r>
+        <w:t>14.1 Khái niệm</w:t>
+      </w:r>
+    </w:p>
+    <w:p>
+      <w:pPr>
+        <w:pStyle w:val="FirstParagraph"/>
+      </w:pPr>
+      <w:r>
+        <w:t>Gộp là nơi các Luồng hội tụ lại trước khi tiếp tục. Ngữ nghĩa luôn là AND-join: tất cả các nhánh phải hoàn thành trước khi đích được kích hoạt. Gộp cho phép hội tụ từ bất kỳ nguồn nào, không phân biệt cùng gốc hay khác gốc.</w:t>
+      </w:r>
+    </w:p>
+    <w:p>
+      <w:pPr>
+        <w:pStyle w:val="Heading3"/>
+      </w:pPr>
+      <w:bookmarkStart w:id="113" w:name="cú-pháp-10"/>
       <w:bookmarkEnd w:id="112"/>
+      <w:r>
+        <w:t>14.2 Cú pháp</w:t>
+      </w:r>
+    </w:p>
+    <w:p>
+      <w:pPr>
+        <w:pStyle w:val="FirstParagraph"/>
+      </w:pPr>
+      <w:r>
+        <w:t>Dùng -&gt; trỏ từ cuối mỗi nhánh về cùng một Đích.</w:t>
+      </w:r>
+    </w:p>
+    <w:p>
+      <w:pPr>
+        <w:pStyle w:val="CodeBlock"/>
+      </w:pPr>
+      <w:r>
+        <w:t xml:space="preserve">    x.y Ký_hiệu Mô tả -&gt; Đích</w:t>
+      </w:r>
+      <w:r>
+        <w:br/>
+        <w:t xml:space="preserve">    x.z Ký_hiệu Mô tả -&gt; Đích</w:t>
+      </w:r>
+      <w:r>
+        <w:br/>
+      </w:r>
+    </w:p>
+    <w:p>
+      <w:pPr>
+        <w:pStyle w:val="BodyText"/>
+      </w:pPr>
+      <w:r>
+        <w:t>Chú ý: Có thể thêm Ghi chú, Nhãn đường luồng nếu cần.</w:t>
+      </w:r>
     </w:p>
     <w:p>
       <w:pPr>
         <w:pStyle w:val="Heading3"/>
       </w:pPr>
-      <w:bookmarkStart w:id="113" w:name="khái-niệm-12"/>
-      <w:r>
-        <w:t>14.1 Khái niệm</w:t>
-      </w:r>
-    </w:p>
-    <w:p>
-      <w:pPr>
-        <w:pStyle w:val="FirstParagraph"/>
-      </w:pPr>
-      <w:r>
-        <w:t>Gộp là nơi các Luồng hội tụ lại trước khi tiếp tục. Ngữ nghĩa luôn là AND-join: tất cả các nhánh phải hoàn thành trước khi đích được kích hoạt. Gộp cho phép hội tụ từ bất kỳ nguồn nào, không phân biệt cùng gốc hay khác gốc.</w:t>
-      </w:r>
-    </w:p>
-    <w:p>
-      <w:pPr>
-        <w:pStyle w:val="Heading3"/>
-      </w:pPr>
-      <w:bookmarkStart w:id="114" w:name="cú-pháp-10"/>
+      <w:bookmarkStart w:id="114" w:name="quy-tắc-12"/>
       <w:bookmarkEnd w:id="113"/>
-      <w:r>
-        <w:t>14.2 Cú pháp</w:t>
-      </w:r>
-    </w:p>
-    <w:p>
-      <w:pPr>
-        <w:pStyle w:val="FirstParagraph"/>
-      </w:pPr>
-      <w:r>
-        <w:t>Dùng -&gt; trỏ từ cuối mỗi nhánh về cùng một Đích.</w:t>
-      </w:r>
-    </w:p>
-    <w:p>
-      <w:pPr>
-        <w:pStyle w:val="CodeBlock"/>
-      </w:pPr>
-      <w:r>
-        <w:t xml:space="preserve">    x.y Ký_hiệu Mô tả -&gt; Đích</w:t>
-      </w:r>
-      <w:r>
-        <w:br/>
-        <w:t xml:space="preserve">    x.z Ký_hiệu Mô tả -&gt; Đích</w:t>
-      </w:r>
-      <w:r>
-        <w:br/>
-      </w:r>
-    </w:p>
-    <w:p>
-      <w:pPr>
-        <w:pStyle w:val="BodyText"/>
-      </w:pPr>
-      <w:r>
-        <w:t>Chú ý: Có thể thêm Ghi chú, Nhãn đường luồng nếu cần.</w:t>
-      </w:r>
-    </w:p>
-    <w:p>
-      <w:pPr>
-        <w:pStyle w:val="Heading3"/>
-      </w:pPr>
-      <w:bookmarkStart w:id="115" w:name="quy-tắc-12"/>
-      <w:bookmarkEnd w:id="114"/>
       <w:r>
         <w:t>14.3 Quy tắc</w:t>
       </w:r>
@@ -17360,8 +17371,8 @@
       <w:pPr>
         <w:pStyle w:val="Heading3"/>
       </w:pPr>
-      <w:bookmarkStart w:id="116" w:name="ví-dụ-11"/>
-      <w:bookmarkEnd w:id="115"/>
+      <w:bookmarkStart w:id="115" w:name="ví-dụ-11"/>
+      <w:bookmarkEnd w:id="114"/>
       <w:r>
         <w:t>14.4 Ví dụ</w:t>
       </w:r>
@@ -17476,11 +17487,77 @@
     <w:p>
       <w:pPr>
         <w:pStyle w:val="Heading3"/>
-      </w:pPr>
-      <w:bookmarkStart w:id="117" w:name="cách-vẽ-sơ-đồ-12"/>
+        <w:numPr>
+          <w:ilvl w:val="1"/>
+          <w:numId w:val="19"/>
+        </w:numPr>
+      </w:pPr>
+      <w:bookmarkStart w:id="116" w:name="cách-vẽ-sơ-đồ-12"/>
+      <w:bookmarkEnd w:id="115"/>
+      <w:r>
+        <w:t>Cách vẽ sơ đồ</w:t>
+      </w:r>
+    </w:p>
+    <w:p>
+      <w:pPr>
+        <w:pStyle w:val="FirstParagraph"/>
+      </w:pPr>
+      <w:r>
+        <w:t>Khi nhiều Đường luồng hội tụ về cùng một đích, người vẽ có thể chọn một trong hai cách tùy theo bố cục sơ đồ:</w:t>
+      </w:r>
+    </w:p>
+    <w:p>
+      <w:pPr>
+        <w:pStyle w:val="Compact"/>
+        <w:numPr>
+          <w:ilvl w:val="0"/>
+          <w:numId w:val="18"/>
+        </w:numPr>
+      </w:pPr>
+      <w:r>
+        <w:t>Vẽ thanh join (thanh ngang), các Mũi tên từ mọi nhánh hội tụ vào thanh join, từ thanh join có một Mũi tên duy nhất đến đích;</w:t>
+      </w:r>
+    </w:p>
+    <w:p>
+      <w:pPr>
+        <w:pStyle w:val="Compact"/>
+        <w:numPr>
+          <w:ilvl w:val="0"/>
+          <w:numId w:val="18"/>
+        </w:numPr>
+      </w:pPr>
+      <w:r>
+        <w:t>Vẽ các Mũi tên trỏ thẳng vào đích, không có thanh join.</w:t>
+      </w:r>
+    </w:p>
+    <w:p>
+      <w:pPr>
+        <w:pStyle w:val="FirstParagraph"/>
+      </w:pPr>
+      <w:r>
+        <w:t>Cả hai cách đều có ngữ nghĩa AND-join như nhau.</w:t>
+      </w:r>
+    </w:p>
+    <w:p>
+      <w:pPr>
+        <w:pStyle w:val="Heading2"/>
+      </w:pPr>
+      <w:bookmarkStart w:id="117" w:name="_Toc229485601"/>
+      <w:bookmarkStart w:id="118" w:name="phần-15---bình-luận-tài-liệu-comment"/>
+      <w:bookmarkEnd w:id="110"/>
       <w:bookmarkEnd w:id="116"/>
       <w:r>
-        <w:t>14.5 Cách vẽ sơ đồ</w:t>
+        <w:t>PHẦN 15 - BÌNH LUẬN TÀI LIỆU (COMMENT)</w:t>
+      </w:r>
+      <w:bookmarkEnd w:id="117"/>
+    </w:p>
+    <w:p>
+      <w:pPr>
+        <w:pStyle w:val="Heading3"/>
+      </w:pPr>
+      <w:bookmarkStart w:id="119" w:name="khái-niệm-13"/>
+      <w:r>
+        <w:t>15.1 Khái niệm</w:t>
       </w:r>
     </w:p>
     <w:p>
@@ -17488,31 +17565,34 @@
         <w:pStyle w:val="FirstParagraph"/>
       </w:pPr>
       <w:r>
-        <w:t>Khi nhiều Đường luồng hội tụ về cùng một đích, người vẽ có thể chọn một trong hai cách tùy theo bố cục sơ đồ:</w:t>
-      </w:r>
-    </w:p>
-    <w:p>
-      <w:pPr>
-        <w:pStyle w:val="Compact"/>
-        <w:numPr>
-          <w:ilvl w:val="0"/>
-          <w:numId w:val="3"/>
-        </w:numPr>
-      </w:pPr>
-      <w:r>
-        <w:t>Vẽ thanh join (thanh ngang), các Mũi tên từ mọi nhánh hội tụ vào thanh join, từ thanh join có một Mũi tên duy nhất đến đích;</w:t>
-      </w:r>
-    </w:p>
-    <w:p>
-      <w:pPr>
-        <w:pStyle w:val="Compact"/>
-        <w:numPr>
-          <w:ilvl w:val="0"/>
-          <w:numId w:val="3"/>
-        </w:numPr>
-      </w:pPr>
-      <w:r>
-        <w:t>Vẽ các Mũi tên trỏ thẳng vào đích, không có thanh join.</w:t>
+        <w:t>Bình luận là ghi chú dành riêng cho người viết hoặc người đọc tài liệu quy trình, không liên quan đến quy trình. Bình luận không có giá trị cú pháp, không hiển thị trên sơ đồ và bị bỏ qua hoàn toàn khi xử lý tài liệu.</w:t>
+      </w:r>
+    </w:p>
+    <w:p>
+      <w:pPr>
+        <w:pStyle w:val="BodyText"/>
+      </w:pPr>
+      <w:r>
+        <w:t>Điểm khác biệt so với Ghi chú (</w:t>
+      </w:r>
+      <w:r>
+        <w:rPr>
+          <w:rStyle w:val="Hashtag"/>
+        </w:rPr>
+        <w:t>~...~</w:t>
+      </w:r>
+      <w:r>
+        <w:t>): Ghi chú là một phần của quy trình, gắn với một đối tượng cụ thể và hiển thị trên sơ đồ. Bình luận hoàn toàn nằm ngoài quy trình, chỉ tồn tại trong văn bản.</w:t>
+      </w:r>
+    </w:p>
+    <w:p>
+      <w:pPr>
+        <w:pStyle w:val="Heading3"/>
+      </w:pPr>
+      <w:bookmarkStart w:id="120" w:name="cú-pháp-11"/>
+      <w:bookmarkEnd w:id="119"/>
+      <w:r>
+        <w:t>15.2 Cú pháp</w:t>
       </w:r>
     </w:p>
     <w:p>
@@ -17520,139 +17600,74 @@
         <w:pStyle w:val="FirstParagraph"/>
       </w:pPr>
       <w:r>
-        <w:t>Cả hai cách đều có ngữ nghĩa AND-join như nhau.</w:t>
-      </w:r>
-    </w:p>
-    <w:p>
-      <w:pPr>
-        <w:pStyle w:val="Heading2"/>
-      </w:pPr>
-      <w:bookmarkStart w:id="118" w:name="_Toc229485601"/>
-      <w:bookmarkStart w:id="119" w:name="phần-15---bình-luận-tài-liệu-comment"/>
-      <w:bookmarkEnd w:id="111"/>
-      <w:bookmarkEnd w:id="117"/>
-      <w:r>
-        <w:t>PHẦN 15 - BÌNH LUẬN TÀI LIỆU (COMMENT)</w:t>
-      </w:r>
-      <w:bookmarkEnd w:id="118"/>
+        <w:t xml:space="preserve">Mọi dòng bắt đầu bằng dấu </w:t>
+      </w:r>
+      <w:r>
+        <w:rPr>
+          <w:rStyle w:val="Hashtag"/>
+        </w:rPr>
+        <w:t>#</w:t>
+      </w:r>
+      <w:r>
+        <w:t xml:space="preserve"> hoặc có </w:t>
+      </w:r>
+      <w:r>
+        <w:rPr>
+          <w:rStyle w:val="Hashtag"/>
+        </w:rPr>
+        <w:t>#</w:t>
+      </w:r>
+      <w:r>
+        <w:t xml:space="preserve"> xuất hiện ở giữa/cuối dòng đều được coi là bình luận. Bình luận bị cắt từ vị trí </w:t>
+      </w:r>
+      <w:r>
+        <w:rPr>
+          <w:rStyle w:val="Hashtag"/>
+        </w:rPr>
+        <w:t>#</w:t>
+      </w:r>
+      <w:r>
+        <w:t xml:space="preserve"> đến cuối dòng đó, bất kể trước </w:t>
+      </w:r>
+      <w:r>
+        <w:rPr>
+          <w:rStyle w:val="Hashtag"/>
+        </w:rPr>
+        <w:t>#</w:t>
+      </w:r>
+      <w:r>
+        <w:t xml:space="preserve"> có ký tự khác hay khoảng trắng.</w:t>
+      </w:r>
+    </w:p>
+    <w:p>
+      <w:pPr>
+        <w:pStyle w:val="BodyText"/>
+      </w:pPr>
+      <w:r>
+        <w:t>Ví dụ:</w:t>
+      </w:r>
+    </w:p>
+    <w:p>
+      <w:pPr>
+        <w:pStyle w:val="CodeBlock"/>
+      </w:pPr>
+      <w:r>
+        <w:t xml:space="preserve">    # Đây là một dòng bình luận hoàn toàn</w:t>
+      </w:r>
+      <w:r>
+        <w:br/>
+        <w:t xml:space="preserve">    2.1 Nhận đơn hàng # Đây là bình luận cuối dòng</w:t>
+      </w:r>
+      <w:r>
+        <w:br/>
+      </w:r>
     </w:p>
     <w:p>
       <w:pPr>
         <w:pStyle w:val="Heading3"/>
       </w:pPr>
-      <w:bookmarkStart w:id="120" w:name="khái-niệm-13"/>
-      <w:r>
-        <w:t>15.1 Khái niệm</w:t>
-      </w:r>
-    </w:p>
-    <w:p>
-      <w:pPr>
-        <w:pStyle w:val="FirstParagraph"/>
-      </w:pPr>
-      <w:r>
-        <w:t>Bình luận là ghi chú dành riêng cho người viết hoặc người đọc tài liệu quy trình, không liên quan đến quy trình. Bình luận không có giá trị cú pháp, không hiển thị trên sơ đồ và bị bỏ qua hoàn toàn khi xử lý tài liệu.</w:t>
-      </w:r>
-    </w:p>
-    <w:p>
-      <w:pPr>
-        <w:pStyle w:val="BodyText"/>
-      </w:pPr>
-      <w:r>
-        <w:t>Điểm khác biệt so với Ghi chú (</w:t>
-      </w:r>
-      <w:r>
-        <w:rPr>
-          <w:rStyle w:val="Hashtag"/>
-        </w:rPr>
-        <w:t>~...~</w:t>
-      </w:r>
-      <w:r>
-        <w:t>): Ghi chú là một phần của quy trình, gắn với một đối tượng cụ thể và hiển thị trên sơ đồ. Bình luận hoàn toàn nằm ngoài quy trình, chỉ tồn tại trong văn bản.</w:t>
-      </w:r>
-    </w:p>
-    <w:p>
-      <w:pPr>
-        <w:pStyle w:val="Heading3"/>
-      </w:pPr>
-      <w:bookmarkStart w:id="121" w:name="cú-pháp-11"/>
+      <w:bookmarkStart w:id="121" w:name="quy-tắc-13"/>
       <w:bookmarkEnd w:id="120"/>
-      <w:r>
-        <w:t>15.2 Cú pháp</w:t>
-      </w:r>
-    </w:p>
-    <w:p>
-      <w:pPr>
-        <w:pStyle w:val="FirstParagraph"/>
-      </w:pPr>
-      <w:r>
-        <w:t xml:space="preserve">Mọi dòng bắt đầu bằng dấu </w:t>
-      </w:r>
-      <w:r>
-        <w:rPr>
-          <w:rStyle w:val="Hashtag"/>
-        </w:rPr>
-        <w:t>#</w:t>
-      </w:r>
-      <w:r>
-        <w:t xml:space="preserve"> hoặc có </w:t>
-      </w:r>
-      <w:r>
-        <w:rPr>
-          <w:rStyle w:val="Hashtag"/>
-        </w:rPr>
-        <w:t>#</w:t>
-      </w:r>
-      <w:r>
-        <w:t xml:space="preserve"> xuất hiện ở giữa/cuối dòng đều được coi là bình luận. Bình luận bị cắt từ vị trí </w:t>
-      </w:r>
-      <w:r>
-        <w:rPr>
-          <w:rStyle w:val="Hashtag"/>
-        </w:rPr>
-        <w:t>#</w:t>
-      </w:r>
-      <w:r>
-        <w:t xml:space="preserve"> đến cuối dòng đó, bất kể trước </w:t>
-      </w:r>
-      <w:r>
-        <w:rPr>
-          <w:rStyle w:val="Hashtag"/>
-        </w:rPr>
-        <w:t>#</w:t>
-      </w:r>
-      <w:r>
-        <w:t xml:space="preserve"> có ký tự khác hay khoảng trắng.</w:t>
-      </w:r>
-    </w:p>
-    <w:p>
-      <w:pPr>
-        <w:pStyle w:val="BodyText"/>
-      </w:pPr>
-      <w:r>
-        <w:t>Ví dụ:</w:t>
-      </w:r>
-    </w:p>
-    <w:p>
-      <w:pPr>
-        <w:pStyle w:val="CodeBlock"/>
-      </w:pPr>
-      <w:r>
-        <w:t xml:space="preserve">    # Đây là một dòng bình luận hoàn toàn</w:t>
-      </w:r>
-      <w:r>
-        <w:br/>
-        <w:t xml:space="preserve">    2.1 Nhận đơn hàng # Đây là bình luận cuối dòng</w:t>
-      </w:r>
-      <w:r>
-        <w:br/>
-      </w:r>
-    </w:p>
-    <w:p>
-      <w:pPr>
-        <w:pStyle w:val="Heading3"/>
-      </w:pPr>
-      <w:bookmarkStart w:id="122" w:name="quy-tắc-13"/>
-      <w:bookmarkEnd w:id="121"/>
       <w:r>
         <w:t>15.3 Quy tắc</w:t>
       </w:r>
@@ -17782,26 +17797,26 @@
       <w:pPr>
         <w:pStyle w:val="Heading1"/>
       </w:pPr>
-      <w:bookmarkStart w:id="123" w:name="_Toc229485602"/>
-      <w:bookmarkStart w:id="124" w:name="phụ-lục-tài-liệu-tham-chiếu-nhanh"/>
-      <w:bookmarkEnd w:id="119"/>
-      <w:bookmarkEnd w:id="122"/>
+      <w:bookmarkStart w:id="122" w:name="_Toc229485602"/>
+      <w:bookmarkStart w:id="123" w:name="phụ-lục-tài-liệu-tham-chiếu-nhanh"/>
+      <w:bookmarkEnd w:id="118"/>
+      <w:bookmarkEnd w:id="121"/>
       <w:r>
         <w:lastRenderedPageBreak/>
         <w:t>PHỤ LỤC: TÀI LIỆU THAM CHIẾU NHANH</w:t>
       </w:r>
-      <w:bookmarkEnd w:id="123"/>
+      <w:bookmarkEnd w:id="122"/>
     </w:p>
     <w:p>
       <w:pPr>
         <w:pStyle w:val="Heading2"/>
       </w:pPr>
-      <w:bookmarkStart w:id="125" w:name="_Toc229485603"/>
-      <w:bookmarkStart w:id="126" w:name="phần-1---bảng-thuật-ngữ-và-ký-hiệu"/>
+      <w:bookmarkStart w:id="124" w:name="_Toc229485603"/>
+      <w:bookmarkStart w:id="125" w:name="phần-1---bảng-thuật-ngữ-và-ký-hiệu"/>
       <w:r>
         <w:t>PHẦN 1 - BẢNG THUẬT NGỮ VÀ KÝ HIỆU</w:t>
       </w:r>
-      <w:bookmarkEnd w:id="125"/>
+      <w:bookmarkEnd w:id="124"/>
     </w:p>
     <w:tbl>
       <w:tblPr>
@@ -18730,8 +18745,8 @@
       <w:pPr>
         <w:pStyle w:val="Heading2"/>
       </w:pPr>
-      <w:bookmarkStart w:id="127" w:name="phần-2---vai-trò-role-1"/>
-      <w:bookmarkEnd w:id="126"/>
+      <w:bookmarkStart w:id="126" w:name="phần-2---vai-trò-role-1"/>
+      <w:bookmarkEnd w:id="125"/>
     </w:p>
     <w:p>
       <w:pPr>
@@ -18752,12 +18767,12 @@
       <w:pPr>
         <w:pStyle w:val="Heading2"/>
       </w:pPr>
-      <w:bookmarkStart w:id="128" w:name="_Toc229485604"/>
+      <w:bookmarkStart w:id="127" w:name="_Toc229485604"/>
       <w:r>
         <w:lastRenderedPageBreak/>
         <w:t>PHẦN 2 - VAI TRÒ (ROLE)</w:t>
       </w:r>
-      <w:bookmarkEnd w:id="128"/>
+      <w:bookmarkEnd w:id="127"/>
     </w:p>
     <w:p>
       <w:pPr>
@@ -18929,13 +18944,13 @@
       <w:pPr>
         <w:pStyle w:val="Heading2"/>
       </w:pPr>
-      <w:bookmarkStart w:id="129" w:name="_Toc229485605"/>
-      <w:bookmarkStart w:id="130" w:name="phần-3---giai-đoạn-stage-1"/>
-      <w:bookmarkEnd w:id="127"/>
+      <w:bookmarkStart w:id="128" w:name="_Toc229485605"/>
+      <w:bookmarkStart w:id="129" w:name="phần-3---giai-đoạn-stage-1"/>
+      <w:bookmarkEnd w:id="126"/>
       <w:r>
         <w:t>PHẦN 3 - GIAI ĐOẠN (STAGE)</w:t>
       </w:r>
-      <w:bookmarkEnd w:id="129"/>
+      <w:bookmarkEnd w:id="128"/>
     </w:p>
     <w:p>
       <w:pPr>
@@ -19101,13 +19116,13 @@
       <w:pPr>
         <w:pStyle w:val="Heading2"/>
       </w:pPr>
-      <w:bookmarkStart w:id="131" w:name="_Toc229485606"/>
-      <w:bookmarkStart w:id="132" w:name="phần-4---nút-tổng-quan-và-đánh-số-1"/>
+      <w:bookmarkStart w:id="130" w:name="_Toc229485606"/>
+      <w:bookmarkStart w:id="131" w:name="phần-4---nút-tổng-quan-và-đánh-số-1"/>
+      <w:bookmarkEnd w:id="129"/>
+      <w:r>
+        <w:t>PHẦN 4 - NÚT: TỔNG QUAN VÀ ĐÁNH SỐ</w:t>
+      </w:r>
       <w:bookmarkEnd w:id="130"/>
-      <w:r>
-        <w:t>PHẦN 4 - NÚT: TỔNG QUAN VÀ ĐÁNH SỐ</w:t>
-      </w:r>
-      <w:bookmarkEnd w:id="131"/>
     </w:p>
     <w:p>
       <w:pPr>
@@ -19826,13 +19841,13 @@
       <w:pPr>
         <w:pStyle w:val="Heading2"/>
       </w:pPr>
-      <w:bookmarkStart w:id="133" w:name="_Toc229485607"/>
-      <w:bookmarkStart w:id="134" w:name="phần-5---đường-luồng-flowline-1"/>
+      <w:bookmarkStart w:id="132" w:name="_Toc229485607"/>
+      <w:bookmarkStart w:id="133" w:name="phần-5---đường-luồng-flowline-1"/>
+      <w:bookmarkEnd w:id="131"/>
+      <w:r>
+        <w:t>PHẦN 5 - ĐƯỜNG LUỒNG (FLOWLINE)</w:t>
+      </w:r>
       <w:bookmarkEnd w:id="132"/>
-      <w:r>
-        <w:t>PHẦN 5 - ĐƯỜNG LUỒNG (FLOWLINE)</w:t>
-      </w:r>
-      <w:bookmarkEnd w:id="133"/>
     </w:p>
     <w:p>
       <w:pPr>
@@ -20087,13 +20102,13 @@
       <w:pPr>
         <w:pStyle w:val="Heading2"/>
       </w:pPr>
-      <w:bookmarkStart w:id="135" w:name="_Toc229485608"/>
-      <w:bookmarkStart w:id="136" w:name="phần-6---mô-tả-1"/>
+      <w:bookmarkStart w:id="134" w:name="_Toc229485608"/>
+      <w:bookmarkStart w:id="135" w:name="phần-6---mô-tả-1"/>
+      <w:bookmarkEnd w:id="133"/>
+      <w:r>
+        <w:t>PHẦN 6 - MÔ TẢ</w:t>
+      </w:r>
       <w:bookmarkEnd w:id="134"/>
-      <w:r>
-        <w:t>PHẦN 6 - MÔ TẢ</w:t>
-      </w:r>
-      <w:bookmarkEnd w:id="135"/>
     </w:p>
     <w:p>
       <w:pPr>
@@ -20352,13 +20367,13 @@
       <w:pPr>
         <w:pStyle w:val="Heading2"/>
       </w:pPr>
-      <w:bookmarkStart w:id="137" w:name="_Toc229485609"/>
-      <w:bookmarkStart w:id="138" w:name="phần-7---ghi-chú-annotation-1"/>
+      <w:bookmarkStart w:id="136" w:name="_Toc229485609"/>
+      <w:bookmarkStart w:id="137" w:name="phần-7---ghi-chú-annotation-1"/>
+      <w:bookmarkEnd w:id="135"/>
+      <w:r>
+        <w:t>PHẦN 7 - GHI CHÚ (ANNOTATION)</w:t>
+      </w:r>
       <w:bookmarkEnd w:id="136"/>
-      <w:r>
-        <w:t>PHẦN 7 - GHI CHÚ (ANNOTATION)</w:t>
-      </w:r>
-      <w:bookmarkEnd w:id="137"/>
     </w:p>
     <w:p>
       <w:pPr>
@@ -20570,14 +20585,14 @@
       <w:pPr>
         <w:pStyle w:val="Heading2"/>
       </w:pPr>
-      <w:bookmarkStart w:id="139" w:name="_Toc229485610"/>
-      <w:bookmarkStart w:id="140" w:name="phần-8---cổng-vào-cổng-ra"/>
-      <w:bookmarkEnd w:id="138"/>
+      <w:bookmarkStart w:id="138" w:name="_Toc229485610"/>
+      <w:bookmarkStart w:id="139" w:name="phần-8---cổng-vào-cổng-ra"/>
+      <w:bookmarkEnd w:id="137"/>
       <w:r>
         <w:lastRenderedPageBreak/>
         <w:t>PHẦN 8 - CỔNG VÀO / CỔNG RA</w:t>
       </w:r>
-      <w:bookmarkEnd w:id="139"/>
+      <w:bookmarkEnd w:id="138"/>
     </w:p>
     <w:p>
       <w:pPr>
@@ -20777,13 +20792,13 @@
       <w:pPr>
         <w:pStyle w:val="Heading2"/>
       </w:pPr>
-      <w:bookmarkStart w:id="141" w:name="_Toc229485611"/>
-      <w:bookmarkStart w:id="142" w:name="phần-9---cổng-phụ-1"/>
+      <w:bookmarkStart w:id="140" w:name="_Toc229485611"/>
+      <w:bookmarkStart w:id="141" w:name="phần-9---cổng-phụ-1"/>
+      <w:bookmarkEnd w:id="139"/>
+      <w:r>
+        <w:t>PHẦN 9 - CỔNG PHỤ</w:t>
+      </w:r>
       <w:bookmarkEnd w:id="140"/>
-      <w:r>
-        <w:t>PHẦN 9 - CỔNG PHỤ</w:t>
-      </w:r>
-      <w:bookmarkEnd w:id="141"/>
     </w:p>
     <w:p>
       <w:pPr>
@@ -20955,13 +20970,13 @@
       <w:pPr>
         <w:pStyle w:val="Heading2"/>
       </w:pPr>
-      <w:bookmarkStart w:id="143" w:name="_Toc229485612"/>
-      <w:bookmarkStart w:id="144" w:name="Xd5d12a6fad8bdbfc33cdfcb5d07e763c9506db6"/>
+      <w:bookmarkStart w:id="142" w:name="_Toc229485612"/>
+      <w:bookmarkStart w:id="143" w:name="Xd5d12a6fad8bdbfc33cdfcb5d07e763c9506db6"/>
+      <w:bookmarkEnd w:id="141"/>
+      <w:r>
+        <w:t>PHẦN 10 - HÀNH ĐỘNG (TÁC VỤ, NGÕ, QUY TRÌNH CON)</w:t>
+      </w:r>
       <w:bookmarkEnd w:id="142"/>
-      <w:r>
-        <w:t>PHẦN 10 - HÀNH ĐỘNG (TÁC VỤ, NGÕ, QUY TRÌNH CON)</w:t>
-      </w:r>
-      <w:bookmarkEnd w:id="143"/>
     </w:p>
     <w:p>
       <w:pPr>
@@ -21293,13 +21308,13 @@
       <w:pPr>
         <w:pStyle w:val="Heading2"/>
       </w:pPr>
-      <w:bookmarkStart w:id="145" w:name="_Toc229485613"/>
-      <w:bookmarkStart w:id="146" w:name="phần-11---quyết-định-decision-1"/>
+      <w:bookmarkStart w:id="144" w:name="_Toc229485613"/>
+      <w:bookmarkStart w:id="145" w:name="phần-11---quyết-định-decision-1"/>
+      <w:bookmarkEnd w:id="143"/>
+      <w:r>
+        <w:t>PHẦN 11 - QUYẾT ĐỊNH (DECISION)</w:t>
+      </w:r>
       <w:bookmarkEnd w:id="144"/>
-      <w:r>
-        <w:t>PHẦN 11 - QUYẾT ĐỊNH (DECISION)</w:t>
-      </w:r>
-      <w:bookmarkEnd w:id="145"/>
     </w:p>
     <w:p>
       <w:pPr>
@@ -21491,13 +21506,13 @@
       <w:pPr>
         <w:pStyle w:val="Heading2"/>
       </w:pPr>
-      <w:bookmarkStart w:id="147" w:name="_Toc229485614"/>
-      <w:bookmarkStart w:id="148" w:name="phần-12---điểm-nối-1"/>
+      <w:bookmarkStart w:id="146" w:name="_Toc229485614"/>
+      <w:bookmarkStart w:id="147" w:name="phần-12---điểm-nối-1"/>
+      <w:bookmarkEnd w:id="145"/>
+      <w:r>
+        <w:t>PHẦN 12 - ĐIỂM NỐI</w:t>
+      </w:r>
       <w:bookmarkEnd w:id="146"/>
-      <w:r>
-        <w:t>PHẦN 12 - ĐIỂM NỐI</w:t>
-      </w:r>
-      <w:bookmarkEnd w:id="147"/>
     </w:p>
     <w:p>
       <w:pPr>
@@ -21675,13 +21690,13 @@
       <w:pPr>
         <w:pStyle w:val="Heading2"/>
       </w:pPr>
-      <w:bookmarkStart w:id="149" w:name="_Toc229485615"/>
-      <w:bookmarkStart w:id="150" w:name="phần-13---phân-tách-forkparallel-1"/>
+      <w:bookmarkStart w:id="148" w:name="_Toc229485615"/>
+      <w:bookmarkStart w:id="149" w:name="phần-13---phân-tách-forkparallel-1"/>
+      <w:bookmarkEnd w:id="147"/>
+      <w:r>
+        <w:t>PHẦN 13 - PHÂN TÁCH (FORK/PARALLEL)</w:t>
+      </w:r>
       <w:bookmarkEnd w:id="148"/>
-      <w:r>
-        <w:t>PHẦN 13 - PHÂN TÁCH (FORK/PARALLEL)</w:t>
-      </w:r>
-      <w:bookmarkEnd w:id="149"/>
     </w:p>
     <w:p>
       <w:pPr>
@@ -21886,13 +21901,13 @@
       <w:pPr>
         <w:pStyle w:val="Heading2"/>
       </w:pPr>
-      <w:bookmarkStart w:id="151" w:name="_Toc229485616"/>
-      <w:bookmarkStart w:id="152" w:name="phần-14---gộp-join-1"/>
+      <w:bookmarkStart w:id="150" w:name="_Toc229485616"/>
+      <w:bookmarkStart w:id="151" w:name="phần-14---gộp-join-1"/>
+      <w:bookmarkEnd w:id="149"/>
+      <w:r>
+        <w:t>PHẦN 14 - GỘP (JOIN)</w:t>
+      </w:r>
       <w:bookmarkEnd w:id="150"/>
-      <w:r>
-        <w:t>PHẦN 14 - GỘP (JOIN)</w:t>
-      </w:r>
-      <w:bookmarkEnd w:id="151"/>
     </w:p>
     <w:p>
       <w:pPr>
@@ -22026,13 +22041,13 @@
       <w:pPr>
         <w:pStyle w:val="Heading2"/>
       </w:pPr>
-      <w:bookmarkStart w:id="153" w:name="_Toc229485617"/>
-      <w:bookmarkStart w:id="154" w:name="phần-15---bình-luận-tài-liệu-comment-1"/>
+      <w:bookmarkStart w:id="152" w:name="_Toc229485617"/>
+      <w:bookmarkStart w:id="153" w:name="phần-15---bình-luận-tài-liệu-comment-1"/>
+      <w:bookmarkEnd w:id="151"/>
+      <w:r>
+        <w:t>PHẦN 15 - BÌNH LUẬN TÀI LIỆU (COMMENT)</w:t>
+      </w:r>
       <w:bookmarkEnd w:id="152"/>
-      <w:r>
-        <w:t>PHẦN 15 - BÌNH LUẬN TÀI LIỆU (COMMENT)</w:t>
-      </w:r>
-      <w:bookmarkEnd w:id="153"/>
     </w:p>
     <w:p>
       <w:pPr>
@@ -22139,7 +22154,12 @@
         <w:t>~...~</w:t>
       </w:r>
       <w:r>
-        <w:t xml:space="preserve"> không bị coi là Bình luận và được giữ nguyên.</w:t>
+        <w:t xml:space="preserve"> không bị coi là Bình luậ</w:t>
+      </w:r>
+      <w:bookmarkStart w:id="154" w:name="_GoBack"/>
+      <w:bookmarkEnd w:id="154"/>
+      <w:r>
+        <w:t>n và được giữ nguyên.</w:t>
       </w:r>
     </w:p>
     <w:p>
@@ -22173,9 +22193,9 @@
         <w:br/>
       </w:r>
     </w:p>
-    <w:bookmarkEnd w:id="19"/>
-    <w:bookmarkEnd w:id="124"/>
-    <w:bookmarkEnd w:id="154"/>
+    <w:bookmarkEnd w:id="18"/>
+    <w:bookmarkEnd w:id="123"/>
+    <w:bookmarkEnd w:id="153"/>
     <w:p>
       <w:pPr>
         <w:spacing w:before="0" w:after="200"/>
@@ -22822,6 +22842,425 @@
   <w:abstractNum w:abstractNumId="12" w15:restartNumberingAfterBreak="0">
     <w:nsid w:val="00A99411"/>
     <w:multiLevelType w:val="multilevel"/>
+    <w:tmpl w:val="366AE31E"/>
+    <w:lvl w:ilvl="0">
+      <w:start w:val="1"/>
+      <w:numFmt w:val="decimal"/>
+      <w:lvlText w:val="%1."/>
+      <w:lvlJc w:val="left"/>
+      <w:pPr>
+        <w:ind w:left="1080" w:hanging="360"/>
+      </w:pPr>
+      <w:rPr>
+        <w:b w:val="0"/>
+      </w:rPr>
+    </w:lvl>
+    <w:lvl w:ilvl="1">
+      <w:start w:val="1"/>
+      <w:numFmt w:val="decimal"/>
+      <w:lvlText w:val="%2."/>
+      <w:lvlJc w:val="left"/>
+      <w:pPr>
+        <w:ind w:left="1800" w:hanging="360"/>
+      </w:pPr>
+    </w:lvl>
+    <w:lvl w:ilvl="2">
+      <w:start w:val="1"/>
+      <w:numFmt w:val="decimal"/>
+      <w:lvlText w:val="%3."/>
+      <w:lvlJc w:val="left"/>
+      <w:pPr>
+        <w:ind w:left="2520" w:hanging="360"/>
+      </w:pPr>
+    </w:lvl>
+    <w:lvl w:ilvl="3">
+      <w:start w:val="1"/>
+      <w:numFmt w:val="decimal"/>
+      <w:lvlText w:val="%4."/>
+      <w:lvlJc w:val="left"/>
+      <w:pPr>
+        <w:ind w:left="3240" w:hanging="360"/>
+      </w:pPr>
+    </w:lvl>
+    <w:lvl w:ilvl="4">
+      <w:start w:val="1"/>
+      <w:numFmt w:val="decimal"/>
+      <w:lvlText w:val="%5."/>
+      <w:lvlJc w:val="left"/>
+      <w:pPr>
+        <w:ind w:left="3960" w:hanging="360"/>
+      </w:pPr>
+    </w:lvl>
+    <w:lvl w:ilvl="5">
+      <w:start w:val="1"/>
+      <w:numFmt w:val="decimal"/>
+      <w:lvlText w:val="%6."/>
+      <w:lvlJc w:val="left"/>
+      <w:pPr>
+        <w:ind w:left="4680" w:hanging="360"/>
+      </w:pPr>
+    </w:lvl>
+    <w:lvl w:ilvl="6">
+      <w:start w:val="1"/>
+      <w:numFmt w:val="decimal"/>
+      <w:lvlText w:val="%7."/>
+      <w:lvlJc w:val="left"/>
+      <w:pPr>
+        <w:ind w:left="5400" w:hanging="360"/>
+      </w:pPr>
+    </w:lvl>
+    <w:lvl w:ilvl="7">
+      <w:start w:val="1"/>
+      <w:numFmt w:val="decimal"/>
+      <w:lvlText w:val="%8."/>
+      <w:lvlJc w:val="left"/>
+      <w:pPr>
+        <w:ind w:left="6120" w:hanging="360"/>
+      </w:pPr>
+    </w:lvl>
+    <w:lvl w:ilvl="8">
+      <w:start w:val="1"/>
+      <w:numFmt w:val="decimal"/>
+      <w:lvlText w:val="%9."/>
+      <w:lvlJc w:val="left"/>
+      <w:pPr>
+        <w:ind w:left="6840" w:hanging="360"/>
+      </w:pPr>
+    </w:lvl>
+  </w:abstractNum>
+  <w:abstractNum w:abstractNumId="13" w15:restartNumberingAfterBreak="0">
+    <w:nsid w:val="0BDF255A"/>
+    <w:multiLevelType w:val="hybridMultilevel"/>
+    <w:tmpl w:val="2B9084B4"/>
+    <w:lvl w:ilvl="0" w:tplc="1550E5F2">
+      <w:start w:val="1"/>
+      <w:numFmt w:val="bullet"/>
+      <w:lvlText w:val="-"/>
+      <w:lvlJc w:val="left"/>
+      <w:pPr>
+        <w:ind w:left="720" w:hanging="360"/>
+      </w:pPr>
+      <w:rPr>
+        <w:rFonts w:ascii="Times New Roman" w:eastAsiaTheme="minorEastAsia" w:hAnsi="Times New Roman" w:cs="Times New Roman" w:hint="default"/>
+      </w:rPr>
+    </w:lvl>
+    <w:lvl w:ilvl="1" w:tplc="04090003" w:tentative="1">
+      <w:start w:val="1"/>
+      <w:numFmt w:val="bullet"/>
+      <w:lvlText w:val="o"/>
+      <w:lvlJc w:val="left"/>
+      <w:pPr>
+        <w:ind w:left="1440" w:hanging="360"/>
+      </w:pPr>
+      <w:rPr>
+        <w:rFonts w:ascii="Courier New" w:hAnsi="Courier New" w:cs="Courier New" w:hint="default"/>
+      </w:rPr>
+    </w:lvl>
+    <w:lvl w:ilvl="2" w:tplc="04090005" w:tentative="1">
+      <w:start w:val="1"/>
+      <w:numFmt w:val="bullet"/>
+      <w:lvlText w:val=""/>
+      <w:lvlJc w:val="left"/>
+      <w:pPr>
+        <w:ind w:left="2160" w:hanging="360"/>
+      </w:pPr>
+      <w:rPr>
+        <w:rFonts w:ascii="Wingdings" w:hAnsi="Wingdings" w:hint="default"/>
+      </w:rPr>
+    </w:lvl>
+    <w:lvl w:ilvl="3" w:tplc="04090001" w:tentative="1">
+      <w:start w:val="1"/>
+      <w:numFmt w:val="bullet"/>
+      <w:lvlText w:val=""/>
+      <w:lvlJc w:val="left"/>
+      <w:pPr>
+        <w:ind w:left="2880" w:hanging="360"/>
+      </w:pPr>
+      <w:rPr>
+        <w:rFonts w:ascii="Symbol" w:hAnsi="Symbol" w:hint="default"/>
+      </w:rPr>
+    </w:lvl>
+    <w:lvl w:ilvl="4" w:tplc="04090003" w:tentative="1">
+      <w:start w:val="1"/>
+      <w:numFmt w:val="bullet"/>
+      <w:lvlText w:val="o"/>
+      <w:lvlJc w:val="left"/>
+      <w:pPr>
+        <w:ind w:left="3600" w:hanging="360"/>
+      </w:pPr>
+      <w:rPr>
+        <w:rFonts w:ascii="Courier New" w:hAnsi="Courier New" w:cs="Courier New" w:hint="default"/>
+      </w:rPr>
+    </w:lvl>
+    <w:lvl w:ilvl="5" w:tplc="04090005" w:tentative="1">
+      <w:start w:val="1"/>
+      <w:numFmt w:val="bullet"/>
+      <w:lvlText w:val=""/>
+      <w:lvlJc w:val="left"/>
+      <w:pPr>
+        <w:ind w:left="4320" w:hanging="360"/>
+      </w:pPr>
+      <w:rPr>
+        <w:rFonts w:ascii="Wingdings" w:hAnsi="Wingdings" w:hint="default"/>
+      </w:rPr>
+    </w:lvl>
+    <w:lvl w:ilvl="6" w:tplc="04090001" w:tentative="1">
+      <w:start w:val="1"/>
+      <w:numFmt w:val="bullet"/>
+      <w:lvlText w:val=""/>
+      <w:lvlJc w:val="left"/>
+      <w:pPr>
+        <w:ind w:left="5040" w:hanging="360"/>
+      </w:pPr>
+      <w:rPr>
+        <w:rFonts w:ascii="Symbol" w:hAnsi="Symbol" w:hint="default"/>
+      </w:rPr>
+    </w:lvl>
+    <w:lvl w:ilvl="7" w:tplc="04090003" w:tentative="1">
+      <w:start w:val="1"/>
+      <w:numFmt w:val="bullet"/>
+      <w:lvlText w:val="o"/>
+      <w:lvlJc w:val="left"/>
+      <w:pPr>
+        <w:ind w:left="5760" w:hanging="360"/>
+      </w:pPr>
+      <w:rPr>
+        <w:rFonts w:ascii="Courier New" w:hAnsi="Courier New" w:cs="Courier New" w:hint="default"/>
+      </w:rPr>
+    </w:lvl>
+    <w:lvl w:ilvl="8" w:tplc="04090005" w:tentative="1">
+      <w:start w:val="1"/>
+      <w:numFmt w:val="bullet"/>
+      <w:lvlText w:val=""/>
+      <w:lvlJc w:val="left"/>
+      <w:pPr>
+        <w:ind w:left="6480" w:hanging="360"/>
+      </w:pPr>
+      <w:rPr>
+        <w:rFonts w:ascii="Wingdings" w:hAnsi="Wingdings" w:hint="default"/>
+      </w:rPr>
+    </w:lvl>
+  </w:abstractNum>
+  <w:abstractNum w:abstractNumId="14" w15:restartNumberingAfterBreak="0">
+    <w:nsid w:val="170CD2DE"/>
+    <w:multiLevelType w:val="multilevel"/>
+    <w:tmpl w:val="95A2D256"/>
+    <w:lvl w:ilvl="0">
+      <w:numFmt w:val="bullet"/>
+      <w:lvlText w:val=" "/>
+      <w:lvlJc w:val="left"/>
+      <w:pPr>
+        <w:tabs>
+          <w:tab w:val="num" w:pos="0"/>
+        </w:tabs>
+        <w:ind w:left="480" w:hanging="480"/>
+      </w:pPr>
+    </w:lvl>
+    <w:lvl w:ilvl="1">
+      <w:numFmt w:val="bullet"/>
+      <w:lvlText w:val=" "/>
+      <w:lvlJc w:val="left"/>
+      <w:pPr>
+        <w:tabs>
+          <w:tab w:val="num" w:pos="720"/>
+        </w:tabs>
+        <w:ind w:left="1200" w:hanging="480"/>
+      </w:pPr>
+    </w:lvl>
+    <w:lvl w:ilvl="2">
+      <w:numFmt w:val="bullet"/>
+      <w:lvlText w:val=" "/>
+      <w:lvlJc w:val="left"/>
+      <w:pPr>
+        <w:tabs>
+          <w:tab w:val="num" w:pos="1440"/>
+        </w:tabs>
+        <w:ind w:left="1920" w:hanging="480"/>
+      </w:pPr>
+    </w:lvl>
+    <w:lvl w:ilvl="3">
+      <w:numFmt w:val="bullet"/>
+      <w:lvlText w:val=" "/>
+      <w:lvlJc w:val="left"/>
+      <w:pPr>
+        <w:tabs>
+          <w:tab w:val="num" w:pos="2160"/>
+        </w:tabs>
+        <w:ind w:left="2640" w:hanging="480"/>
+      </w:pPr>
+    </w:lvl>
+    <w:lvl w:ilvl="4">
+      <w:numFmt w:val="bullet"/>
+      <w:lvlText w:val=" "/>
+      <w:lvlJc w:val="left"/>
+      <w:pPr>
+        <w:tabs>
+          <w:tab w:val="num" w:pos="2880"/>
+        </w:tabs>
+        <w:ind w:left="3360" w:hanging="480"/>
+      </w:pPr>
+    </w:lvl>
+    <w:lvl w:ilvl="5">
+      <w:numFmt w:val="bullet"/>
+      <w:lvlText w:val=" "/>
+      <w:lvlJc w:val="left"/>
+      <w:pPr>
+        <w:tabs>
+          <w:tab w:val="num" w:pos="3600"/>
+        </w:tabs>
+        <w:ind w:left="4080" w:hanging="480"/>
+      </w:pPr>
+    </w:lvl>
+    <w:lvl w:ilvl="6">
+      <w:numFmt w:val="bullet"/>
+      <w:lvlText w:val=" "/>
+      <w:lvlJc w:val="left"/>
+      <w:pPr>
+        <w:tabs>
+          <w:tab w:val="num" w:pos="4320"/>
+        </w:tabs>
+        <w:ind w:left="4800" w:hanging="480"/>
+      </w:pPr>
+    </w:lvl>
+    <w:lvl w:ilvl="7">
+      <w:numFmt w:val="bullet"/>
+      <w:lvlText w:val=" "/>
+      <w:lvlJc w:val="left"/>
+      <w:pPr>
+        <w:tabs>
+          <w:tab w:val="num" w:pos="5040"/>
+        </w:tabs>
+        <w:ind w:left="5520" w:hanging="480"/>
+      </w:pPr>
+    </w:lvl>
+    <w:lvl w:ilvl="8">
+      <w:numFmt w:val="bullet"/>
+      <w:lvlText w:val=" "/>
+      <w:lvlJc w:val="left"/>
+      <w:pPr>
+        <w:tabs>
+          <w:tab w:val="num" w:pos="5760"/>
+        </w:tabs>
+        <w:ind w:left="6240" w:hanging="480"/>
+      </w:pPr>
+    </w:lvl>
+  </w:abstractNum>
+  <w:abstractNum w:abstractNumId="15" w15:restartNumberingAfterBreak="0">
+    <w:nsid w:val="1B900AA5"/>
+    <w:multiLevelType w:val="multilevel"/>
+    <w:tmpl w:val="0B10E236"/>
+    <w:lvl w:ilvl="0">
+      <w:start w:val="14"/>
+      <w:numFmt w:val="decimal"/>
+      <w:lvlText w:val="%1"/>
+      <w:lvlJc w:val="left"/>
+      <w:pPr>
+        <w:ind w:left="504" w:hanging="504"/>
+      </w:pPr>
+      <w:rPr>
+        <w:rFonts w:hint="default"/>
+      </w:rPr>
+    </w:lvl>
+    <w:lvl w:ilvl="1">
+      <w:start w:val="5"/>
+      <w:numFmt w:val="decimal"/>
+      <w:lvlText w:val="%1.%2"/>
+      <w:lvlJc w:val="left"/>
+      <w:pPr>
+        <w:ind w:left="504" w:hanging="504"/>
+      </w:pPr>
+      <w:rPr>
+        <w:rFonts w:hint="default"/>
+      </w:rPr>
+    </w:lvl>
+    <w:lvl w:ilvl="2">
+      <w:start w:val="1"/>
+      <w:numFmt w:val="decimal"/>
+      <w:lvlText w:val="%1.%2.%3"/>
+      <w:lvlJc w:val="left"/>
+      <w:pPr>
+        <w:ind w:left="720" w:hanging="720"/>
+      </w:pPr>
+      <w:rPr>
+        <w:rFonts w:hint="default"/>
+      </w:rPr>
+    </w:lvl>
+    <w:lvl w:ilvl="3">
+      <w:start w:val="1"/>
+      <w:numFmt w:val="decimal"/>
+      <w:lvlText w:val="%1.%2.%3.%4"/>
+      <w:lvlJc w:val="left"/>
+      <w:pPr>
+        <w:ind w:left="720" w:hanging="720"/>
+      </w:pPr>
+      <w:rPr>
+        <w:rFonts w:hint="default"/>
+      </w:rPr>
+    </w:lvl>
+    <w:lvl w:ilvl="4">
+      <w:start w:val="1"/>
+      <w:numFmt w:val="decimal"/>
+      <w:lvlText w:val="%1.%2.%3.%4.%5"/>
+      <w:lvlJc w:val="left"/>
+      <w:pPr>
+        <w:ind w:left="1080" w:hanging="1080"/>
+      </w:pPr>
+      <w:rPr>
+        <w:rFonts w:hint="default"/>
+      </w:rPr>
+    </w:lvl>
+    <w:lvl w:ilvl="5">
+      <w:start w:val="1"/>
+      <w:numFmt w:val="decimal"/>
+      <w:lvlText w:val="%1.%2.%3.%4.%5.%6"/>
+      <w:lvlJc w:val="left"/>
+      <w:pPr>
+        <w:ind w:left="1080" w:hanging="1080"/>
+      </w:pPr>
+      <w:rPr>
+        <w:rFonts w:hint="default"/>
+      </w:rPr>
+    </w:lvl>
+    <w:lvl w:ilvl="6">
+      <w:start w:val="1"/>
+      <w:numFmt w:val="decimal"/>
+      <w:lvlText w:val="%1.%2.%3.%4.%5.%6.%7"/>
+      <w:lvlJc w:val="left"/>
+      <w:pPr>
+        <w:ind w:left="1440" w:hanging="1440"/>
+      </w:pPr>
+      <w:rPr>
+        <w:rFonts w:hint="default"/>
+      </w:rPr>
+    </w:lvl>
+    <w:lvl w:ilvl="7">
+      <w:start w:val="1"/>
+      <w:numFmt w:val="decimal"/>
+      <w:lvlText w:val="%1.%2.%3.%4.%5.%6.%7.%8"/>
+      <w:lvlJc w:val="left"/>
+      <w:pPr>
+        <w:ind w:left="1440" w:hanging="1440"/>
+      </w:pPr>
+      <w:rPr>
+        <w:rFonts w:hint="default"/>
+      </w:rPr>
+    </w:lvl>
+    <w:lvl w:ilvl="8">
+      <w:start w:val="1"/>
+      <w:numFmt w:val="decimal"/>
+      <w:lvlText w:val="%1.%2.%3.%4.%5.%6.%7.%8.%9"/>
+      <w:lvlJc w:val="left"/>
+      <w:pPr>
+        <w:ind w:left="1800" w:hanging="1800"/>
+      </w:pPr>
+      <w:rPr>
+        <w:rFonts w:hint="default"/>
+      </w:rPr>
+    </w:lvl>
+  </w:abstractNum>
+  <w:abstractNum w:abstractNumId="16" w15:restartNumberingAfterBreak="0">
+    <w:nsid w:val="4D283490"/>
+    <w:multiLevelType w:val="multilevel"/>
     <w:tmpl w:val="1F8E00F8"/>
     <w:lvl w:ilvl="0">
       <w:start w:val="1"/>
@@ -22829,7 +23268,7 @@
       <w:lvlText w:val="%1."/>
       <w:lvlJc w:val="left"/>
       <w:pPr>
-        <w:ind w:left="720" w:hanging="360"/>
+        <w:ind w:left="1080" w:hanging="360"/>
       </w:pPr>
       <w:rPr>
         <w:b/>
@@ -22841,7 +23280,7 @@
       <w:lvlText w:val="%2."/>
       <w:lvlJc w:val="left"/>
       <w:pPr>
-        <w:ind w:left="1440" w:hanging="360"/>
+        <w:ind w:left="1800" w:hanging="360"/>
       </w:pPr>
     </w:lvl>
     <w:lvl w:ilvl="2">
@@ -22850,7 +23289,7 @@
       <w:lvlText w:val="%3."/>
       <w:lvlJc w:val="left"/>
       <w:pPr>
-        <w:ind w:left="2160" w:hanging="360"/>
+        <w:ind w:left="2520" w:hanging="360"/>
       </w:pPr>
     </w:lvl>
     <w:lvl w:ilvl="3">
@@ -22859,7 +23298,7 @@
       <w:lvlText w:val="%4."/>
       <w:lvlJc w:val="left"/>
       <w:pPr>
-        <w:ind w:left="2880" w:hanging="360"/>
+        <w:ind w:left="3240" w:hanging="360"/>
       </w:pPr>
     </w:lvl>
     <w:lvl w:ilvl="4">
@@ -22868,7 +23307,7 @@
       <w:lvlText w:val="%5."/>
       <w:lvlJc w:val="left"/>
       <w:pPr>
-        <w:ind w:left="3600" w:hanging="360"/>
+        <w:ind w:left="3960" w:hanging="360"/>
       </w:pPr>
     </w:lvl>
     <w:lvl w:ilvl="5">
@@ -22877,7 +23316,7 @@
       <w:lvlText w:val="%6."/>
       <w:lvlJc w:val="left"/>
       <w:pPr>
-        <w:ind w:left="4320" w:hanging="360"/>
+        <w:ind w:left="4680" w:hanging="360"/>
       </w:pPr>
     </w:lvl>
     <w:lvl w:ilvl="6">
@@ -22886,7 +23325,7 @@
       <w:lvlText w:val="%7."/>
       <w:lvlJc w:val="left"/>
       <w:pPr>
-        <w:ind w:left="5040" w:hanging="360"/>
+        <w:ind w:left="5400" w:hanging="360"/>
       </w:pPr>
     </w:lvl>
     <w:lvl w:ilvl="7">
@@ -22895,7 +23334,7 @@
       <w:lvlText w:val="%8."/>
       <w:lvlJc w:val="left"/>
       <w:pPr>
-        <w:ind w:left="5760" w:hanging="360"/>
+        <w:ind w:left="6120" w:hanging="360"/>
       </w:pPr>
     </w:lvl>
     <w:lvl w:ilvl="8">
@@ -22904,111 +23343,96 @@
       <w:lvlText w:val="%9."/>
       <w:lvlJc w:val="left"/>
       <w:pPr>
-        <w:ind w:left="6480" w:hanging="360"/>
+        <w:ind w:left="6840" w:hanging="360"/>
       </w:pPr>
     </w:lvl>
   </w:abstractNum>
-  <w:abstractNum w:abstractNumId="13" w15:restartNumberingAfterBreak="0">
-    <w:nsid w:val="170CD2DE"/>
+  <w:abstractNum w:abstractNumId="17" w15:restartNumberingAfterBreak="0">
+    <w:nsid w:val="6D965010"/>
     <w:multiLevelType w:val="multilevel"/>
-    <w:tmpl w:val="95A2D256"/>
+    <w:tmpl w:val="1F8E00F8"/>
     <w:lvl w:ilvl="0">
-      <w:numFmt w:val="bullet"/>
-      <w:lvlText w:val=" "/>
+      <w:start w:val="1"/>
+      <w:numFmt w:val="decimal"/>
+      <w:lvlText w:val="%1."/>
       <w:lvlJc w:val="left"/>
       <w:pPr>
-        <w:tabs>
-          <w:tab w:val="num" w:pos="0"/>
-        </w:tabs>
-        <w:ind w:left="480" w:hanging="480"/>
-      </w:pPr>
+        <w:ind w:left="1080" w:hanging="360"/>
+      </w:pPr>
+      <w:rPr>
+        <w:b/>
+      </w:rPr>
     </w:lvl>
     <w:lvl w:ilvl="1">
-      <w:numFmt w:val="bullet"/>
-      <w:lvlText w:val=" "/>
+      <w:start w:val="1"/>
+      <w:numFmt w:val="decimal"/>
+      <w:lvlText w:val="%2."/>
       <w:lvlJc w:val="left"/>
       <w:pPr>
-        <w:tabs>
-          <w:tab w:val="num" w:pos="720"/>
-        </w:tabs>
-        <w:ind w:left="1200" w:hanging="480"/>
+        <w:ind w:left="1800" w:hanging="360"/>
       </w:pPr>
     </w:lvl>
     <w:lvl w:ilvl="2">
-      <w:numFmt w:val="bullet"/>
-      <w:lvlText w:val=" "/>
+      <w:start w:val="1"/>
+      <w:numFmt w:val="decimal"/>
+      <w:lvlText w:val="%3."/>
       <w:lvlJc w:val="left"/>
       <w:pPr>
-        <w:tabs>
-          <w:tab w:val="num" w:pos="1440"/>
-        </w:tabs>
-        <w:ind w:left="1920" w:hanging="480"/>
+        <w:ind w:left="2520" w:hanging="360"/>
       </w:pPr>
     </w:lvl>
     <w:lvl w:ilvl="3">
-      <w:numFmt w:val="bullet"/>
-      <w:lvlText w:val=" "/>
+      <w:start w:val="1"/>
+      <w:numFmt w:val="decimal"/>
+      <w:lvlText w:val="%4."/>
       <w:lvlJc w:val="left"/>
       <w:pPr>
-        <w:tabs>
-          <w:tab w:val="num" w:pos="2160"/>
-        </w:tabs>
-        <w:ind w:left="2640" w:hanging="480"/>
+        <w:ind w:left="3240" w:hanging="360"/>
       </w:pPr>
     </w:lvl>
     <w:lvl w:ilvl="4">
-      <w:numFmt w:val="bullet"/>
-      <w:lvlText w:val=" "/>
+      <w:start w:val="1"/>
+      <w:numFmt w:val="decimal"/>
+      <w:lvlText w:val="%5."/>
       <w:lvlJc w:val="left"/>
       <w:pPr>
-        <w:tabs>
-          <w:tab w:val="num" w:pos="2880"/>
-        </w:tabs>
-        <w:ind w:left="3360" w:hanging="480"/>
+        <w:ind w:left="3960" w:hanging="360"/>
       </w:pPr>
     </w:lvl>
     <w:lvl w:ilvl="5">
-      <w:numFmt w:val="bullet"/>
-      <w:lvlText w:val=" "/>
+      <w:start w:val="1"/>
+      <w:numFmt w:val="decimal"/>
+      <w:lvlText w:val="%6."/>
       <w:lvlJc w:val="left"/>
       <w:pPr>
-        <w:tabs>
-          <w:tab w:val="num" w:pos="3600"/>
-        </w:tabs>
-        <w:ind w:left="4080" w:hanging="480"/>
+        <w:ind w:left="4680" w:hanging="360"/>
       </w:pPr>
     </w:lvl>
     <w:lvl w:ilvl="6">
-      <w:numFmt w:val="bullet"/>
-      <w:lvlText w:val=" "/>
+      <w:start w:val="1"/>
+      <w:numFmt w:val="decimal"/>
+      <w:lvlText w:val="%7."/>
       <w:lvlJc w:val="left"/>
       <w:pPr>
-        <w:tabs>
-          <w:tab w:val="num" w:pos="4320"/>
-        </w:tabs>
-        <w:ind w:left="4800" w:hanging="480"/>
+        <w:ind w:left="5400" w:hanging="360"/>
       </w:pPr>
     </w:lvl>
     <w:lvl w:ilvl="7">
-      <w:numFmt w:val="bullet"/>
-      <w:lvlText w:val=" "/>
+      <w:start w:val="1"/>
+      <w:numFmt w:val="decimal"/>
+      <w:lvlText w:val="%8."/>
       <w:lvlJc w:val="left"/>
       <w:pPr>
-        <w:tabs>
-          <w:tab w:val="num" w:pos="5040"/>
-        </w:tabs>
-        <w:ind w:left="5520" w:hanging="480"/>
+        <w:ind w:left="6120" w:hanging="360"/>
       </w:pPr>
     </w:lvl>
     <w:lvl w:ilvl="8">
-      <w:numFmt w:val="bullet"/>
-      <w:lvlText w:val=" "/>
+      <w:start w:val="1"/>
+      <w:numFmt w:val="decimal"/>
+      <w:lvlText w:val="%9."/>
       <w:lvlJc w:val="left"/>
       <w:pPr>
-        <w:tabs>
-          <w:tab w:val="num" w:pos="5760"/>
-        </w:tabs>
-        <w:ind w:left="6240" w:hanging="480"/>
+        <w:ind w:left="6840" w:hanging="360"/>
       </w:pPr>
     </w:lvl>
   </w:abstractNum>
@@ -23049,7 +23473,7 @@
     </w:lvlOverride>
   </w:num>
   <w:num w:numId="4">
-    <w:abstractNumId w:val="13"/>
+    <w:abstractNumId w:val="14"/>
   </w:num>
   <w:num w:numId="5">
     <w:abstractNumId w:val="9"/>
@@ -23083,6 +23507,18 @@
   </w:num>
   <w:num w:numId="15">
     <w:abstractNumId w:val="10"/>
+  </w:num>
+  <w:num w:numId="16">
+    <w:abstractNumId w:val="17"/>
+  </w:num>
+  <w:num w:numId="17">
+    <w:abstractNumId w:val="16"/>
+  </w:num>
+  <w:num w:numId="18">
+    <w:abstractNumId w:val="13"/>
+  </w:num>
+  <w:num w:numId="19">
+    <w:abstractNumId w:val="15"/>
   </w:num>
   <w:numIdMacAtCleanup w:val="3"/>
 </w:numbering>
@@ -24564,7 +25000,7 @@
 </file>
 
 <file path=customXml/itemProps1.xml><?xml version="1.0" encoding="utf-8"?>
-<ds:datastoreItem xmlns:ds="http://schemas.openxmlformats.org/officeDocument/2006/customXml" ds:itemID="{EB1A72E8-544B-4696-9CED-A4BC84861527}">
+<ds:datastoreItem xmlns:ds="http://schemas.openxmlformats.org/officeDocument/2006/customXml" ds:itemID="{B80F59B3-5CC8-433A-8244-A6AA4FA4C67C}">
   <ds:schemaRefs>
     <ds:schemaRef ds:uri="http://schemas.openxmlformats.org/officeDocument/2006/bibliography"/>
   </ds:schemaRefs>
